--- a/心智后台_完整游戏策划案.docx
+++ b/心智后台_完整游戏策划案.docx
@@ -10,10 +10,10 @@
       </w:pPr>
       <w:r>
         <w:rPr>
-          <w:rFonts w:ascii="黑体" w:hAnsi="黑体" w:eastAsia="黑体" w:cs="黑体"/>
+          <w:rFonts w:ascii="宋体" w:hAnsi="宋体" w:eastAsia="宋体" w:cs="黑体"/>
           <w:b/>
           <w:color w:val="000000"/>
-          <w:sz w:val="44"/>
+          <w:sz w:val="24"/>
         </w:rPr>
         <w:t>《心智后台》完整游戏策划案</w:t>
       </w:r>
@@ -204,7 +204,7 @@
       </w:pPr>
       <w:r>
         <w:rPr>
-          <w:rFonts w:ascii="黑体" w:hAnsi="黑体" w:eastAsia="黑体" w:cs="黑体"/>
+          <w:rFonts w:ascii="宋体" w:hAnsi="宋体" w:eastAsia="宋体" w:cs="黑体"/>
           <w:b/>
           <w:color w:val="000000"/>
           <w:sz w:val="24"/>
@@ -217,11 +217,21 @@
         <w:ind w:left="113"/>
       </w:pPr>
       <w:r>
+        <w:rPr>
+          <w:rFonts w:ascii="宋体" w:hAnsi="宋体" w:eastAsia="宋体"/>
+          <w:color w:val="000000"/>
+          <w:sz w:val="24"/>
+        </w:rPr>
         <w:t>本文档按当前可玩原型整理，用于记录玩法思路、系统拆解、内容补全与持续迭代。后续修改建议继续保留章节编号与表格结构，便于追踪需求变化。</w:t>
       </w:r>
     </w:p>
     <w:p>
       <w:r>
+        <w:rPr>
+          <w:rFonts w:ascii="宋体" w:hAnsi="宋体" w:eastAsia="宋体"/>
+          <w:color w:val="000000"/>
+          <w:sz w:val="24"/>
+        </w:rPr>
         <w:br w:type="page"/>
       </w:r>
     </w:p>
@@ -231,10 +241,10 @@
       </w:pPr>
       <w:r>
         <w:rPr>
-          <w:rFonts w:ascii="黑体" w:hAnsi="黑体" w:eastAsia="黑体" w:cs="黑体"/>
+          <w:rFonts w:ascii="宋体" w:hAnsi="宋体" w:eastAsia="宋体" w:cs="黑体"/>
           <w:b/>
           <w:color w:val="000000"/>
-          <w:sz w:val="28"/>
+          <w:sz w:val="24"/>
         </w:rPr>
         <w:t>1. 项目概述</w:t>
       </w:r>
@@ -245,7 +255,7 @@
       </w:pPr>
       <w:r>
         <w:rPr>
-          <w:rFonts w:ascii="黑体" w:hAnsi="黑体" w:eastAsia="黑体" w:cs="黑体"/>
+          <w:rFonts w:ascii="宋体" w:hAnsi="宋体" w:eastAsia="宋体" w:cs="黑体"/>
           <w:b/>
           <w:color w:val="000000"/>
           <w:sz w:val="24"/>
@@ -269,7 +279,7 @@
       </w:pPr>
       <w:r>
         <w:rPr>
-          <w:rFonts w:ascii="黑体" w:hAnsi="黑体" w:eastAsia="黑体" w:cs="黑体"/>
+          <w:rFonts w:ascii="宋体" w:hAnsi="宋体" w:eastAsia="宋体" w:cs="黑体"/>
           <w:b/>
           <w:color w:val="000000"/>
           <w:sz w:val="24"/>
@@ -293,7 +303,7 @@
       </w:pPr>
       <w:r>
         <w:rPr>
-          <w:rFonts w:ascii="黑体" w:hAnsi="黑体" w:eastAsia="黑体" w:cs="黑体"/>
+          <w:rFonts w:ascii="宋体" w:hAnsi="宋体" w:eastAsia="宋体" w:cs="黑体"/>
           <w:b/>
           <w:color w:val="000000"/>
           <w:sz w:val="24"/>
@@ -314,7 +324,7 @@
     <w:p>
       <w:r>
         <w:rPr>
-          <w:rFonts w:ascii="黑体" w:hAnsi="黑体" w:eastAsia="黑体" w:cs="宋体"/>
+          <w:rFonts w:ascii="宋体" w:hAnsi="宋体" w:eastAsia="宋体" w:cs="宋体"/>
           <w:b/>
           <w:color w:val="000000"/>
           <w:sz w:val="24"/>
@@ -393,7 +403,7 @@
       </w:pPr>
       <w:r>
         <w:rPr>
-          <w:rFonts w:ascii="黑体" w:hAnsi="黑体" w:eastAsia="黑体" w:cs="黑体"/>
+          <w:rFonts w:ascii="宋体" w:hAnsi="宋体" w:eastAsia="宋体" w:cs="黑体"/>
           <w:b/>
           <w:color w:val="000000"/>
           <w:sz w:val="24"/>
@@ -414,7 +424,7 @@
     <w:p>
       <w:r>
         <w:rPr>
-          <w:rFonts w:ascii="黑体" w:hAnsi="黑体" w:eastAsia="黑体" w:cs="宋体"/>
+          <w:rFonts w:ascii="宋体" w:hAnsi="宋体" w:eastAsia="宋体" w:cs="宋体"/>
           <w:b/>
           <w:color w:val="000000"/>
           <w:sz w:val="24"/>
@@ -480,7 +490,7 @@
       </w:pPr>
       <w:r>
         <w:rPr>
-          <w:rFonts w:ascii="黑体" w:hAnsi="黑体" w:eastAsia="黑体" w:cs="黑体"/>
+          <w:rFonts w:ascii="宋体" w:hAnsi="宋体" w:eastAsia="宋体" w:cs="黑体"/>
           <w:b/>
           <w:color w:val="000000"/>
           <w:sz w:val="24"/>
@@ -491,7 +501,7 @@
     <w:p>
       <w:r>
         <w:rPr>
-          <w:rFonts w:ascii="黑体" w:hAnsi="黑体" w:eastAsia="黑体" w:cs="宋体"/>
+          <w:rFonts w:ascii="宋体" w:hAnsi="宋体" w:eastAsia="宋体" w:cs="宋体"/>
           <w:b/>
           <w:color w:val="000000"/>
           <w:sz w:val="24"/>
@@ -557,37 +567,104 @@
       </w:pPr>
       <w:r>
         <w:rPr>
+          <w:rFonts w:ascii="宋体" w:hAnsi="宋体" w:eastAsia="宋体"/>
+          <w:color w:val="000000"/>
+          <w:sz w:val="24"/>
+        </w:rPr>
+        <w:t>奖励、插件、事件、休息、商店、宝箱已实现基础版本；商店已支持固定库存、售罄状态与指定删牌。</w:t>
+      </w:r>
+    </w:p>
+    <w:p>
+      <w:pPr>
+        <w:pStyle w:val="ListBullet"/>
+      </w:pPr>
+      <w:r>
+        <w:rPr>
+          <w:rFonts w:ascii="宋体" w:hAnsi="宋体" w:eastAsia="宋体"/>
+          <w:color w:val="000000"/>
+          <w:sz w:val="24"/>
+        </w:rPr>
+        <w:t>第一层普通怪、精英与 Boss 已按当前设计接入；第二、三层仍保留部分旧配置，待后续重命名与重做素材。</w:t>
+      </w:r>
+    </w:p>
+    <w:p>
+      <w:pPr>
+        <w:pStyle w:val="ListBullet"/>
+      </w:pPr>
+      <w:r>
+        <w:rPr>
           <w:rFonts w:ascii="宋体" w:hAnsi="宋体" w:eastAsia="宋体" w:cs="宋体"/>
           <w:color w:val="000000"/>
           <w:sz w:val="24"/>
         </w:rPr>
-        <w:t>奖励、插件、事件、休息、商店、宝箱已实现基础版本。</w:t>
-      </w:r>
-    </w:p>
-    <w:p>
-      <w:pPr>
-        <w:pStyle w:val="ListBullet"/>
-      </w:pPr>
+        <w:t>已具备视觉风格雏形：深色终端、发光屏幕、代码面板、故障感 UI。</w:t>
+      </w:r>
+    </w:p>
+    <w:p>
       <w:r>
         <w:rPr>
           <w:rFonts w:ascii="宋体" w:hAnsi="宋体" w:eastAsia="宋体" w:cs="宋体"/>
           <w:color w:val="000000"/>
           <w:sz w:val="24"/>
         </w:rPr>
-        <w:t>三个 Boss 及多类普通/精英敌人已接入。</w:t>
-      </w:r>
-    </w:p>
-    <w:p>
-      <w:pPr>
-        <w:pStyle w:val="ListBullet"/>
-      </w:pPr>
+        <w:t>当前仍属于可玩 Demo 原型，距离比较完整的“对外试玩版本”还需要补齐教程、数值调优、内容包装、存档、音效、美术一致性与稳定性测试。</w:t>
+      </w:r>
+    </w:p>
+    <w:p>
+      <w:pPr>
+        <w:spacing w:before="40" w:after="40"/>
+      </w:pPr>
+    </w:p>
+    <w:p>
+      <w:pPr>
+        <w:pStyle w:val="Heading1"/>
+      </w:pPr>
+      <w:r>
+        <w:rPr>
+          <w:rFonts w:ascii="宋体" w:hAnsi="宋体" w:eastAsia="宋体" w:cs="黑体"/>
+          <w:b/>
+          <w:color w:val="000000"/>
+          <w:sz w:val="24"/>
+        </w:rPr>
+        <w:t>2. 世界观与叙事设定</w:t>
+      </w:r>
+    </w:p>
+    <w:p>
+      <w:pPr>
+        <w:pStyle w:val="Heading2"/>
+      </w:pPr>
+      <w:r>
+        <w:rPr>
+          <w:rFonts w:ascii="宋体" w:hAnsi="宋体" w:eastAsia="宋体" w:cs="黑体"/>
+          <w:b/>
+          <w:color w:val="000000"/>
+          <w:sz w:val="24"/>
+        </w:rPr>
+        <w:t>2.1 世界观一句话</w:t>
+      </w:r>
+    </w:p>
+    <w:p>
       <w:r>
         <w:rPr>
           <w:rFonts w:ascii="宋体" w:hAnsi="宋体" w:eastAsia="宋体" w:cs="宋体"/>
           <w:color w:val="000000"/>
           <w:sz w:val="24"/>
         </w:rPr>
-        <w:t>已具备视觉风格雏形：深色终端、发光屏幕、代码面板、故障感 UI。</w:t>
+        <w:t>深夜调试失控 Bug 的程序员陷入自己的潜意识系统，只能用代码与卡牌调试内心的焦虑、创伤与自我怀疑。</w:t>
+      </w:r>
+    </w:p>
+    <w:p>
+      <w:pPr>
+        <w:pStyle w:val="Heading2"/>
+      </w:pPr>
+      <w:r>
+        <w:rPr>
+          <w:rFonts w:ascii="宋体" w:hAnsi="宋体" w:eastAsia="宋体" w:cs="黑体"/>
+          <w:b/>
+          <w:color w:val="000000"/>
+          <w:sz w:val="24"/>
+        </w:rPr>
+        <w:t>2.2 故事背景</w:t>
       </w:r>
     </w:p>
     <w:p>
@@ -597,26 +674,27 @@
           <w:color w:val="000000"/>
           <w:sz w:val="24"/>
         </w:rPr>
-        <w:t>当前仍属于可玩 Demo 原型，距离比较完整的“对外试玩版本”还需要补齐教程、数值调优、内容包装、存档、音效、美术一致性与稳定性测试。</w:t>
-      </w:r>
-    </w:p>
-    <w:p>
-      <w:pPr>
-        <w:spacing w:before="40" w:after="40"/>
-      </w:pPr>
-    </w:p>
-    <w:p>
-      <w:pPr>
-        <w:pStyle w:val="Heading1"/>
-      </w:pPr>
-      <w:r>
-        <w:rPr>
-          <w:rFonts w:ascii="黑体" w:hAnsi="黑体" w:eastAsia="黑体" w:cs="黑体"/>
-          <w:b/>
-          <w:color w:val="000000"/>
-          <w:sz w:val="28"/>
-        </w:rPr>
-        <w:t>2. 世界观与叙事设定</w:t>
+        <w:t>玩家是一名疲惫到极限的程序员。某个深夜，玩家在调试一个迟迟无法解决的问题时睡着，并坠入名为“心智后台”的潜意识空间。</w:t>
+      </w:r>
+    </w:p>
+    <w:p>
+      <w:r>
+        <w:rPr>
+          <w:rFonts w:ascii="宋体" w:hAnsi="宋体" w:eastAsia="宋体" w:cs="宋体"/>
+          <w:color w:val="000000"/>
+          <w:sz w:val="24"/>
+        </w:rPr>
+        <w:t>这里不是普通梦境，而是由焦虑、Bug 记忆、失败项目、技术债、自我否定共同构成的系统世界。敌人是异常存在，行为以代码形式暴露；玩家需要看懂它们的逻辑，并通过构筑自己的程序进行反制。</w:t>
+      </w:r>
+    </w:p>
+    <w:p>
+      <w:r>
+        <w:rPr>
+          <w:rFonts w:ascii="宋体" w:hAnsi="宋体" w:eastAsia="宋体" w:cs="宋体"/>
+          <w:color w:val="000000"/>
+          <w:sz w:val="24"/>
+        </w:rPr>
+        <w:t>游戏最终目标不是简单消灭敌人，而是完成一次“调试自己”的旅程。</w:t>
       </w:r>
     </w:p>
     <w:p>
@@ -625,75 +703,7 @@
       </w:pPr>
       <w:r>
         <w:rPr>
-          <w:rFonts w:ascii="黑体" w:hAnsi="黑体" w:eastAsia="黑体" w:cs="黑体"/>
-          <w:b/>
-          <w:color w:val="000000"/>
-          <w:sz w:val="24"/>
-        </w:rPr>
-        <w:t>2.1 世界观一句话</w:t>
-      </w:r>
-    </w:p>
-    <w:p>
-      <w:r>
-        <w:rPr>
-          <w:rFonts w:ascii="宋体" w:hAnsi="宋体" w:eastAsia="宋体" w:cs="宋体"/>
-          <w:color w:val="000000"/>
-          <w:sz w:val="24"/>
-        </w:rPr>
-        <w:t>深夜调试失控 Bug 的程序员陷入自己的潜意识系统，只能用代码与卡牌调试内心的焦虑、创伤与自我怀疑。</w:t>
-      </w:r>
-    </w:p>
-    <w:p>
-      <w:pPr>
-        <w:pStyle w:val="Heading2"/>
-      </w:pPr>
-      <w:r>
-        <w:rPr>
-          <w:rFonts w:ascii="黑体" w:hAnsi="黑体" w:eastAsia="黑体" w:cs="黑体"/>
-          <w:b/>
-          <w:color w:val="000000"/>
-          <w:sz w:val="24"/>
-        </w:rPr>
-        <w:t>2.2 故事背景</w:t>
-      </w:r>
-    </w:p>
-    <w:p>
-      <w:r>
-        <w:rPr>
-          <w:rFonts w:ascii="宋体" w:hAnsi="宋体" w:eastAsia="宋体" w:cs="宋体"/>
-          <w:color w:val="000000"/>
-          <w:sz w:val="24"/>
-        </w:rPr>
-        <w:t>玩家是一名疲惫到极限的程序员。某个深夜，玩家在调试一个迟迟无法解决的问题时睡着，并坠入名为“心智后台”的潜意识空间。</w:t>
-      </w:r>
-    </w:p>
-    <w:p>
-      <w:r>
-        <w:rPr>
-          <w:rFonts w:ascii="宋体" w:hAnsi="宋体" w:eastAsia="宋体" w:cs="宋体"/>
-          <w:color w:val="000000"/>
-          <w:sz w:val="24"/>
-        </w:rPr>
-        <w:t>这里不是普通梦境，而是由焦虑、Bug 记忆、失败项目、技术债、自我否定共同构成的系统世界。敌人是异常存在，行为以代码形式暴露；玩家需要看懂它们的逻辑，并通过构筑自己的程序进行反制。</w:t>
-      </w:r>
-    </w:p>
-    <w:p>
-      <w:r>
-        <w:rPr>
-          <w:rFonts w:ascii="宋体" w:hAnsi="宋体" w:eastAsia="宋体" w:cs="宋体"/>
-          <w:color w:val="000000"/>
-          <w:sz w:val="24"/>
-        </w:rPr>
-        <w:t>游戏最终目标不是简单消灭敌人，而是完成一次“调试自己”的旅程。</w:t>
-      </w:r>
-    </w:p>
-    <w:p>
-      <w:pPr>
-        <w:pStyle w:val="Heading2"/>
-      </w:pPr>
-      <w:r>
-        <w:rPr>
-          <w:rFonts w:ascii="黑体" w:hAnsi="黑体" w:eastAsia="黑体" w:cs="黑体"/>
+          <w:rFonts w:ascii="宋体" w:hAnsi="宋体" w:eastAsia="宋体" w:cs="黑体"/>
           <w:b/>
           <w:color w:val="000000"/>
           <w:sz w:val="24"/>
@@ -885,6 +895,11 @@
           </w:tcPr>
           <w:p>
             <w:r>
+              <w:rPr>
+                <w:rFonts w:ascii="宋体" w:hAnsi="宋体" w:eastAsia="宋体"/>
+                <w:color w:val="000000"/>
+                <w:sz w:val="24"/>
+              </w:rPr>
               <w:t>Bug 领域</w:t>
             </w:r>
           </w:p>
@@ -902,6 +917,11 @@
           </w:tcPr>
           <w:p>
             <w:r>
+              <w:rPr>
+                <w:rFonts w:ascii="宋体" w:hAnsi="宋体" w:eastAsia="宋体"/>
+                <w:color w:val="000000"/>
+                <w:sz w:val="24"/>
+              </w:rPr>
               <w:t>日常焦虑、弹窗打断、低级错误与临时催促</w:t>
             </w:r>
           </w:p>
@@ -919,6 +939,11 @@
           </w:tcPr>
           <w:p>
             <w:r>
+              <w:rPr>
+                <w:rFonts w:ascii="宋体" w:hAnsi="宋体" w:eastAsia="宋体"/>
+                <w:color w:val="000000"/>
+                <w:sz w:val="24"/>
+              </w:rPr>
               <w:t>红字审判</w:t>
             </w:r>
           </w:p>
@@ -1144,7 +1169,7 @@
       </w:pPr>
       <w:r>
         <w:rPr>
-          <w:rFonts w:ascii="黑体" w:hAnsi="黑体" w:eastAsia="黑体" w:cs="黑体"/>
+          <w:rFonts w:ascii="宋体" w:hAnsi="宋体" w:eastAsia="宋体" w:cs="黑体"/>
           <w:b/>
           <w:color w:val="000000"/>
           <w:sz w:val="24"/>
@@ -1155,7 +1180,7 @@
     <w:p>
       <w:r>
         <w:rPr>
-          <w:rFonts w:ascii="黑体" w:hAnsi="黑体" w:eastAsia="黑体" w:cs="宋体"/>
+          <w:rFonts w:ascii="宋体" w:hAnsi="宋体" w:eastAsia="宋体" w:cs="宋体"/>
           <w:b/>
           <w:color w:val="000000"/>
           <w:sz w:val="24"/>
@@ -1231,7 +1256,7 @@
     <w:p>
       <w:r>
         <w:rPr>
-          <w:rFonts w:ascii="黑体" w:hAnsi="黑体" w:eastAsia="黑体" w:cs="宋体"/>
+          <w:rFonts w:ascii="宋体" w:hAnsi="宋体" w:eastAsia="宋体" w:cs="宋体"/>
           <w:b/>
           <w:color w:val="000000"/>
           <w:sz w:val="24"/>
@@ -1302,10 +1327,10 @@
       </w:pPr>
       <w:r>
         <w:rPr>
-          <w:rFonts w:ascii="黑体" w:hAnsi="黑体" w:eastAsia="黑体" w:cs="黑体"/>
+          <w:rFonts w:ascii="宋体" w:hAnsi="宋体" w:eastAsia="宋体" w:cs="黑体"/>
           <w:b/>
           <w:color w:val="000000"/>
-          <w:sz w:val="28"/>
+          <w:sz w:val="24"/>
         </w:rPr>
         <w:t>3. 目标体验</w:t>
       </w:r>
@@ -1316,7 +1341,7 @@
       </w:pPr>
       <w:r>
         <w:rPr>
-          <w:rFonts w:ascii="黑体" w:hAnsi="黑体" w:eastAsia="黑体" w:cs="黑体"/>
+          <w:rFonts w:ascii="宋体" w:hAnsi="宋体" w:eastAsia="宋体" w:cs="黑体"/>
           <w:b/>
           <w:color w:val="000000"/>
           <w:sz w:val="24"/>
@@ -1336,7 +1361,12 @@
     </w:p>
     <w:p>
       <w:r>
-        <w:t>第一层应让玩家快速理解系统，并通过 Bug、错字虫、红点提醒等怪物获得基础战斗反馈。</w:t>
+        <w:rPr>
+          <w:rFonts w:ascii="宋体" w:hAnsi="宋体" w:eastAsia="宋体"/>
+          <w:color w:val="000000"/>
+          <w:sz w:val="24"/>
+        </w:rPr>
+        <w:t>第一层应让玩家快速理解系统，并通过 BUG、Error、回环、岔路等怪物获得基础战斗反馈。</w:t>
       </w:r>
     </w:p>
     <w:p>
@@ -1365,7 +1395,7 @@
       </w:pPr>
       <w:r>
         <w:rPr>
-          <w:rFonts w:ascii="黑体" w:hAnsi="黑体" w:eastAsia="黑体" w:cs="黑体"/>
+          <w:rFonts w:ascii="宋体" w:hAnsi="宋体" w:eastAsia="宋体" w:cs="黑体"/>
           <w:b/>
           <w:color w:val="000000"/>
           <w:sz w:val="24"/>
@@ -1444,7 +1474,7 @@
       </w:pPr>
       <w:r>
         <w:rPr>
-          <w:rFonts w:ascii="黑体" w:hAnsi="黑体" w:eastAsia="黑体" w:cs="黑体"/>
+          <w:rFonts w:ascii="宋体" w:hAnsi="宋体" w:eastAsia="宋体" w:cs="黑体"/>
           <w:b/>
           <w:color w:val="000000"/>
           <w:sz w:val="24"/>
@@ -1528,10 +1558,10 @@
       </w:pPr>
       <w:r>
         <w:rPr>
-          <w:rFonts w:ascii="黑体" w:hAnsi="黑体" w:eastAsia="黑体" w:cs="黑体"/>
+          <w:rFonts w:ascii="宋体" w:hAnsi="宋体" w:eastAsia="宋体" w:cs="黑体"/>
           <w:b/>
           <w:color w:val="000000"/>
-          <w:sz w:val="28"/>
+          <w:sz w:val="24"/>
         </w:rPr>
         <w:t>4. 完整游戏流程</w:t>
       </w:r>
@@ -1542,7 +1572,7 @@
       </w:pPr>
       <w:r>
         <w:rPr>
-          <w:rFonts w:ascii="黑体" w:hAnsi="黑体" w:eastAsia="黑体" w:cs="黑体"/>
+          <w:rFonts w:ascii="宋体" w:hAnsi="宋体" w:eastAsia="宋体" w:cs="黑体"/>
           <w:b/>
           <w:color w:val="000000"/>
           <w:sz w:val="24"/>
@@ -2064,7 +2094,7 @@
       </w:pPr>
       <w:r>
         <w:rPr>
-          <w:rFonts w:ascii="黑体" w:hAnsi="黑体" w:eastAsia="黑体" w:cs="黑体"/>
+          <w:rFonts w:ascii="宋体" w:hAnsi="宋体" w:eastAsia="宋体" w:cs="黑体"/>
           <w:b/>
           <w:color w:val="000000"/>
           <w:sz w:val="24"/>
@@ -2075,7 +2105,7 @@
     <w:p>
       <w:r>
         <w:rPr>
-          <w:rFonts w:ascii="黑体" w:hAnsi="黑体" w:eastAsia="黑体" w:cs="宋体"/>
+          <w:rFonts w:ascii="宋体" w:hAnsi="宋体" w:eastAsia="宋体" w:cs="宋体"/>
           <w:b/>
           <w:color w:val="000000"/>
           <w:sz w:val="24"/>
@@ -2125,7 +2155,7 @@
     <w:p>
       <w:r>
         <w:rPr>
-          <w:rFonts w:ascii="黑体" w:hAnsi="黑体" w:eastAsia="黑体" w:cs="宋体"/>
+          <w:rFonts w:ascii="宋体" w:hAnsi="宋体" w:eastAsia="宋体" w:cs="宋体"/>
           <w:b/>
           <w:color w:val="000000"/>
           <w:sz w:val="24"/>
@@ -2178,7 +2208,7 @@
       </w:pPr>
       <w:r>
         <w:rPr>
-          <w:rFonts w:ascii="黑体" w:hAnsi="黑体" w:eastAsia="黑体" w:cs="黑体"/>
+          <w:rFonts w:ascii="宋体" w:hAnsi="宋体" w:eastAsia="宋体" w:cs="黑体"/>
           <w:b/>
           <w:color w:val="000000"/>
           <w:sz w:val="24"/>
@@ -2199,7 +2229,7 @@
     <w:p>
       <w:r>
         <w:rPr>
-          <w:rFonts w:ascii="黑体" w:hAnsi="黑体" w:eastAsia="黑体" w:cs="宋体"/>
+          <w:rFonts w:ascii="宋体" w:hAnsi="宋体" w:eastAsia="宋体" w:cs="宋体"/>
           <w:b/>
           <w:color w:val="000000"/>
           <w:sz w:val="24"/>
@@ -2773,7 +2803,7 @@
       </w:pPr>
       <w:r>
         <w:rPr>
-          <w:rFonts w:ascii="黑体" w:hAnsi="黑体" w:eastAsia="黑体" w:cs="黑体"/>
+          <w:rFonts w:ascii="宋体" w:hAnsi="宋体" w:eastAsia="宋体" w:cs="黑体"/>
           <w:b/>
           <w:color w:val="000000"/>
           <w:sz w:val="24"/>
@@ -2794,7 +2824,7 @@
     <w:p>
       <w:r>
         <w:rPr>
-          <w:rFonts w:ascii="黑体" w:hAnsi="黑体" w:eastAsia="黑体" w:cs="宋体"/>
+          <w:rFonts w:ascii="宋体" w:hAnsi="宋体" w:eastAsia="宋体" w:cs="宋体"/>
           <w:b/>
           <w:color w:val="000000"/>
           <w:sz w:val="24"/>
@@ -3263,7 +3293,7 @@
     <w:p>
       <w:r>
         <w:rPr>
-          <w:rFonts w:ascii="黑体" w:hAnsi="黑体" w:eastAsia="黑体" w:cs="宋体"/>
+          <w:rFonts w:ascii="宋体" w:hAnsi="宋体" w:eastAsia="宋体" w:cs="宋体"/>
           <w:b/>
           <w:color w:val="000000"/>
           <w:sz w:val="24"/>
@@ -3321,10 +3351,10 @@
       </w:pPr>
       <w:r>
         <w:rPr>
-          <w:rFonts w:ascii="黑体" w:hAnsi="黑体" w:eastAsia="黑体" w:cs="黑体"/>
+          <w:rFonts w:ascii="宋体" w:hAnsi="宋体" w:eastAsia="宋体" w:cs="黑体"/>
           <w:b/>
           <w:color w:val="000000"/>
-          <w:sz w:val="28"/>
+          <w:sz w:val="24"/>
         </w:rPr>
         <w:t>5. 战斗系统</w:t>
       </w:r>
@@ -3335,7 +3365,7 @@
       </w:pPr>
       <w:r>
         <w:rPr>
-          <w:rFonts w:ascii="黑体" w:hAnsi="黑体" w:eastAsia="黑体" w:cs="黑体"/>
+          <w:rFonts w:ascii="宋体" w:hAnsi="宋体" w:eastAsia="宋体" w:cs="黑体"/>
           <w:b/>
           <w:color w:val="000000"/>
           <w:sz w:val="24"/>
@@ -3346,7 +3376,7 @@
     <w:p>
       <w:r>
         <w:rPr>
-          <w:rFonts w:ascii="黑体" w:hAnsi="黑体" w:eastAsia="黑体" w:cs="宋体"/>
+          <w:rFonts w:ascii="宋体" w:hAnsi="宋体" w:eastAsia="宋体" w:cs="宋体"/>
           <w:b/>
           <w:color w:val="000000"/>
           <w:sz w:val="24"/>
@@ -3425,7 +3455,7 @@
       </w:pPr>
       <w:r>
         <w:rPr>
-          <w:rFonts w:ascii="黑体" w:hAnsi="黑体" w:eastAsia="黑体" w:cs="黑体"/>
+          <w:rFonts w:ascii="宋体" w:hAnsi="宋体" w:eastAsia="宋体" w:cs="黑体"/>
           <w:b/>
           <w:color w:val="000000"/>
           <w:sz w:val="24"/>
@@ -3436,7 +3466,7 @@
     <w:p>
       <w:r>
         <w:rPr>
-          <w:rFonts w:ascii="黑体" w:hAnsi="黑体" w:eastAsia="黑体" w:cs="宋体"/>
+          <w:rFonts w:ascii="宋体" w:hAnsi="宋体" w:eastAsia="宋体" w:cs="宋体"/>
           <w:b/>
           <w:color w:val="000000"/>
           <w:sz w:val="24"/>
@@ -3489,11 +3519,34 @@
       </w:pPr>
       <w:r>
         <w:rPr>
+          <w:rFonts w:ascii="宋体" w:hAnsi="宋体" w:eastAsia="宋体"/>
+          <w:color w:val="000000"/>
+          <w:sz w:val="24"/>
+        </w:rPr>
+        <w:t>抽牌时若对应抽牌堆为空，才将对应弃牌堆洗入抽牌堆；否则弃牌堆保留，不在每回合开始自动洗回。</w:t>
+      </w:r>
+    </w:p>
+    <w:p>
+      <w:pPr>
+        <w:pStyle w:val="ListNumber"/>
+      </w:pPr>
+      <w:r>
+        <w:rPr>
           <w:rFonts w:ascii="宋体" w:hAnsi="宋体" w:eastAsia="宋体" w:cs="宋体"/>
           <w:color w:val="000000"/>
           <w:sz w:val="24"/>
         </w:rPr>
-        <w:t>合并弃牌堆并洗入抽牌堆。</w:t>
+        <w:t>按配额抽取指令牌与参数牌。</w:t>
+      </w:r>
+    </w:p>
+    <w:p>
+      <w:r>
+        <w:rPr>
+          <w:rFonts w:ascii="宋体" w:hAnsi="宋体" w:eastAsia="宋体"/>
+          <w:color w:val="000000"/>
+          <w:sz w:val="24"/>
+        </w:rPr>
+        <w:t>牌堆分为指令抽牌堆/弃牌堆与参数抽牌堆/弃牌堆，两类牌分别在耗尽对应抽牌堆时洗回，形成类似《杀戮尖塔》的消耗-弃牌-重洗循环。</w:t>
       </w:r>
     </w:p>
     <w:p>
@@ -3506,7 +3559,18 @@
           <w:color w:val="000000"/>
           <w:sz w:val="24"/>
         </w:rPr>
-        <w:t>按配额抽取指令牌与参数牌。</w:t>
+        <w:t>展示敌方本回合意图。</w:t>
+      </w:r>
+    </w:p>
+    <w:p>
+      <w:r>
+        <w:rPr>
+          <w:rFonts w:ascii="宋体" w:hAnsi="宋体" w:eastAsia="宋体" w:cs="宋体"/>
+          <w:b/>
+          <w:color w:val="000000"/>
+          <w:sz w:val="24"/>
+        </w:rPr>
+        <w:t>玩家行动：</w:t>
       </w:r>
     </w:p>
     <w:p>
@@ -3519,18 +3583,70 @@
           <w:color w:val="000000"/>
           <w:sz w:val="24"/>
         </w:rPr>
-        <w:t>展示敌方本回合意图。</w:t>
-      </w:r>
-    </w:p>
-    <w:p>
-      <w:r>
-        <w:rPr>
-          <w:rFonts w:ascii="黑体" w:hAnsi="黑体" w:eastAsia="黑体" w:cs="宋体"/>
+        <w:t>将指令牌拖入编程区。</w:t>
+      </w:r>
+    </w:p>
+    <w:p>
+      <w:pPr>
+        <w:pStyle w:val="ListNumber"/>
+      </w:pPr>
+      <w:r>
+        <w:rPr>
+          <w:rFonts w:ascii="宋体" w:hAnsi="宋体" w:eastAsia="宋体" w:cs="宋体"/>
+          <w:color w:val="000000"/>
+          <w:sz w:val="24"/>
+        </w:rPr>
+        <w:t>将参数牌填入需要参数的指令。</w:t>
+      </w:r>
+    </w:p>
+    <w:p>
+      <w:pPr>
+        <w:pStyle w:val="ListNumber"/>
+      </w:pPr>
+      <w:r>
+        <w:rPr>
+          <w:rFonts w:ascii="宋体" w:hAnsi="宋体" w:eastAsia="宋体" w:cs="宋体"/>
+          <w:color w:val="000000"/>
+          <w:sz w:val="24"/>
+        </w:rPr>
+        <w:t>将语法牌作为结构容器，放入子指令。</w:t>
+      </w:r>
+    </w:p>
+    <w:p>
+      <w:pPr>
+        <w:pStyle w:val="ListNumber"/>
+      </w:pPr>
+      <w:r>
+        <w:rPr>
+          <w:rFonts w:ascii="宋体" w:hAnsi="宋体" w:eastAsia="宋体" w:cs="宋体"/>
+          <w:color w:val="000000"/>
+          <w:sz w:val="24"/>
+        </w:rPr>
+        <w:t>选择“如果”牌的判断条件。</w:t>
+      </w:r>
+    </w:p>
+    <w:p>
+      <w:pPr>
+        <w:pStyle w:val="ListNumber"/>
+      </w:pPr>
+      <w:r>
+        <w:rPr>
+          <w:rFonts w:ascii="宋体" w:hAnsi="宋体" w:eastAsia="宋体" w:cs="宋体"/>
+          <w:color w:val="000000"/>
+          <w:sz w:val="24"/>
+        </w:rPr>
+        <w:t>点击运行，按顺序执行程序。</w:t>
+      </w:r>
+    </w:p>
+    <w:p>
+      <w:r>
+        <w:rPr>
+          <w:rFonts w:ascii="宋体" w:hAnsi="宋体" w:eastAsia="宋体" w:cs="宋体"/>
           <w:b/>
           <w:color w:val="000000"/>
           <w:sz w:val="24"/>
         </w:rPr>
-        <w:t>玩家行动：</w:t>
+        <w:t>敌人回合：</w:t>
       </w:r>
     </w:p>
     <w:p>
@@ -3543,7 +3659,7 @@
           <w:color w:val="000000"/>
           <w:sz w:val="24"/>
         </w:rPr>
-        <w:t>将指令牌拖入编程区。</w:t>
+        <w:t>处理燃烧等回合初效果。</w:t>
       </w:r>
     </w:p>
     <w:p>
@@ -3556,7 +3672,7 @@
           <w:color w:val="000000"/>
           <w:sz w:val="24"/>
         </w:rPr>
-        <w:t>将参数牌填入需要参数的指令。</w:t>
+        <w:t>执行敌方意图。</w:t>
       </w:r>
     </w:p>
     <w:p>
@@ -3569,7 +3685,7 @@
           <w:color w:val="000000"/>
           <w:sz w:val="24"/>
         </w:rPr>
-        <w:t>将语法牌作为结构容器，放入子指令。</w:t>
+        <w:t>处理中毒等回合末效果。</w:t>
       </w:r>
     </w:p>
     <w:p>
@@ -3582,7 +3698,7 @@
           <w:color w:val="000000"/>
           <w:sz w:val="24"/>
         </w:rPr>
-        <w:t>选择“如果”牌的判断条件。</w:t>
+        <w:t>判断胜负。</w:t>
       </w:r>
     </w:p>
     <w:p>
@@ -3595,103 +3711,27 @@
           <w:color w:val="000000"/>
           <w:sz w:val="24"/>
         </w:rPr>
-        <w:t>点击运行，按顺序执行程序。</w:t>
-      </w:r>
-    </w:p>
-    <w:p>
-      <w:r>
-        <w:rPr>
-          <w:rFonts w:ascii="黑体" w:hAnsi="黑体" w:eastAsia="黑体" w:cs="宋体"/>
+        <w:t>若双方未结束，进入下一回合。</w:t>
+      </w:r>
+    </w:p>
+    <w:p>
+      <w:pPr>
+        <w:pStyle w:val="Heading2"/>
+      </w:pPr>
+      <w:r>
+        <w:rPr>
+          <w:rFonts w:ascii="宋体" w:hAnsi="宋体" w:eastAsia="宋体" w:cs="黑体"/>
           <w:b/>
           <w:color w:val="000000"/>
           <w:sz w:val="24"/>
         </w:rPr>
-        <w:t>敌人回合：</w:t>
-      </w:r>
-    </w:p>
-    <w:p>
-      <w:pPr>
-        <w:pStyle w:val="ListNumber"/>
-      </w:pPr>
+        <w:t>5.3 资源与限制</w:t>
+      </w:r>
+    </w:p>
+    <w:p>
       <w:r>
         <w:rPr>
           <w:rFonts w:ascii="宋体" w:hAnsi="宋体" w:eastAsia="宋体" w:cs="宋体"/>
-          <w:color w:val="000000"/>
-          <w:sz w:val="24"/>
-        </w:rPr>
-        <w:t>处理燃烧等回合初效果。</w:t>
-      </w:r>
-    </w:p>
-    <w:p>
-      <w:pPr>
-        <w:pStyle w:val="ListNumber"/>
-      </w:pPr>
-      <w:r>
-        <w:rPr>
-          <w:rFonts w:ascii="宋体" w:hAnsi="宋体" w:eastAsia="宋体" w:cs="宋体"/>
-          <w:color w:val="000000"/>
-          <w:sz w:val="24"/>
-        </w:rPr>
-        <w:t>执行敌方意图。</w:t>
-      </w:r>
-    </w:p>
-    <w:p>
-      <w:pPr>
-        <w:pStyle w:val="ListNumber"/>
-      </w:pPr>
-      <w:r>
-        <w:rPr>
-          <w:rFonts w:ascii="宋体" w:hAnsi="宋体" w:eastAsia="宋体" w:cs="宋体"/>
-          <w:color w:val="000000"/>
-          <w:sz w:val="24"/>
-        </w:rPr>
-        <w:t>处理中毒等回合末效果。</w:t>
-      </w:r>
-    </w:p>
-    <w:p>
-      <w:pPr>
-        <w:pStyle w:val="ListNumber"/>
-      </w:pPr>
-      <w:r>
-        <w:rPr>
-          <w:rFonts w:ascii="宋体" w:hAnsi="宋体" w:eastAsia="宋体" w:cs="宋体"/>
-          <w:color w:val="000000"/>
-          <w:sz w:val="24"/>
-        </w:rPr>
-        <w:t>判断胜负。</w:t>
-      </w:r>
-    </w:p>
-    <w:p>
-      <w:pPr>
-        <w:pStyle w:val="ListNumber"/>
-      </w:pPr>
-      <w:r>
-        <w:rPr>
-          <w:rFonts w:ascii="宋体" w:hAnsi="宋体" w:eastAsia="宋体" w:cs="宋体"/>
-          <w:color w:val="000000"/>
-          <w:sz w:val="24"/>
-        </w:rPr>
-        <w:t>若双方未结束，进入下一回合。</w:t>
-      </w:r>
-    </w:p>
-    <w:p>
-      <w:pPr>
-        <w:pStyle w:val="Heading2"/>
-      </w:pPr>
-      <w:r>
-        <w:rPr>
-          <w:rFonts w:ascii="黑体" w:hAnsi="黑体" w:eastAsia="黑体" w:cs="黑体"/>
-          <w:b/>
-          <w:color w:val="000000"/>
-          <w:sz w:val="24"/>
-        </w:rPr>
-        <w:t>5.3 资源与限制</w:t>
-      </w:r>
-    </w:p>
-    <w:p>
-      <w:r>
-        <w:rPr>
-          <w:rFonts w:ascii="黑体" w:hAnsi="黑体" w:eastAsia="黑体" w:cs="宋体"/>
           <w:b/>
           <w:color w:val="000000"/>
           <w:sz w:val="24"/>
@@ -4373,7 +4413,7 @@
       </w:pPr>
       <w:r>
         <w:rPr>
-          <w:rFonts w:ascii="黑体" w:hAnsi="黑体" w:eastAsia="黑体" w:cs="黑体"/>
+          <w:rFonts w:ascii="宋体" w:hAnsi="宋体" w:eastAsia="宋体" w:cs="黑体"/>
           <w:b/>
           <w:color w:val="000000"/>
           <w:sz w:val="24"/>
@@ -4387,7 +4427,7 @@
       </w:pPr>
       <w:r>
         <w:rPr>
-          <w:rFonts w:ascii="黑体" w:hAnsi="黑体" w:eastAsia="黑体" w:cs="黑体"/>
+          <w:rFonts w:ascii="宋体" w:hAnsi="宋体" w:eastAsia="宋体" w:cs="黑体"/>
           <w:b/>
           <w:color w:val="000000"/>
           <w:sz w:val="24"/>
@@ -4408,7 +4448,7 @@
     <w:p>
       <w:r>
         <w:rPr>
-          <w:rFonts w:ascii="黑体" w:hAnsi="黑体" w:eastAsia="黑体" w:cs="宋体"/>
+          <w:rFonts w:ascii="宋体" w:hAnsi="宋体" w:eastAsia="宋体" w:cs="宋体"/>
           <w:b/>
           <w:color w:val="000000"/>
           <w:sz w:val="24"/>
@@ -4526,11 +4566,24 @@
       </w:pPr>
       <w:r>
         <w:rPr>
+          <w:rFonts w:ascii="宋体" w:hAnsi="宋体" w:eastAsia="宋体"/>
+          <w:color w:val="000000"/>
+          <w:sz w:val="24"/>
+        </w:rPr>
+        <w:t>易伤：次数制；敌人接下来 X 次受到攻击伤害 +50%，每次受击消耗 1 层。</w:t>
+      </w:r>
+    </w:p>
+    <w:p>
+      <w:pPr>
+        <w:pStyle w:val="ListBullet"/>
+      </w:pPr>
+      <w:r>
+        <w:rPr>
           <w:rFonts w:ascii="宋体" w:hAnsi="宋体" w:eastAsia="宋体" w:cs="宋体"/>
           <w:color w:val="000000"/>
           <w:sz w:val="24"/>
         </w:rPr>
-        <w:t>易伤：提高敌人受到的伤害。</w:t>
+        <w:t>连击：执行多段小伤害。</w:t>
       </w:r>
     </w:p>
     <w:p>
@@ -4539,11 +4592,56 @@
       </w:pPr>
       <w:r>
         <w:rPr>
+          <w:rFonts w:ascii="宋体" w:hAnsi="宋体" w:eastAsia="宋体"/>
+          <w:color w:val="000000"/>
+          <w:sz w:val="24"/>
+        </w:rPr>
+        <w:t>双击：造成 X 点伤害两次；蓄力：下回合攻击伤害额外造成 50%，按四舍五入结算。</w:t>
+      </w:r>
+    </w:p>
+    <w:p>
+      <w:pPr>
+        <w:pStyle w:val="Heading2"/>
+      </w:pPr>
+      <w:r>
+        <w:rPr>
+          <w:rFonts w:ascii="宋体" w:hAnsi="宋体" w:eastAsia="宋体" w:cs="黑体"/>
+          <w:b/>
+          <w:color w:val="000000"/>
+          <w:sz w:val="24"/>
+        </w:rPr>
+        <w:t>参数牌</w:t>
+      </w:r>
+    </w:p>
+    <w:p>
+      <w:r>
+        <w:rPr>
           <w:rFonts w:ascii="宋体" w:hAnsi="宋体" w:eastAsia="宋体" w:cs="宋体"/>
           <w:color w:val="000000"/>
           <w:sz w:val="24"/>
         </w:rPr>
-        <w:t>连击：执行多段小伤害。</w:t>
+        <w:t>参数牌是数值资源，当前包含 1 至 10 的参数值。</w:t>
+      </w:r>
+    </w:p>
+    <w:p>
+      <w:r>
+        <w:rPr>
+          <w:rFonts w:ascii="宋体" w:hAnsi="宋体" w:eastAsia="宋体" w:cs="宋体"/>
+          <w:color w:val="000000"/>
+          <w:sz w:val="24"/>
+        </w:rPr>
+        <w:t>参数牌不是独立行动，必须填入指令或语法牌。</w:t>
+      </w:r>
+    </w:p>
+    <w:p>
+      <w:r>
+        <w:rPr>
+          <w:rFonts w:ascii="宋体" w:hAnsi="宋体" w:eastAsia="宋体" w:cs="宋体"/>
+          <w:b/>
+          <w:color w:val="000000"/>
+          <w:sz w:val="24"/>
+        </w:rPr>
+        <w:t>参数设计目标：</w:t>
       </w:r>
     </w:p>
     <w:p>
@@ -4556,7 +4654,33 @@
           <w:color w:val="000000"/>
           <w:sz w:val="24"/>
         </w:rPr>
-        <w:t>双击/蓄力：影响后续伤害或参数。</w:t>
+        <w:t>低参数牌用于灵活补位。</w:t>
+      </w:r>
+    </w:p>
+    <w:p>
+      <w:pPr>
+        <w:pStyle w:val="ListBullet"/>
+      </w:pPr>
+      <w:r>
+        <w:rPr>
+          <w:rFonts w:ascii="宋体" w:hAnsi="宋体" w:eastAsia="宋体" w:cs="宋体"/>
+          <w:color w:val="000000"/>
+          <w:sz w:val="24"/>
+        </w:rPr>
+        <w:t>高参数牌用于爆发，但受参数总上限约束。</w:t>
+      </w:r>
+    </w:p>
+    <w:p>
+      <w:pPr>
+        <w:pStyle w:val="ListBullet"/>
+      </w:pPr>
+      <w:r>
+        <w:rPr>
+          <w:rFonts w:ascii="宋体" w:hAnsi="宋体" w:eastAsia="宋体" w:cs="宋体"/>
+          <w:color w:val="000000"/>
+          <w:sz w:val="24"/>
+        </w:rPr>
+        <w:t>参数牌过多会污染手牌，过少则无法驱动指令。</w:t>
       </w:r>
     </w:p>
     <w:p>
@@ -4565,12 +4689,12 @@
       </w:pPr>
       <w:r>
         <w:rPr>
-          <w:rFonts w:ascii="黑体" w:hAnsi="黑体" w:eastAsia="黑体" w:cs="黑体"/>
+          <w:rFonts w:ascii="宋体" w:hAnsi="宋体" w:eastAsia="宋体" w:cs="黑体"/>
           <w:b/>
           <w:color w:val="000000"/>
           <w:sz w:val="24"/>
         </w:rPr>
-        <w:t>参数牌</w:t>
+        <w:t>语法牌</w:t>
       </w:r>
     </w:p>
     <w:p>
@@ -4580,28 +4704,18 @@
           <w:color w:val="000000"/>
           <w:sz w:val="24"/>
         </w:rPr>
-        <w:t>参数牌是数值资源，当前包含 1 至 10 的参数值。</w:t>
+        <w:t>语法牌是本作区别于常规卡牌构筑的核心。</w:t>
       </w:r>
     </w:p>
     <w:p>
       <w:r>
         <w:rPr>
           <w:rFonts w:ascii="宋体" w:hAnsi="宋体" w:eastAsia="宋体" w:cs="宋体"/>
-          <w:color w:val="000000"/>
-          <w:sz w:val="24"/>
-        </w:rPr>
-        <w:t>参数牌不是独立行动，必须填入指令或语法牌。</w:t>
-      </w:r>
-    </w:p>
-    <w:p>
-      <w:r>
-        <w:rPr>
-          <w:rFonts w:ascii="黑体" w:hAnsi="黑体" w:eastAsia="黑体" w:cs="宋体"/>
           <w:b/>
           <w:color w:val="000000"/>
           <w:sz w:val="24"/>
         </w:rPr>
-        <w:t>参数设计目标：</w:t>
+        <w:t>当前已实现：</w:t>
       </w:r>
     </w:p>
     <w:p>
@@ -4614,7 +4728,7 @@
           <w:color w:val="000000"/>
           <w:sz w:val="24"/>
         </w:rPr>
-        <w:t>低参数牌用于灵活补位。</w:t>
+        <w:t>循环：将内部指令执行 N 次。</w:t>
       </w:r>
     </w:p>
     <w:p>
@@ -4627,7 +4741,7 @@
           <w:color w:val="000000"/>
           <w:sz w:val="24"/>
         </w:rPr>
-        <w:t>高参数牌用于爆发，但受参数总上限约束。</w:t>
+        <w:t>加速循环：循环过程中逐步提高伤害倍率。</w:t>
       </w:r>
     </w:p>
     <w:p>
@@ -4640,7 +4754,33 @@
           <w:color w:val="000000"/>
           <w:sz w:val="24"/>
         </w:rPr>
-        <w:t>参数牌过多会污染手牌，过少则无法驱动指令。</w:t>
+        <w:t>双倍循环：循环中的每个子指令执行两次。</w:t>
+      </w:r>
+    </w:p>
+    <w:p>
+      <w:pPr>
+        <w:pStyle w:val="ListBullet"/>
+      </w:pPr>
+      <w:r>
+        <w:rPr>
+          <w:rFonts w:ascii="宋体" w:hAnsi="宋体" w:eastAsia="宋体" w:cs="宋体"/>
+          <w:color w:val="000000"/>
+          <w:sz w:val="24"/>
+        </w:rPr>
+        <w:t>如果：条件满足时执行内部指令，并应用 x2 或 +5 等效果。</w:t>
+      </w:r>
+    </w:p>
+    <w:p>
+      <w:pPr>
+        <w:pStyle w:val="ListBullet"/>
+      </w:pPr>
+      <w:r>
+        <w:rPr>
+          <w:rFonts w:ascii="宋体" w:hAnsi="宋体" w:eastAsia="宋体" w:cs="宋体"/>
+          <w:color w:val="000000"/>
+          <w:sz w:val="24"/>
+        </w:rPr>
+        <w:t>如果/否则：代码结构已有实现预留，可作为后续重点补充内容。</w:t>
       </w:r>
     </w:p>
     <w:p>
@@ -4649,12 +4789,12 @@
       </w:pPr>
       <w:r>
         <w:rPr>
-          <w:rFonts w:ascii="黑体" w:hAnsi="黑体" w:eastAsia="黑体" w:cs="黑体"/>
+          <w:rFonts w:ascii="宋体" w:hAnsi="宋体" w:eastAsia="宋体" w:cs="黑体"/>
           <w:b/>
           <w:color w:val="000000"/>
           <w:sz w:val="24"/>
         </w:rPr>
-        <w:t>语法牌</w:t>
+        <w:t>5.5 条件判断系统</w:t>
       </w:r>
     </w:p>
     <w:p>
@@ -4664,18 +4804,96 @@
           <w:color w:val="000000"/>
           <w:sz w:val="24"/>
         </w:rPr>
-        <w:t>语法牌是本作区别于常规卡牌构筑的核心。</w:t>
-      </w:r>
-    </w:p>
-    <w:p>
-      <w:r>
-        <w:rPr>
-          <w:rFonts w:ascii="黑体" w:hAnsi="黑体" w:eastAsia="黑体" w:cs="宋体"/>
+        <w:t>“如果”牌根据条件决定是否触发。当前条件池按稀有度扩展，包含：</w:t>
+      </w:r>
+    </w:p>
+    <w:p>
+      <w:pPr>
+        <w:pStyle w:val="ListBullet"/>
+      </w:pPr>
+      <w:r>
+        <w:rPr>
+          <w:rFonts w:ascii="宋体" w:hAnsi="宋体" w:eastAsia="宋体" w:cs="宋体"/>
+          <w:color w:val="000000"/>
+          <w:sz w:val="24"/>
+        </w:rPr>
+        <w:t>敌方 HP 低于 30%。</w:t>
+      </w:r>
+    </w:p>
+    <w:p>
+      <w:pPr>
+        <w:pStyle w:val="ListBullet"/>
+      </w:pPr>
+      <w:r>
+        <w:rPr>
+          <w:rFonts w:ascii="宋体" w:hAnsi="宋体" w:eastAsia="宋体" w:cs="宋体"/>
+          <w:color w:val="000000"/>
+          <w:sz w:val="24"/>
+        </w:rPr>
+        <w:t>我方 HP 高于 70%。</w:t>
+      </w:r>
+    </w:p>
+    <w:p>
+      <w:pPr>
+        <w:pStyle w:val="ListBullet"/>
+      </w:pPr>
+      <w:r>
+        <w:rPr>
+          <w:rFonts w:ascii="宋体" w:hAnsi="宋体" w:eastAsia="宋体" w:cs="宋体"/>
+          <w:color w:val="000000"/>
+          <w:sz w:val="24"/>
+        </w:rPr>
+        <w:t>本回合未打出过参数型指令。</w:t>
+      </w:r>
+    </w:p>
+    <w:p>
+      <w:pPr>
+        <w:pStyle w:val="ListBullet"/>
+      </w:pPr>
+      <w:r>
+        <w:rPr>
+          <w:rFonts w:ascii="宋体" w:hAnsi="宋体" w:eastAsia="宋体" w:cs="宋体"/>
+          <w:color w:val="000000"/>
+          <w:sz w:val="24"/>
+        </w:rPr>
+        <w:t>本回合已造成过伤害。</w:t>
+      </w:r>
+    </w:p>
+    <w:p>
+      <w:pPr>
+        <w:pStyle w:val="ListBullet"/>
+      </w:pPr>
+      <w:r>
+        <w:rPr>
+          <w:rFonts w:ascii="宋体" w:hAnsi="宋体" w:eastAsia="宋体" w:cs="宋体"/>
+          <w:color w:val="000000"/>
+          <w:sz w:val="24"/>
+        </w:rPr>
+        <w:t>敌方 HP 低于 50%。</w:t>
+      </w:r>
+    </w:p>
+    <w:p>
+      <w:pPr>
+        <w:pStyle w:val="ListBullet"/>
+      </w:pPr>
+      <w:r>
+        <w:rPr>
+          <w:rFonts w:ascii="宋体" w:hAnsi="宋体" w:eastAsia="宋体" w:cs="宋体"/>
+          <w:color w:val="000000"/>
+          <w:sz w:val="24"/>
+        </w:rPr>
+        <w:t>我方 HP 高于 50%。</w:t>
+      </w:r>
+    </w:p>
+    <w:p>
+      <w:r>
+        <w:rPr>
+          <w:rFonts w:ascii="宋体" w:hAnsi="宋体" w:eastAsia="宋体" w:cs="宋体"/>
           <w:b/>
           <w:color w:val="000000"/>
           <w:sz w:val="24"/>
         </w:rPr>
-        <w:t>当前已实现：</w:t>
+        <w:t>设计目标：</w:t>
       </w:r>
     </w:p>
     <w:p>
@@ -4688,7 +4906,7 @@
           <w:color w:val="000000"/>
           <w:sz w:val="24"/>
         </w:rPr>
-        <w:t>循环：将内部指令执行 N 次。</w:t>
+        <w:t>低级条件简单直观。</w:t>
       </w:r>
     </w:p>
     <w:p>
@@ -4701,7 +4919,7 @@
           <w:color w:val="000000"/>
           <w:sz w:val="24"/>
         </w:rPr>
-        <w:t>加速循环：循环过程中逐步提高伤害倍率。</w:t>
+        <w:t>高级条件提供更宽策略空间。</w:t>
       </w:r>
     </w:p>
     <w:p>
@@ -4714,205 +4932,27 @@
           <w:color w:val="000000"/>
           <w:sz w:val="24"/>
         </w:rPr>
-        <w:t>双倍循环：循环中的每个子指令执行两次。</w:t>
-      </w:r>
-    </w:p>
-    <w:p>
-      <w:pPr>
-        <w:pStyle w:val="ListBullet"/>
-      </w:pPr>
+        <w:t>玩家应能从敌我状态直接判断条件是否可能成立。</w:t>
+      </w:r>
+    </w:p>
+    <w:p>
+      <w:pPr>
+        <w:pStyle w:val="Heading2"/>
+      </w:pPr>
+      <w:r>
+        <w:rPr>
+          <w:rFonts w:ascii="宋体" w:hAnsi="宋体" w:eastAsia="宋体" w:cs="黑体"/>
+          <w:b/>
+          <w:color w:val="000000"/>
+          <w:sz w:val="24"/>
+        </w:rPr>
+        <w:t>5.6 状态系统</w:t>
+      </w:r>
+    </w:p>
+    <w:p>
       <w:r>
         <w:rPr>
           <w:rFonts w:ascii="宋体" w:hAnsi="宋体" w:eastAsia="宋体" w:cs="宋体"/>
-          <w:color w:val="000000"/>
-          <w:sz w:val="24"/>
-        </w:rPr>
-        <w:t>如果：条件满足时执行内部指令，并应用 x2 或 +5 等效果。</w:t>
-      </w:r>
-    </w:p>
-    <w:p>
-      <w:pPr>
-        <w:pStyle w:val="ListBullet"/>
-      </w:pPr>
-      <w:r>
-        <w:rPr>
-          <w:rFonts w:ascii="宋体" w:hAnsi="宋体" w:eastAsia="宋体" w:cs="宋体"/>
-          <w:color w:val="000000"/>
-          <w:sz w:val="24"/>
-        </w:rPr>
-        <w:t>如果/否则：代码结构已有实现预留，可作为后续重点补充内容。</w:t>
-      </w:r>
-    </w:p>
-    <w:p>
-      <w:pPr>
-        <w:pStyle w:val="Heading2"/>
-      </w:pPr>
-      <w:r>
-        <w:rPr>
-          <w:rFonts w:ascii="黑体" w:hAnsi="黑体" w:eastAsia="黑体" w:cs="黑体"/>
-          <w:b/>
-          <w:color w:val="000000"/>
-          <w:sz w:val="24"/>
-        </w:rPr>
-        <w:t>5.5 条件判断系统</w:t>
-      </w:r>
-    </w:p>
-    <w:p>
-      <w:r>
-        <w:rPr>
-          <w:rFonts w:ascii="宋体" w:hAnsi="宋体" w:eastAsia="宋体" w:cs="宋体"/>
-          <w:color w:val="000000"/>
-          <w:sz w:val="24"/>
-        </w:rPr>
-        <w:t>“如果”牌根据条件决定是否触发。当前条件池按稀有度扩展，包含：</w:t>
-      </w:r>
-    </w:p>
-    <w:p>
-      <w:pPr>
-        <w:pStyle w:val="ListBullet"/>
-      </w:pPr>
-      <w:r>
-        <w:rPr>
-          <w:rFonts w:ascii="宋体" w:hAnsi="宋体" w:eastAsia="宋体" w:cs="宋体"/>
-          <w:color w:val="000000"/>
-          <w:sz w:val="24"/>
-        </w:rPr>
-        <w:t>敌方 HP 低于 30%。</w:t>
-      </w:r>
-    </w:p>
-    <w:p>
-      <w:pPr>
-        <w:pStyle w:val="ListBullet"/>
-      </w:pPr>
-      <w:r>
-        <w:rPr>
-          <w:rFonts w:ascii="宋体" w:hAnsi="宋体" w:eastAsia="宋体" w:cs="宋体"/>
-          <w:color w:val="000000"/>
-          <w:sz w:val="24"/>
-        </w:rPr>
-        <w:t>我方 HP 高于 70%。</w:t>
-      </w:r>
-    </w:p>
-    <w:p>
-      <w:pPr>
-        <w:pStyle w:val="ListBullet"/>
-      </w:pPr>
-      <w:r>
-        <w:rPr>
-          <w:rFonts w:ascii="宋体" w:hAnsi="宋体" w:eastAsia="宋体" w:cs="宋体"/>
-          <w:color w:val="000000"/>
-          <w:sz w:val="24"/>
-        </w:rPr>
-        <w:t>本回合未打出过参数型指令。</w:t>
-      </w:r>
-    </w:p>
-    <w:p>
-      <w:pPr>
-        <w:pStyle w:val="ListBullet"/>
-      </w:pPr>
-      <w:r>
-        <w:rPr>
-          <w:rFonts w:ascii="宋体" w:hAnsi="宋体" w:eastAsia="宋体" w:cs="宋体"/>
-          <w:color w:val="000000"/>
-          <w:sz w:val="24"/>
-        </w:rPr>
-        <w:t>本回合已造成过伤害。</w:t>
-      </w:r>
-    </w:p>
-    <w:p>
-      <w:pPr>
-        <w:pStyle w:val="ListBullet"/>
-      </w:pPr>
-      <w:r>
-        <w:rPr>
-          <w:rFonts w:ascii="宋体" w:hAnsi="宋体" w:eastAsia="宋体" w:cs="宋体"/>
-          <w:color w:val="000000"/>
-          <w:sz w:val="24"/>
-        </w:rPr>
-        <w:t>敌方 HP 低于 50%。</w:t>
-      </w:r>
-    </w:p>
-    <w:p>
-      <w:pPr>
-        <w:pStyle w:val="ListBullet"/>
-      </w:pPr>
-      <w:r>
-        <w:rPr>
-          <w:rFonts w:ascii="宋体" w:hAnsi="宋体" w:eastAsia="宋体" w:cs="宋体"/>
-          <w:color w:val="000000"/>
-          <w:sz w:val="24"/>
-        </w:rPr>
-        <w:t>我方 HP 高于 50%。</w:t>
-      </w:r>
-    </w:p>
-    <w:p>
-      <w:r>
-        <w:rPr>
-          <w:rFonts w:ascii="黑体" w:hAnsi="黑体" w:eastAsia="黑体" w:cs="宋体"/>
-          <w:b/>
-          <w:color w:val="000000"/>
-          <w:sz w:val="24"/>
-        </w:rPr>
-        <w:t>设计目标：</w:t>
-      </w:r>
-    </w:p>
-    <w:p>
-      <w:pPr>
-        <w:pStyle w:val="ListBullet"/>
-      </w:pPr>
-      <w:r>
-        <w:rPr>
-          <w:rFonts w:ascii="宋体" w:hAnsi="宋体" w:eastAsia="宋体" w:cs="宋体"/>
-          <w:color w:val="000000"/>
-          <w:sz w:val="24"/>
-        </w:rPr>
-        <w:t>低级条件简单直观。</w:t>
-      </w:r>
-    </w:p>
-    <w:p>
-      <w:pPr>
-        <w:pStyle w:val="ListBullet"/>
-      </w:pPr>
-      <w:r>
-        <w:rPr>
-          <w:rFonts w:ascii="宋体" w:hAnsi="宋体" w:eastAsia="宋体" w:cs="宋体"/>
-          <w:color w:val="000000"/>
-          <w:sz w:val="24"/>
-        </w:rPr>
-        <w:t>高级条件提供更宽策略空间。</w:t>
-      </w:r>
-    </w:p>
-    <w:p>
-      <w:pPr>
-        <w:pStyle w:val="ListBullet"/>
-      </w:pPr>
-      <w:r>
-        <w:rPr>
-          <w:rFonts w:ascii="宋体" w:hAnsi="宋体" w:eastAsia="宋体" w:cs="宋体"/>
-          <w:color w:val="000000"/>
-          <w:sz w:val="24"/>
-        </w:rPr>
-        <w:t>玩家应能从敌我状态直接判断条件是否可能成立。</w:t>
-      </w:r>
-    </w:p>
-    <w:p>
-      <w:pPr>
-        <w:pStyle w:val="Heading2"/>
-      </w:pPr>
-      <w:r>
-        <w:rPr>
-          <w:rFonts w:ascii="黑体" w:hAnsi="黑体" w:eastAsia="黑体" w:cs="黑体"/>
-          <w:b/>
-          <w:color w:val="000000"/>
-          <w:sz w:val="24"/>
-        </w:rPr>
-        <w:t>5.6 状态系统</w:t>
-      </w:r>
-    </w:p>
-    <w:p>
-      <w:r>
-        <w:rPr>
-          <w:rFonts w:ascii="黑体" w:hAnsi="黑体" w:eastAsia="黑体" w:cs="宋体"/>
           <w:b/>
           <w:color w:val="000000"/>
           <w:sz w:val="24"/>
@@ -5345,10 +5385,10 @@
       </w:pPr>
       <w:r>
         <w:rPr>
-          <w:rFonts w:ascii="黑体" w:hAnsi="黑体" w:eastAsia="黑体" w:cs="黑体"/>
+          <w:rFonts w:ascii="宋体" w:hAnsi="宋体" w:eastAsia="宋体" w:cs="黑体"/>
           <w:b/>
           <w:color w:val="000000"/>
-          <w:sz w:val="28"/>
+          <w:sz w:val="24"/>
         </w:rPr>
         <w:t>6. 敌人与 Boss 设计</w:t>
       </w:r>
@@ -5359,7 +5399,7 @@
       </w:pPr>
       <w:r>
         <w:rPr>
-          <w:rFonts w:ascii="黑体" w:hAnsi="黑体" w:eastAsia="黑体" w:cs="黑体"/>
+          <w:rFonts w:ascii="宋体" w:hAnsi="宋体" w:eastAsia="宋体" w:cs="黑体"/>
           <w:b/>
           <w:color w:val="000000"/>
           <w:sz w:val="24"/>
@@ -5393,7 +5433,7 @@
       </w:pPr>
       <w:r>
         <w:rPr>
-          <w:rFonts w:ascii="黑体" w:hAnsi="黑体" w:eastAsia="黑体" w:cs="黑体"/>
+          <w:rFonts w:ascii="宋体" w:hAnsi="宋体" w:eastAsia="宋体" w:cs="黑体"/>
           <w:b/>
           <w:color w:val="000000"/>
           <w:sz w:val="24"/>
@@ -5439,6 +5479,11 @@
           </w:tcPr>
           <w:p>
             <w:r>
+              <w:rPr>
+                <w:rFonts w:ascii="宋体" w:hAnsi="宋体" w:eastAsia="宋体"/>
+                <w:color w:val="000000"/>
+                <w:sz w:val="24"/>
+              </w:rPr>
               <w:t>敌人</w:t>
             </w:r>
           </w:p>
@@ -5457,6 +5502,11 @@
           </w:tcPr>
           <w:p>
             <w:r>
+              <w:rPr>
+                <w:rFonts w:ascii="宋体" w:hAnsi="宋体" w:eastAsia="宋体"/>
+                <w:color w:val="000000"/>
+                <w:sz w:val="24"/>
+              </w:rPr>
               <w:t>层级</w:t>
             </w:r>
           </w:p>
@@ -5475,6 +5525,11 @@
           </w:tcPr>
           <w:p>
             <w:r>
+              <w:rPr>
+                <w:rFonts w:ascii="宋体" w:hAnsi="宋体" w:eastAsia="宋体"/>
+                <w:color w:val="000000"/>
+                <w:sz w:val="24"/>
+              </w:rPr>
               <w:t>行为特点</w:t>
             </w:r>
           </w:p>
@@ -5494,7 +5549,12 @@
           </w:tcPr>
           <w:p>
             <w:r>
-              <w:t>Bug</w:t>
+              <w:rPr>
+                <w:rFonts w:ascii="宋体" w:hAnsi="宋体" w:eastAsia="宋体"/>
+                <w:color w:val="000000"/>
+                <w:sz w:val="24"/>
+              </w:rPr>
+              <w:t>BUG</w:t>
             </w:r>
           </w:p>
         </w:tc>
@@ -5511,7 +5571,12 @@
           </w:tcPr>
           <w:p>
             <w:r>
-              <w:t>第一层</w:t>
+              <w:rPr>
+                <w:rFonts w:ascii="宋体" w:hAnsi="宋体" w:eastAsia="宋体"/>
+                <w:color w:val="000000"/>
+                <w:sz w:val="24"/>
+              </w:rPr>
+              <w:t>第一层普通</w:t>
             </w:r>
           </w:p>
         </w:tc>
@@ -5528,7 +5593,12 @@
           </w:tcPr>
           <w:p>
             <w:r>
-              <w:t>代码库为攻击 7、防御 7；行动循环为攻击 -&gt; 防御 -&gt; 攻击+防御；当前 HP 32</w:t>
+              <w:rPr>
+                <w:rFonts w:ascii="宋体" w:hAnsi="宋体" w:eastAsia="宋体"/>
+                <w:color w:val="000000"/>
+                <w:sz w:val="24"/>
+              </w:rPr>
+              <w:t>HP 28；行动循环为攻击[6] -&gt; 防御[5] -&gt; 攻击[6]+防御[5]；基础攻防教学。</w:t>
             </w:r>
           </w:p>
         </w:tc>
@@ -5547,7 +5617,12 @@
           </w:tcPr>
           <w:p>
             <w:r>
-              <w:t>错字虫</w:t>
+              <w:rPr>
+                <w:rFonts w:ascii="宋体" w:hAnsi="宋体" w:eastAsia="宋体"/>
+                <w:color w:val="000000"/>
+                <w:sz w:val="24"/>
+              </w:rPr>
+              <w:t>Error</w:t>
             </w:r>
           </w:p>
         </w:tc>
@@ -5564,7 +5639,12 @@
           </w:tcPr>
           <w:p>
             <w:r>
-              <w:t>第一层</w:t>
+              <w:rPr>
+                <w:rFonts w:ascii="宋体" w:hAnsi="宋体" w:eastAsia="宋体"/>
+                <w:color w:val="000000"/>
+                <w:sz w:val="24"/>
+              </w:rPr>
+              <w:t>第一层普通</w:t>
             </w:r>
           </w:p>
         </w:tc>
@@ -5581,7 +5661,12 @@
           </w:tcPr>
           <w:p>
             <w:r>
-              <w:t>小范围随机攻击；当前 HP 30，攻击 6-9</w:t>
+              <w:rPr>
+                <w:rFonts w:ascii="宋体" w:hAnsi="宋体" w:eastAsia="宋体"/>
+                <w:color w:val="000000"/>
+                <w:sz w:val="24"/>
+              </w:rPr>
+              <w:t>HP 30；每回合攻击 7-10；每次受到攻击有 10% 概率下回合眩晕。</w:t>
             </w:r>
           </w:p>
         </w:tc>
@@ -5600,7 +5685,12 @@
           </w:tcPr>
           <w:p>
             <w:r>
-              <w:t>红点提醒</w:t>
+              <w:rPr>
+                <w:rFonts w:ascii="宋体" w:hAnsi="宋体" w:eastAsia="宋体"/>
+                <w:color w:val="000000"/>
+                <w:sz w:val="24"/>
+              </w:rPr>
+              <w:t>回环</w:t>
             </w:r>
           </w:p>
         </w:tc>
@@ -5617,7 +5707,12 @@
           </w:tcPr>
           <w:p>
             <w:r>
-              <w:t>第一层</w:t>
+              <w:rPr>
+                <w:rFonts w:ascii="宋体" w:hAnsi="宋体" w:eastAsia="宋体"/>
+                <w:color w:val="000000"/>
+                <w:sz w:val="24"/>
+              </w:rPr>
+              <w:t>第一层普通</w:t>
             </w:r>
           </w:p>
         </w:tc>
@@ -5634,7 +5729,12 @@
           </w:tcPr>
           <w:p>
             <w:r>
-              <w:t>每 3 回合触发提醒，下回合少抽 1 张牌</w:t>
+              <w:rPr>
+                <w:rFonts w:ascii="宋体" w:hAnsi="宋体" w:eastAsia="宋体"/>
+                <w:color w:val="000000"/>
+                <w:sz w:val="24"/>
+              </w:rPr>
+              <w:t>HP 32；循环 3 次攻击 3，或循环 2 次攻击 3 并防御 3；教学循环机制。</w:t>
             </w:r>
           </w:p>
         </w:tc>
@@ -5653,7 +5753,12 @@
           </w:tcPr>
           <w:p>
             <w:r>
-              <w:t>空值幽影</w:t>
+              <w:rPr>
+                <w:rFonts w:ascii="宋体" w:hAnsi="宋体" w:eastAsia="宋体"/>
+                <w:color w:val="000000"/>
+                <w:sz w:val="24"/>
+              </w:rPr>
+              <w:t>岔路</w:t>
             </w:r>
           </w:p>
         </w:tc>
@@ -5670,7 +5775,12 @@
           </w:tcPr>
           <w:p>
             <w:r>
-              <w:t>第一层/精英</w:t>
+              <w:rPr>
+                <w:rFonts w:ascii="宋体" w:hAnsi="宋体" w:eastAsia="宋体"/>
+                <w:color w:val="000000"/>
+                <w:sz w:val="24"/>
+              </w:rPr>
+              <w:t>第一层普通</w:t>
             </w:r>
           </w:p>
         </w:tc>
@@ -5687,7 +5797,12 @@
           </w:tcPr>
           <w:p>
             <w:r>
-              <w:t>潜伏一回合后打出较高伤害，形成节奏压力</w:t>
+              <w:rPr>
+                <w:rFonts w:ascii="宋体" w:hAnsi="宋体" w:eastAsia="宋体"/>
+                <w:color w:val="000000"/>
+                <w:sz w:val="24"/>
+              </w:rPr>
+              <w:t>HP 34；根据玩家护盾与自身低血量分支行动；教学判断与 if/else。</w:t>
             </w:r>
           </w:p>
         </w:tc>
@@ -5706,7 +5821,12 @@
           </w:tcPr>
           <w:p>
             <w:r>
-              <w:t>催单员</w:t>
+              <w:rPr>
+                <w:rFonts w:ascii="宋体" w:hAnsi="宋体" w:eastAsia="宋体"/>
+                <w:color w:val="000000"/>
+                <w:sz w:val="24"/>
+              </w:rPr>
+              <w:t>DDL</w:t>
             </w:r>
           </w:p>
         </w:tc>
@@ -5723,7 +5843,12 @@
           </w:tcPr>
           <w:p>
             <w:r>
-              <w:t>第一层/精英</w:t>
+              <w:rPr>
+                <w:rFonts w:ascii="宋体" w:hAnsi="宋体" w:eastAsia="宋体"/>
+                <w:color w:val="000000"/>
+                <w:sz w:val="24"/>
+              </w:rPr>
+              <w:t>第一层精英</w:t>
             </w:r>
           </w:p>
         </w:tc>
@@ -5740,7 +5865,12 @@
           </w:tcPr>
           <w:p>
             <w:r>
-              <w:t>伤害随回合递增，拖久会变危险</w:t>
+              <w:rPr>
+                <w:rFonts w:ascii="宋体" w:hAnsi="宋体" w:eastAsia="宋体"/>
+                <w:color w:val="000000"/>
+                <w:sz w:val="24"/>
+              </w:rPr>
+              <w:t>HP 42；攻击[6] -&gt; 易伤[1] -&gt; 攻击[12]；用倒计时压力检验防御规划。</w:t>
             </w:r>
           </w:p>
         </w:tc>
@@ -5759,7 +5889,12 @@
           </w:tcPr>
           <w:p>
             <w:r>
-              <w:t>待办残片</w:t>
+              <w:rPr>
+                <w:rFonts w:ascii="宋体" w:hAnsi="宋体" w:eastAsia="宋体"/>
+                <w:color w:val="000000"/>
+                <w:sz w:val="24"/>
+              </w:rPr>
+              <w:t>催单</w:t>
             </w:r>
           </w:p>
         </w:tc>
@@ -5776,7 +5911,12 @@
           </w:tcPr>
           <w:p>
             <w:r>
-              <w:t>第一层/精英</w:t>
+              <w:rPr>
+                <w:rFonts w:ascii="宋体" w:hAnsi="宋体" w:eastAsia="宋体"/>
+                <w:color w:val="000000"/>
+                <w:sz w:val="24"/>
+              </w:rPr>
+              <w:t>第一层精英候选</w:t>
             </w:r>
           </w:p>
         </w:tc>
@@ -5793,7 +5933,12 @@
           </w:tcPr>
           <w:p>
             <w:r>
-              <w:t>攻击和防御交替出现，教学玩家观察敌方代码</w:t>
+              <w:rPr>
+                <w:rFonts w:ascii="宋体" w:hAnsi="宋体" w:eastAsia="宋体"/>
+                <w:color w:val="000000"/>
+                <w:sz w:val="24"/>
+              </w:rPr>
+              <w:t>HP 40；伤害随回合递增，拖久会变危险；旧配置保留，待重做素材。</w:t>
             </w:r>
           </w:p>
         </w:tc>
@@ -5812,7 +5957,12 @@
           </w:tcPr>
           <w:p>
             <w:r>
-              <w:t>InfiniteLoop</w:t>
+              <w:rPr>
+                <w:rFonts w:ascii="宋体" w:hAnsi="宋体" w:eastAsia="宋体"/>
+                <w:color w:val="000000"/>
+                <w:sz w:val="24"/>
+              </w:rPr>
+              <w:t>待办</w:t>
             </w:r>
           </w:p>
         </w:tc>
@@ -5829,7 +5979,12 @@
           </w:tcPr>
           <w:p>
             <w:r>
-              <w:t>第二层</w:t>
+              <w:rPr>
+                <w:rFonts w:ascii="宋体" w:hAnsi="宋体" w:eastAsia="宋体"/>
+                <w:color w:val="000000"/>
+                <w:sz w:val="24"/>
+              </w:rPr>
+              <w:t>第一层精英候选</w:t>
             </w:r>
           </w:p>
         </w:tc>
@@ -5846,7 +6001,12 @@
           </w:tcPr>
           <w:p>
             <w:r>
-              <w:t>伤害随回合递增</w:t>
+              <w:rPr>
+                <w:rFonts w:ascii="宋体" w:hAnsi="宋体" w:eastAsia="宋体"/>
+                <w:color w:val="000000"/>
+                <w:sz w:val="24"/>
+              </w:rPr>
+              <w:t>HP 40；攻击和防御交替出现；旧配置保留，待重做素材。</w:t>
             </w:r>
           </w:p>
         </w:tc>
@@ -5865,7 +6025,12 @@
           </w:tcPr>
           <w:p>
             <w:r>
-              <w:t>MemoryLeak</w:t>
+              <w:rPr>
+                <w:rFonts w:ascii="宋体" w:hAnsi="宋体" w:eastAsia="宋体"/>
+                <w:color w:val="000000"/>
+                <w:sz w:val="24"/>
+              </w:rPr>
+              <w:t>InfiniteLoop</w:t>
             </w:r>
           </w:p>
         </w:tc>
@@ -5882,6 +6047,11 @@
           </w:tcPr>
           <w:p>
             <w:r>
+              <w:rPr>
+                <w:rFonts w:ascii="宋体" w:hAnsi="宋体" w:eastAsia="宋体"/>
+                <w:color w:val="000000"/>
+                <w:sz w:val="24"/>
+              </w:rPr>
               <w:t>第二层</w:t>
             </w:r>
           </w:p>
@@ -5899,7 +6069,12 @@
           </w:tcPr>
           <w:p>
             <w:r>
-              <w:t>吸血攻击</w:t>
+              <w:rPr>
+                <w:rFonts w:ascii="宋体" w:hAnsi="宋体" w:eastAsia="宋体"/>
+                <w:color w:val="000000"/>
+                <w:sz w:val="24"/>
+              </w:rPr>
+              <w:t>伤害随回合递增。</w:t>
             </w:r>
           </w:p>
         </w:tc>
@@ -5918,7 +6093,12 @@
           </w:tcPr>
           <w:p>
             <w:r>
-              <w:t>RaceCondition</w:t>
+              <w:rPr>
+                <w:rFonts w:ascii="宋体" w:hAnsi="宋体" w:eastAsia="宋体"/>
+                <w:color w:val="000000"/>
+                <w:sz w:val="24"/>
+              </w:rPr>
+              <w:t>MemoryLeak</w:t>
             </w:r>
           </w:p>
         </w:tc>
@@ -5935,7 +6115,12 @@
           </w:tcPr>
           <w:p>
             <w:r>
-              <w:t>第二/三层</w:t>
+              <w:rPr>
+                <w:rFonts w:ascii="宋体" w:hAnsi="宋体" w:eastAsia="宋体"/>
+                <w:color w:val="000000"/>
+                <w:sz w:val="24"/>
+              </w:rPr>
+              <w:t>第二层</w:t>
             </w:r>
           </w:p>
         </w:tc>
@@ -5952,7 +6137,12 @@
           </w:tcPr>
           <w:p>
             <w:r>
-              <w:t>高波动随机攻击</w:t>
+              <w:rPr>
+                <w:rFonts w:ascii="宋体" w:hAnsi="宋体" w:eastAsia="宋体"/>
+                <w:color w:val="000000"/>
+                <w:sz w:val="24"/>
+              </w:rPr>
+              <w:t>吸血攻击。</w:t>
             </w:r>
           </w:p>
         </w:tc>
@@ -5971,7 +6161,12 @@
           </w:tcPr>
           <w:p>
             <w:r>
-              <w:t>GarbageCollector</w:t>
+              <w:rPr>
+                <w:rFonts w:ascii="宋体" w:hAnsi="宋体" w:eastAsia="宋体"/>
+                <w:color w:val="000000"/>
+                <w:sz w:val="24"/>
+              </w:rPr>
+              <w:t>RaceCondition</w:t>
             </w:r>
           </w:p>
         </w:tc>
@@ -5988,7 +6183,12 @@
           </w:tcPr>
           <w:p>
             <w:r>
-              <w:t>第二层</w:t>
+              <w:rPr>
+                <w:rFonts w:ascii="宋体" w:hAnsi="宋体" w:eastAsia="宋体"/>
+                <w:color w:val="000000"/>
+                <w:sz w:val="24"/>
+              </w:rPr>
+              <w:t>第二/三层</w:t>
             </w:r>
           </w:p>
         </w:tc>
@@ -6005,7 +6205,12 @@
           </w:tcPr>
           <w:p>
             <w:r>
-              <w:t>干扰手牌</w:t>
+              <w:rPr>
+                <w:rFonts w:ascii="宋体" w:hAnsi="宋体" w:eastAsia="宋体"/>
+                <w:color w:val="000000"/>
+                <w:sz w:val="24"/>
+              </w:rPr>
+              <w:t>高波动随机攻击。</w:t>
             </w:r>
           </w:p>
         </w:tc>
@@ -6017,7 +6222,12 @@
           </w:tcPr>
           <w:p>
             <w:r>
-              <w:t>Recursion</w:t>
+              <w:rPr>
+                <w:rFonts w:ascii="宋体" w:hAnsi="宋体" w:eastAsia="宋体"/>
+                <w:color w:val="000000"/>
+                <w:sz w:val="24"/>
+              </w:rPr>
+              <w:t>GarbageCollector</w:t>
             </w:r>
           </w:p>
         </w:tc>
@@ -6027,7 +6237,12 @@
           </w:tcPr>
           <w:p>
             <w:r>
-              <w:t>第二/三层</w:t>
+              <w:rPr>
+                <w:rFonts w:ascii="宋体" w:hAnsi="宋体" w:eastAsia="宋体"/>
+                <w:color w:val="000000"/>
+                <w:sz w:val="24"/>
+              </w:rPr>
+              <w:t>第二层</w:t>
             </w:r>
           </w:p>
         </w:tc>
@@ -6037,7 +6252,12 @@
           </w:tcPr>
           <w:p>
             <w:r>
-              <w:t>指数级伤害成长</w:t>
+              <w:rPr>
+                <w:rFonts w:ascii="宋体" w:hAnsi="宋体" w:eastAsia="宋体"/>
+                <w:color w:val="000000"/>
+                <w:sz w:val="24"/>
+              </w:rPr>
+              <w:t>干扰手牌；待重命名。</w:t>
             </w:r>
           </w:p>
         </w:tc>
@@ -6049,7 +6269,12 @@
           </w:tcPr>
           <w:p>
             <w:r>
-              <w:t>StackOverflow</w:t>
+              <w:rPr>
+                <w:rFonts w:ascii="宋体" w:hAnsi="宋体" w:eastAsia="宋体"/>
+                <w:color w:val="000000"/>
+                <w:sz w:val="24"/>
+              </w:rPr>
+              <w:t>Recursion</w:t>
             </w:r>
           </w:p>
         </w:tc>
@@ -6059,6 +6284,11 @@
           </w:tcPr>
           <w:p>
             <w:r>
+              <w:rPr>
+                <w:rFonts w:ascii="宋体" w:hAnsi="宋体" w:eastAsia="宋体"/>
+                <w:color w:val="000000"/>
+                <w:sz w:val="24"/>
+              </w:rPr>
               <w:t>第二/三层</w:t>
             </w:r>
           </w:p>
@@ -6069,7 +6299,12 @@
           </w:tcPr>
           <w:p>
             <w:r>
-              <w:t>多段循环攻击</w:t>
+              <w:rPr>
+                <w:rFonts w:ascii="宋体" w:hAnsi="宋体" w:eastAsia="宋体"/>
+                <w:color w:val="000000"/>
+                <w:sz w:val="24"/>
+              </w:rPr>
+              <w:t>指数级伤害成长。</w:t>
             </w:r>
           </w:p>
         </w:tc>
@@ -6081,7 +6316,12 @@
           </w:tcPr>
           <w:p>
             <w:r>
-              <w:t>Deadlock</w:t>
+              <w:rPr>
+                <w:rFonts w:ascii="宋体" w:hAnsi="宋体" w:eastAsia="宋体"/>
+                <w:color w:val="000000"/>
+                <w:sz w:val="24"/>
+              </w:rPr>
+              <w:t>StackOverflow</w:t>
             </w:r>
           </w:p>
         </w:tc>
@@ -6091,6 +6331,11 @@
           </w:tcPr>
           <w:p>
             <w:r>
+              <w:rPr>
+                <w:rFonts w:ascii="宋体" w:hAnsi="宋体" w:eastAsia="宋体"/>
+                <w:color w:val="000000"/>
+                <w:sz w:val="24"/>
+              </w:rPr>
               <w:t>第二/三层</w:t>
             </w:r>
           </w:p>
@@ -6101,7 +6346,12 @@
           </w:tcPr>
           <w:p>
             <w:r>
-              <w:t>防御与爆发交替</w:t>
+              <w:rPr>
+                <w:rFonts w:ascii="宋体" w:hAnsi="宋体" w:eastAsia="宋体"/>
+                <w:color w:val="000000"/>
+                <w:sz w:val="24"/>
+              </w:rPr>
+              <w:t>多段循环攻击。</w:t>
             </w:r>
           </w:p>
         </w:tc>
@@ -6114,7 +6364,7 @@
       </w:pPr>
       <w:r>
         <w:rPr>
-          <w:rFonts w:ascii="黑体" w:hAnsi="黑体" w:eastAsia="黑体" w:cs="黑体"/>
+          <w:rFonts w:ascii="宋体" w:hAnsi="宋体" w:eastAsia="宋体" w:cs="黑体"/>
           <w:b/>
           <w:color w:val="000000"/>
           <w:sz w:val="24"/>
@@ -6128,7 +6378,9 @@
       </w:pPr>
       <w:r>
         <w:rPr>
-          <w:rFonts w:ascii="黑体" w:hAnsi="黑体" w:eastAsia="黑体" w:cs="黑体"/>
+          <w:rFonts w:ascii="宋体" w:hAnsi="宋体" w:eastAsia="宋体" w:cs="黑体"/>
+          <w:color w:val="000000"/>
+          <w:sz w:val="24"/>
         </w:rPr>
         <w:t>红字审判</w:t>
       </w:r>
@@ -6145,13 +6397,18 @@
     </w:p>
     <w:p>
       <w:r>
+        <w:rPr>
+          <w:rFonts w:ascii="宋体" w:hAnsi="宋体" w:eastAsia="宋体"/>
+          <w:color w:val="000000"/>
+          <w:sz w:val="24"/>
+        </w:rPr>
         <w:t>定位：第一层综合测试 Boss，用更高血量、护盾和手牌干扰检验玩家是否理解基本攻防、参数分配和回合规划。</w:t>
       </w:r>
     </w:p>
     <w:p>
       <w:r>
         <w:rPr>
-          <w:rFonts w:ascii="黑体" w:hAnsi="黑体" w:eastAsia="黑体" w:cs="宋体"/>
+          <w:rFonts w:ascii="宋体" w:hAnsi="宋体" w:eastAsia="宋体" w:cs="宋体"/>
           <w:b/>
           <w:color w:val="000000"/>
           <w:sz w:val="24"/>
@@ -6190,11 +6447,21 @@
         <w:pStyle w:val="ListBullet"/>
       </w:pPr>
       <w:r>
+        <w:rPr>
+          <w:rFonts w:ascii="宋体" w:hAnsi="宋体" w:eastAsia="宋体"/>
+          <w:color w:val="000000"/>
+          <w:sz w:val="24"/>
+        </w:rPr>
         <w:t>周期性干扰玩家手牌。</w:t>
       </w:r>
     </w:p>
     <w:p>
       <w:r>
+        <w:rPr>
+          <w:rFonts w:ascii="宋体" w:hAnsi="宋体" w:eastAsia="宋体"/>
+          <w:color w:val="000000"/>
+          <w:sz w:val="24"/>
+        </w:rPr>
         <w:t>设计目的：让玩家意识到第一层已经需要观察敌方代码，不能只堆攻击，也要安排防御、保留和下回合资源。</w:t>
       </w:r>
     </w:p>
@@ -6204,7 +6471,7 @@
       </w:pPr>
       <w:r>
         <w:rPr>
-          <w:rFonts w:ascii="黑体" w:hAnsi="黑体" w:eastAsia="黑体" w:cs="黑体"/>
+          <w:rFonts w:ascii="宋体" w:hAnsi="宋体" w:eastAsia="宋体" w:cs="黑体"/>
           <w:b/>
           <w:color w:val="000000"/>
           <w:sz w:val="24"/>
@@ -6235,7 +6502,7 @@
     <w:p>
       <w:r>
         <w:rPr>
-          <w:rFonts w:ascii="黑体" w:hAnsi="黑体" w:eastAsia="黑体" w:cs="宋体"/>
+          <w:rFonts w:ascii="宋体" w:hAnsi="宋体" w:eastAsia="宋体" w:cs="宋体"/>
           <w:b/>
           <w:color w:val="000000"/>
           <w:sz w:val="24"/>
@@ -6298,7 +6565,7 @@
       </w:pPr>
       <w:r>
         <w:rPr>
-          <w:rFonts w:ascii="黑体" w:hAnsi="黑体" w:eastAsia="黑体" w:cs="黑体"/>
+          <w:rFonts w:ascii="宋体" w:hAnsi="宋体" w:eastAsia="宋体" w:cs="黑体"/>
           <w:b/>
           <w:color w:val="000000"/>
           <w:sz w:val="24"/>
@@ -6329,7 +6596,7 @@
     <w:p>
       <w:r>
         <w:rPr>
-          <w:rFonts w:ascii="黑体" w:hAnsi="黑体" w:eastAsia="黑体" w:cs="宋体"/>
+          <w:rFonts w:ascii="宋体" w:hAnsi="宋体" w:eastAsia="宋体" w:cs="宋体"/>
           <w:b/>
           <w:color w:val="000000"/>
           <w:sz w:val="24"/>
@@ -6410,10 +6677,10 @@
       </w:pPr>
       <w:r>
         <w:rPr>
-          <w:rFonts w:ascii="黑体" w:hAnsi="黑体" w:eastAsia="黑体" w:cs="黑体"/>
+          <w:rFonts w:ascii="宋体" w:hAnsi="宋体" w:eastAsia="宋体" w:cs="黑体"/>
           <w:b/>
           <w:color w:val="000000"/>
-          <w:sz w:val="28"/>
+          <w:sz w:val="24"/>
         </w:rPr>
         <w:t>7. 奖励与成长系统</w:t>
       </w:r>
@@ -6424,7 +6691,7 @@
       </w:pPr>
       <w:r>
         <w:rPr>
-          <w:rFonts w:ascii="黑体" w:hAnsi="黑体" w:eastAsia="黑体" w:cs="黑体"/>
+          <w:rFonts w:ascii="宋体" w:hAnsi="宋体" w:eastAsia="宋体" w:cs="黑体"/>
           <w:b/>
           <w:color w:val="000000"/>
           <w:sz w:val="24"/>
@@ -6445,7 +6712,7 @@
     <w:p>
       <w:r>
         <w:rPr>
-          <w:rFonts w:ascii="黑体" w:hAnsi="黑体" w:eastAsia="黑体" w:cs="宋体"/>
+          <w:rFonts w:ascii="宋体" w:hAnsi="宋体" w:eastAsia="宋体" w:cs="宋体"/>
           <w:b/>
           <w:color w:val="000000"/>
           <w:sz w:val="24"/>
@@ -6508,7 +6775,7 @@
     <w:p>
       <w:r>
         <w:rPr>
-          <w:rFonts w:ascii="黑体" w:hAnsi="黑体" w:eastAsia="黑体" w:cs="宋体"/>
+          <w:rFonts w:ascii="宋体" w:hAnsi="宋体" w:eastAsia="宋体" w:cs="宋体"/>
           <w:b/>
           <w:color w:val="000000"/>
           <w:sz w:val="24"/>
@@ -6561,7 +6828,7 @@
       </w:pPr>
       <w:r>
         <w:rPr>
-          <w:rFonts w:ascii="黑体" w:hAnsi="黑体" w:eastAsia="黑体" w:cs="黑体"/>
+          <w:rFonts w:ascii="宋体" w:hAnsi="宋体" w:eastAsia="宋体" w:cs="黑体"/>
           <w:b/>
           <w:color w:val="000000"/>
           <w:sz w:val="24"/>
@@ -6582,7 +6849,7 @@
     <w:p>
       <w:r>
         <w:rPr>
-          <w:rFonts w:ascii="黑体" w:hAnsi="黑体" w:eastAsia="黑体" w:cs="宋体"/>
+          <w:rFonts w:ascii="宋体" w:hAnsi="宋体" w:eastAsia="宋体" w:cs="宋体"/>
           <w:b/>
           <w:color w:val="000000"/>
           <w:sz w:val="24"/>
@@ -6943,7 +7210,7 @@
     <w:p>
       <w:r>
         <w:rPr>
-          <w:rFonts w:ascii="黑体" w:hAnsi="黑体" w:eastAsia="黑体" w:cs="宋体"/>
+          <w:rFonts w:ascii="宋体" w:hAnsi="宋体" w:eastAsia="宋体" w:cs="宋体"/>
           <w:b/>
           <w:color w:val="000000"/>
           <w:sz w:val="24"/>
@@ -7412,7 +7679,7 @@
     <w:p>
       <w:r>
         <w:rPr>
-          <w:rFonts w:ascii="黑体" w:hAnsi="黑体" w:eastAsia="黑体" w:cs="宋体"/>
+          <w:rFonts w:ascii="宋体" w:hAnsi="宋体" w:eastAsia="宋体" w:cs="宋体"/>
           <w:b/>
           <w:color w:val="000000"/>
           <w:sz w:val="24"/>
@@ -7465,7 +7732,7 @@
       </w:pPr>
       <w:r>
         <w:rPr>
-          <w:rFonts w:ascii="黑体" w:hAnsi="黑体" w:eastAsia="黑体" w:cs="黑体"/>
+          <w:rFonts w:ascii="宋体" w:hAnsi="宋体" w:eastAsia="宋体" w:cs="黑体"/>
           <w:b/>
           <w:color w:val="000000"/>
           <w:sz w:val="24"/>
@@ -7476,12 +7743,174 @@
     <w:p>
       <w:r>
         <w:rPr>
-          <w:rFonts w:ascii="黑体" w:hAnsi="黑体" w:eastAsia="黑体" w:cs="宋体"/>
+          <w:rFonts w:ascii="宋体" w:hAnsi="宋体" w:eastAsia="宋体"/>
+          <w:color w:val="000000"/>
+          <w:sz w:val="24"/>
+        </w:rPr>
+        <w:t>商店当前提供：</w:t>
+      </w:r>
+    </w:p>
+    <w:p>
+      <w:pPr>
+        <w:pStyle w:val="ListBullet"/>
+      </w:pPr>
+      <w:r>
+        <w:rPr>
+          <w:rFonts w:ascii="宋体" w:hAnsi="宋体" w:eastAsia="宋体"/>
+          <w:color w:val="000000"/>
+          <w:sz w:val="24"/>
+        </w:rPr>
+        <w:t>购买指令牌、语法牌与参数牌。</w:t>
+      </w:r>
+    </w:p>
+    <w:p>
+      <w:pPr>
+        <w:pStyle w:val="ListBullet"/>
+      </w:pPr>
+      <w:r>
+        <w:rPr>
+          <w:rFonts w:ascii="宋体" w:hAnsi="宋体" w:eastAsia="宋体"/>
+          <w:color w:val="000000"/>
+          <w:sz w:val="24"/>
+        </w:rPr>
+        <w:t>购买普通插件。</w:t>
+      </w:r>
+    </w:p>
+    <w:p>
+      <w:pPr>
+        <w:pStyle w:val="ListBullet"/>
+      </w:pPr>
+      <w:r>
+        <w:rPr>
+          <w:rFonts w:ascii="宋体" w:hAnsi="宋体" w:eastAsia="宋体"/>
+          <w:color w:val="000000"/>
+          <w:sz w:val="24"/>
+        </w:rPr>
+        <w:t>每个商店节点生成固定库存，购买后商品显示为售罄，不会刷新成新商品。</w:t>
+      </w:r>
+    </w:p>
+    <w:p>
+      <w:pPr>
+        <w:pStyle w:val="ListBullet"/>
+      </w:pPr>
+      <w:r>
+        <w:rPr>
+          <w:rFonts w:ascii="宋体" w:hAnsi="宋体" w:eastAsia="宋体"/>
+          <w:color w:val="000000"/>
+          <w:sz w:val="24"/>
+        </w:rPr>
+        <w:t>代码清理服务：花费金币，打开牌库并指定删除 1 张牌。</w:t>
+      </w:r>
+    </w:p>
+    <w:p>
+      <w:pPr>
+        <w:pStyle w:val="ListBullet"/>
+      </w:pPr>
+      <w:r>
+        <w:rPr>
+          <w:rFonts w:ascii="宋体" w:hAnsi="宋体" w:eastAsia="宋体"/>
+          <w:color w:val="000000"/>
+          <w:sz w:val="24"/>
+        </w:rPr>
+        <w:t>可随时查看当前牌库、卡牌数量、类型与描述。</w:t>
+      </w:r>
+    </w:p>
+    <w:p>
+      <w:pPr>
+        <w:pStyle w:val="ListBullet"/>
+      </w:pPr>
+      <w:r>
+        <w:rPr>
+          <w:rFonts w:ascii="宋体" w:hAnsi="宋体" w:eastAsia="宋体"/>
+          <w:color w:val="000000"/>
+          <w:sz w:val="24"/>
+        </w:rPr>
+        <w:t>离开商店。</w:t>
+      </w:r>
+    </w:p>
+    <w:p>
+      <w:pPr>
+        <w:pStyle w:val="ListBullet"/>
+      </w:pPr>
+      <w:r>
+        <w:rPr>
+          <w:rFonts w:ascii="宋体" w:hAnsi="宋体" w:eastAsia="宋体"/>
+          <w:color w:val="000000"/>
+          <w:sz w:val="24"/>
+        </w:rPr>
+        <w:t>后续建议：</w:t>
+      </w:r>
+    </w:p>
+    <w:p>
+      <w:r>
+        <w:rPr>
+          <w:rFonts w:ascii="宋体" w:hAnsi="宋体" w:eastAsia="宋体"/>
+          <w:color w:val="000000"/>
+          <w:sz w:val="24"/>
+        </w:rPr>
+        <w:t>升级卡牌需要正式设计升级表。</w:t>
+      </w:r>
+    </w:p>
+    <w:p>
+      <w:pPr>
+        <w:pStyle w:val="ListBullet"/>
+      </w:pPr>
+      <w:r>
+        <w:rPr>
+          <w:rFonts w:ascii="宋体" w:hAnsi="宋体" w:eastAsia="宋体"/>
+          <w:color w:val="000000"/>
+          <w:sz w:val="24"/>
+        </w:rPr>
+        <w:t>商店可继续增加稀有商品、折扣、限购和商店事件。</w:t>
+      </w:r>
+    </w:p>
+    <w:p>
+      <w:pPr>
+        <w:pStyle w:val="ListBullet"/>
+      </w:pPr>
+      <w:r>
+        <w:rPr>
+          <w:rFonts w:ascii="宋体" w:hAnsi="宋体" w:eastAsia="宋体"/>
+          <w:color w:val="000000"/>
+          <w:sz w:val="24"/>
+        </w:rPr>
+        <w:t>商店应持续强化卡牌详情、当前金币变化与购买反馈。</w:t>
+      </w:r>
+    </w:p>
+    <w:p>
+      <w:pPr>
+        <w:pStyle w:val="ListBullet"/>
+      </w:pPr>
+      <w:r>
+        <w:rPr>
+          <w:rFonts w:ascii="宋体" w:hAnsi="宋体" w:eastAsia="宋体"/>
+          <w:color w:val="000000"/>
+          <w:sz w:val="24"/>
+        </w:rPr>
+      </w:r>
+    </w:p>
+    <w:p>
+      <w:pPr>
+        <w:pStyle w:val="Heading2"/>
+      </w:pPr>
+      <w:r>
+        <w:rPr>
+          <w:rFonts w:ascii="宋体" w:hAnsi="宋体" w:eastAsia="宋体" w:cs="黑体"/>
           <w:b/>
           <w:color w:val="000000"/>
           <w:sz w:val="24"/>
         </w:rPr>
-        <w:t>商店当前提供：</w:t>
+        <w:t>7.4 事件</w:t>
+      </w:r>
+    </w:p>
+    <w:p>
+      <w:r>
+        <w:rPr>
+          <w:rFonts w:ascii="宋体" w:hAnsi="宋体" w:eastAsia="宋体"/>
+          <w:color w:val="000000"/>
+          <w:sz w:val="24"/>
+        </w:rPr>
+        <w:t>当前事件池已扩充至 10 个：</w:t>
       </w:r>
     </w:p>
     <w:p>
@@ -7490,11 +7919,11 @@
       </w:pPr>
       <w:r>
         <w:rPr>
-          <w:rFonts w:ascii="宋体" w:hAnsi="宋体" w:eastAsia="宋体" w:cs="宋体"/>
-          <w:color w:val="000000"/>
-          <w:sz w:val="24"/>
-        </w:rPr>
-        <w:t>购买指令牌。</w:t>
+          <w:rFonts w:ascii="宋体" w:hAnsi="宋体" w:eastAsia="宋体"/>
+          <w:color w:val="000000"/>
+          <w:sz w:val="24"/>
+        </w:rPr>
+        <w:t>废弃数据库：恢复 HP、导出日志获得金币或跳过。</w:t>
       </w:r>
     </w:p>
     <w:p>
@@ -7503,11 +7932,11 @@
       </w:pPr>
       <w:r>
         <w:rPr>
-          <w:rFonts w:ascii="宋体" w:hAnsi="宋体" w:eastAsia="宋体" w:cs="宋体"/>
-          <w:color w:val="000000"/>
-          <w:sz w:val="24"/>
-        </w:rPr>
-        <w:t>购买语法牌。</w:t>
+          <w:rFonts w:ascii="宋体" w:hAnsi="宋体" w:eastAsia="宋体"/>
+          <w:color w:val="000000"/>
+          <w:sz w:val="24"/>
+        </w:rPr>
+        <w:t>调试工具：恢复 HP 或卖掉零件获得金币。</w:t>
       </w:r>
     </w:p>
     <w:p>
@@ -7516,11 +7945,11 @@
       </w:pPr>
       <w:r>
         <w:rPr>
-          <w:rFonts w:ascii="宋体" w:hAnsi="宋体" w:eastAsia="宋体" w:cs="宋体"/>
-          <w:color w:val="000000"/>
-          <w:sz w:val="24"/>
-        </w:rPr>
-        <w:t>购买参数牌。</w:t>
+          <w:rFonts w:ascii="宋体" w:hAnsi="宋体" w:eastAsia="宋体"/>
+          <w:color w:val="000000"/>
+          <w:sz w:val="24"/>
+        </w:rPr>
+        <w:t>未知包裹：安装获得随机牌、审计源码获得金币或拒绝。</w:t>
       </w:r>
     </w:p>
     <w:p>
@@ -7529,11 +7958,21 @@
       </w:pPr>
       <w:r>
         <w:rPr>
-          <w:rFonts w:ascii="宋体" w:hAnsi="宋体" w:eastAsia="宋体" w:cs="宋体"/>
-          <w:color w:val="000000"/>
-          <w:sz w:val="24"/>
-        </w:rPr>
-        <w:t>购买普通插件。</w:t>
+          <w:rFonts w:ascii="宋体" w:hAnsi="宋体" w:eastAsia="宋体"/>
+          <w:color w:val="000000"/>
+          <w:sz w:val="24"/>
+        </w:rPr>
+        <w:t>代码赌场：付出 HP 赌恢复，或卖出预测模型获得金币。</w:t>
+      </w:r>
+    </w:p>
+    <w:p>
+      <w:r>
+        <w:rPr>
+          <w:rFonts w:ascii="宋体" w:hAnsi="宋体" w:eastAsia="宋体"/>
+          <w:color w:val="000000"/>
+          <w:sz w:val="24"/>
+        </w:rPr>
+        <w:t>凌晨咖啡机：恢复 HP 与金币，或获得参数 5。</w:t>
       </w:r>
     </w:p>
     <w:p>
@@ -7542,11 +7981,11 @@
       </w:pPr>
       <w:r>
         <w:rPr>
-          <w:rFonts w:ascii="宋体" w:hAnsi="宋体" w:eastAsia="宋体" w:cs="宋体"/>
-          <w:color w:val="000000"/>
-          <w:sz w:val="24"/>
-        </w:rPr>
-        <w:t>随机移除一张牌。</w:t>
+          <w:rFonts w:ascii="宋体" w:hAnsi="宋体" w:eastAsia="宋体"/>
+          <w:color w:val="000000"/>
+          <w:sz w:val="24"/>
+        </w:rPr>
+        <w:t>需求评审会：获得判断卡，或用 HP 换金币。</w:t>
       </w:r>
     </w:p>
     <w:p>
@@ -7555,11 +7994,11 @@
       </w:pPr>
       <w:r>
         <w:rPr>
-          <w:rFonts w:ascii="宋体" w:hAnsi="宋体" w:eastAsia="宋体" w:cs="宋体"/>
-          <w:color w:val="000000"/>
-          <w:sz w:val="24"/>
-        </w:rPr>
-        <w:t>升级卡牌功能入口预留。</w:t>
+          <w:rFonts w:ascii="宋体" w:hAnsi="宋体" w:eastAsia="宋体"/>
+          <w:color w:val="000000"/>
+          <w:sz w:val="24"/>
+        </w:rPr>
+        <w:t>A/B 实验台：在攻击/防御与循环/参数两组奖励中选择。</w:t>
       </w:r>
     </w:p>
     <w:p>
@@ -7568,22 +8007,11 @@
       </w:pPr>
       <w:r>
         <w:rPr>
-          <w:rFonts w:ascii="宋体" w:hAnsi="宋体" w:eastAsia="宋体" w:cs="宋体"/>
-          <w:color w:val="000000"/>
-          <w:sz w:val="24"/>
-        </w:rPr>
-        <w:t>离开商店。</w:t>
-      </w:r>
-    </w:p>
-    <w:p>
-      <w:r>
-        <w:rPr>
-          <w:rFonts w:ascii="黑体" w:hAnsi="黑体" w:eastAsia="黑体" w:cs="宋体"/>
-          <w:b/>
-          <w:color w:val="000000"/>
-          <w:sz w:val="24"/>
-        </w:rPr>
-        <w:t>后续建议：</w:t>
+          <w:rFonts w:ascii="宋体" w:hAnsi="宋体" w:eastAsia="宋体"/>
+          <w:color w:val="000000"/>
+          <w:sz w:val="24"/>
+        </w:rPr>
+        <w:t>缓存清扫：获得金币，或付出 HP 获得抽牌。</w:t>
       </w:r>
     </w:p>
     <w:p>
@@ -7592,11 +8020,34 @@
       </w:pPr>
       <w:r>
         <w:rPr>
-          <w:rFonts w:ascii="宋体" w:hAnsi="宋体" w:eastAsia="宋体" w:cs="宋体"/>
-          <w:color w:val="000000"/>
-          <w:sz w:val="24"/>
-        </w:rPr>
-        <w:t>移除卡牌应改为玩家选择目标卡，而非随机移除。</w:t>
+          <w:rFonts w:ascii="宋体" w:hAnsi="宋体" w:eastAsia="宋体"/>
+          <w:color w:val="000000"/>
+          <w:sz w:val="24"/>
+        </w:rPr>
+        <w:t>离线同事：付出 HP 获得随机稀有牌，或获得金币。</w:t>
+      </w:r>
+    </w:p>
+    <w:p>
+      <w:pPr>
+        <w:pStyle w:val="Heading2"/>
+      </w:pPr>
+      <w:r>
+        <w:rPr>
+          <w:rFonts w:ascii="宋体" w:hAnsi="宋体" w:eastAsia="宋体"/>
+          <w:color w:val="000000"/>
+          <w:sz w:val="24"/>
+        </w:rPr>
+        <w:t>权限弹窗：用 HP 换大量金币，或选择低收益安全方案。</w:t>
+      </w:r>
+    </w:p>
+    <w:p>
+      <w:r>
+        <w:rPr>
+          <w:rFonts w:ascii="宋体" w:hAnsi="宋体" w:eastAsia="宋体"/>
+          <w:color w:val="000000"/>
+          <w:sz w:val="24"/>
+        </w:rPr>
+        <w:t>事件设计方向：</w:t>
       </w:r>
     </w:p>
     <w:p>
@@ -7605,11 +8056,11 @@
       </w:pPr>
       <w:r>
         <w:rPr>
-          <w:rFonts w:ascii="宋体" w:hAnsi="宋体" w:eastAsia="宋体" w:cs="宋体"/>
-          <w:color w:val="000000"/>
-          <w:sz w:val="24"/>
-        </w:rPr>
-        <w:t>升级卡牌需要正式设计升级表。</w:t>
+          <w:rFonts w:ascii="宋体" w:hAnsi="宋体" w:eastAsia="宋体"/>
+          <w:color w:val="000000"/>
+          <w:sz w:val="24"/>
+        </w:rPr>
+        <w:t>提供资源转换。</w:t>
       </w:r>
     </w:p>
     <w:p>
@@ -7618,11 +8069,112 @@
       </w:pPr>
       <w:r>
         <w:rPr>
-          <w:rFonts w:ascii="宋体" w:hAnsi="宋体" w:eastAsia="宋体" w:cs="宋体"/>
-          <w:color w:val="000000"/>
-          <w:sz w:val="24"/>
-        </w:rPr>
-        <w:t>商店应展示卡牌详情与当前金币变化。</w:t>
+          <w:rFonts w:ascii="宋体" w:hAnsi="宋体" w:eastAsia="宋体"/>
+          <w:color w:val="000000"/>
+          <w:sz w:val="24"/>
+        </w:rPr>
+        <w:t>制造短期风险与长期收益。</w:t>
+      </w:r>
+    </w:p>
+    <w:p>
+      <w:pPr>
+        <w:pStyle w:val="ListBullet"/>
+      </w:pPr>
+      <w:r>
+        <w:rPr>
+          <w:rFonts w:ascii="宋体" w:hAnsi="宋体" w:eastAsia="宋体"/>
+          <w:color w:val="000000"/>
+          <w:sz w:val="24"/>
+        </w:rPr>
+        <w:t>强化上班族穿越数字世界的世界观。</w:t>
+      </w:r>
+    </w:p>
+    <w:p>
+      <w:pPr>
+        <w:pStyle w:val="ListBullet"/>
+      </w:pPr>
+      <w:r>
+        <w:rPr>
+          <w:rFonts w:ascii="宋体" w:hAnsi="宋体" w:eastAsia="宋体"/>
+          <w:color w:val="000000"/>
+          <w:sz w:val="24"/>
+        </w:rPr>
+        <w:t>避免纯文本无意义选择，每个选项都应改变 HP、金币、牌库或插件。</w:t>
+      </w:r>
+    </w:p>
+    <w:p>
+      <w:r>
+        <w:rPr>
+          <w:rFonts w:ascii="宋体" w:hAnsi="宋体" w:eastAsia="宋体"/>
+          <w:color w:val="000000"/>
+          <w:sz w:val="24"/>
+        </w:rPr>
+        <w:t>7.5 休息与宝箱</w:t>
+      </w:r>
+    </w:p>
+    <w:p>
+      <w:pPr>
+        <w:pStyle w:val="ListBullet"/>
+      </w:pPr>
+      <w:r>
+        <w:rPr>
+          <w:rFonts w:ascii="宋体" w:hAnsi="宋体" w:eastAsia="宋体"/>
+          <w:color w:val="000000"/>
+          <w:sz w:val="24"/>
+        </w:rPr>
+        <w:t>休息当前提供：</w:t>
+      </w:r>
+    </w:p>
+    <w:p>
+      <w:pPr>
+        <w:pStyle w:val="ListBullet"/>
+      </w:pPr>
+      <w:r>
+        <w:rPr>
+          <w:rFonts w:ascii="宋体" w:hAnsi="宋体" w:eastAsia="宋体"/>
+          <w:color w:val="000000"/>
+          <w:sz w:val="24"/>
+        </w:rPr>
+        <w:t>恢复最大生命 30%。</w:t>
+      </w:r>
+    </w:p>
+    <w:p>
+      <w:pPr>
+        <w:pStyle w:val="ListBullet"/>
+      </w:pPr>
+      <w:r>
+        <w:rPr>
+          <w:rFonts w:ascii="宋体" w:hAnsi="宋体" w:eastAsia="宋体"/>
+          <w:color w:val="000000"/>
+          <w:sz w:val="24"/>
+        </w:rPr>
+        <w:t>获得少量金币。</w:t>
+      </w:r>
+    </w:p>
+    <w:p>
+      <w:pPr>
+        <w:spacing w:before="40" w:after="40"/>
+      </w:pPr>
+      <w:r>
+        <w:rPr>
+          <w:rFonts w:ascii="宋体" w:hAnsi="宋体" w:eastAsia="宋体"/>
+          <w:color w:val="000000"/>
+          <w:sz w:val="24"/>
+        </w:rPr>
+        <w:t>付出 HP 获得随机牌。</w:t>
+      </w:r>
+    </w:p>
+    <w:p>
+      <w:pPr>
+        <w:pStyle w:val="Heading1"/>
+      </w:pPr>
+      <w:r>
+        <w:rPr>
+          <w:rFonts w:ascii="宋体" w:hAnsi="宋体" w:eastAsia="宋体"/>
+          <w:color w:val="000000"/>
+          <w:sz w:val="24"/>
+        </w:rPr>
+        <w:t>小概率拾取普通插件。</w:t>
       </w:r>
     </w:p>
     <w:p>
@@ -7631,298 +8183,11 @@
       </w:pPr>
       <w:r>
         <w:rPr>
-          <w:rFonts w:ascii="黑体" w:hAnsi="黑体" w:eastAsia="黑体" w:cs="黑体"/>
-          <w:b/>
-          <w:color w:val="000000"/>
-          <w:sz w:val="24"/>
-        </w:rPr>
-        <w:t>7.4 事件</w:t>
-      </w:r>
-    </w:p>
-    <w:p>
-      <w:r>
-        <w:rPr>
-          <w:rFonts w:ascii="黑体" w:hAnsi="黑体" w:eastAsia="黑体" w:cs="宋体"/>
-          <w:b/>
-          <w:color w:val="000000"/>
-          <w:sz w:val="24"/>
-        </w:rPr>
-        <w:t>当前事件包括：</w:t>
-      </w:r>
-    </w:p>
-    <w:p>
-      <w:pPr>
-        <w:pStyle w:val="ListBullet"/>
-      </w:pPr>
-      <w:r>
-        <w:rPr>
-          <w:rFonts w:ascii="宋体" w:hAnsi="宋体" w:eastAsia="宋体" w:cs="宋体"/>
-          <w:color w:val="000000"/>
-          <w:sz w:val="24"/>
-        </w:rPr>
-        <w:t>废弃数据库：恢复 HP 或忽略。</w:t>
-      </w:r>
-    </w:p>
-    <w:p>
-      <w:pPr>
-        <w:pStyle w:val="ListBullet"/>
-      </w:pPr>
-      <w:r>
-        <w:rPr>
-          <w:rFonts w:ascii="宋体" w:hAnsi="宋体" w:eastAsia="宋体" w:cs="宋体"/>
-          <w:color w:val="000000"/>
-          <w:sz w:val="24"/>
-        </w:rPr>
-        <w:t>调试工具：恢复 HP 或换金币。</w:t>
-      </w:r>
-    </w:p>
-    <w:p>
-      <w:pPr>
-        <w:pStyle w:val="ListBullet"/>
-      </w:pPr>
-      <w:r>
-        <w:rPr>
-          <w:rFonts w:ascii="宋体" w:hAnsi="宋体" w:eastAsia="宋体" w:cs="宋体"/>
-          <w:color w:val="000000"/>
-          <w:sz w:val="24"/>
-        </w:rPr>
-        <w:t>未知包裹：获得随机牌或拒绝。</w:t>
-      </w:r>
-    </w:p>
-    <w:p>
-      <w:pPr>
-        <w:pStyle w:val="ListBullet"/>
-      </w:pPr>
-      <w:r>
-        <w:rPr>
-          <w:rFonts w:ascii="宋体" w:hAnsi="宋体" w:eastAsia="宋体" w:cs="宋体"/>
-          <w:color w:val="000000"/>
-          <w:sz w:val="24"/>
-        </w:rPr>
-        <w:t>代码赌场：付出 HP，概率换取更高 HP。</w:t>
-      </w:r>
-    </w:p>
-    <w:p>
-      <w:r>
-        <w:rPr>
-          <w:rFonts w:ascii="黑体" w:hAnsi="黑体" w:eastAsia="黑体" w:cs="宋体"/>
-          <w:b/>
-          <w:color w:val="000000"/>
-          <w:sz w:val="24"/>
-        </w:rPr>
-        <w:t>事件设计方向：</w:t>
-      </w:r>
-    </w:p>
-    <w:p>
-      <w:pPr>
-        <w:pStyle w:val="ListBullet"/>
-      </w:pPr>
-      <w:r>
-        <w:rPr>
-          <w:rFonts w:ascii="宋体" w:hAnsi="宋体" w:eastAsia="宋体" w:cs="宋体"/>
-          <w:color w:val="000000"/>
-          <w:sz w:val="24"/>
-        </w:rPr>
-        <w:t>提供资源转换。</w:t>
-      </w:r>
-    </w:p>
-    <w:p>
-      <w:pPr>
-        <w:pStyle w:val="ListBullet"/>
-      </w:pPr>
-      <w:r>
-        <w:rPr>
-          <w:rFonts w:ascii="宋体" w:hAnsi="宋体" w:eastAsia="宋体" w:cs="宋体"/>
-          <w:color w:val="000000"/>
-          <w:sz w:val="24"/>
-        </w:rPr>
-        <w:t>制造短期风险与长期收益。</w:t>
-      </w:r>
-    </w:p>
-    <w:p>
-      <w:pPr>
-        <w:pStyle w:val="ListBullet"/>
-      </w:pPr>
-      <w:r>
-        <w:rPr>
-          <w:rFonts w:ascii="宋体" w:hAnsi="宋体" w:eastAsia="宋体" w:cs="宋体"/>
-          <w:color w:val="000000"/>
-          <w:sz w:val="24"/>
-        </w:rPr>
-        <w:t>强化世界观。</w:t>
-      </w:r>
-    </w:p>
-    <w:p>
-      <w:pPr>
-        <w:pStyle w:val="ListBullet"/>
-      </w:pPr>
-      <w:r>
-        <w:rPr>
-          <w:rFonts w:ascii="宋体" w:hAnsi="宋体" w:eastAsia="宋体" w:cs="宋体"/>
-          <w:color w:val="000000"/>
-          <w:sz w:val="24"/>
-        </w:rPr>
-        <w:t>避免纯文本无意义选择。</w:t>
-      </w:r>
-    </w:p>
-    <w:p>
-      <w:pPr>
-        <w:pStyle w:val="Heading2"/>
-      </w:pPr>
-      <w:r>
-        <w:rPr>
-          <w:rFonts w:ascii="黑体" w:hAnsi="黑体" w:eastAsia="黑体" w:cs="黑体"/>
-          <w:b/>
-          <w:color w:val="000000"/>
-          <w:sz w:val="24"/>
-        </w:rPr>
-        <w:t>7.5 休息与宝箱</w:t>
-      </w:r>
-    </w:p>
-    <w:p>
-      <w:r>
-        <w:rPr>
-          <w:rFonts w:ascii="黑体" w:hAnsi="黑体" w:eastAsia="黑体" w:cs="宋体"/>
-          <w:b/>
-          <w:color w:val="000000"/>
-          <w:sz w:val="24"/>
-        </w:rPr>
-        <w:t>休息当前提供：</w:t>
-      </w:r>
-    </w:p>
-    <w:p>
-      <w:pPr>
-        <w:pStyle w:val="ListBullet"/>
-      </w:pPr>
-      <w:r>
-        <w:rPr>
-          <w:rFonts w:ascii="宋体" w:hAnsi="宋体" w:eastAsia="宋体" w:cs="宋体"/>
-          <w:color w:val="000000"/>
-          <w:sz w:val="24"/>
-        </w:rPr>
-        <w:t>恢复最大生命 30%。</w:t>
-      </w:r>
-    </w:p>
-    <w:p>
-      <w:pPr>
-        <w:pStyle w:val="ListBullet"/>
-      </w:pPr>
-      <w:r>
-        <w:rPr>
-          <w:rFonts w:ascii="宋体" w:hAnsi="宋体" w:eastAsia="宋体" w:cs="宋体"/>
-          <w:color w:val="000000"/>
-          <w:sz w:val="24"/>
-        </w:rPr>
-        <w:t>获得少量金币。</w:t>
-      </w:r>
-    </w:p>
-    <w:p>
-      <w:pPr>
-        <w:pStyle w:val="ListBullet"/>
-      </w:pPr>
-      <w:r>
-        <w:rPr>
-          <w:rFonts w:ascii="宋体" w:hAnsi="宋体" w:eastAsia="宋体" w:cs="宋体"/>
-          <w:color w:val="000000"/>
-          <w:sz w:val="24"/>
-        </w:rPr>
-        <w:t>付出 HP 获得随机牌。</w:t>
-      </w:r>
-    </w:p>
-    <w:p>
-      <w:pPr>
-        <w:pStyle w:val="ListBullet"/>
-      </w:pPr>
-      <w:r>
-        <w:rPr>
-          <w:rFonts w:ascii="宋体" w:hAnsi="宋体" w:eastAsia="宋体" w:cs="宋体"/>
-          <w:color w:val="000000"/>
-          <w:sz w:val="24"/>
-        </w:rPr>
-        <w:t>小概率拾取普通插件。</w:t>
-      </w:r>
-    </w:p>
-    <w:p>
-      <w:r>
-        <w:rPr>
-          <w:rFonts w:ascii="黑体" w:hAnsi="黑体" w:eastAsia="黑体" w:cs="宋体"/>
-          <w:b/>
+          <w:rFonts w:ascii="宋体" w:hAnsi="宋体" w:eastAsia="宋体"/>
           <w:color w:val="000000"/>
           <w:sz w:val="24"/>
         </w:rPr>
         <w:t>宝箱当前提供：</w:t>
-      </w:r>
-    </w:p>
-    <w:p>
-      <w:pPr>
-        <w:pStyle w:val="ListBullet"/>
-      </w:pPr>
-      <w:r>
-        <w:rPr>
-          <w:rFonts w:ascii="宋体" w:hAnsi="宋体" w:eastAsia="宋体" w:cs="宋体"/>
-          <w:color w:val="000000"/>
-          <w:sz w:val="24"/>
-        </w:rPr>
-        <w:t>获得随机卡牌。</w:t>
-      </w:r>
-    </w:p>
-    <w:p>
-      <w:pPr>
-        <w:pStyle w:val="ListBullet"/>
-      </w:pPr>
-      <w:r>
-        <w:rPr>
-          <w:rFonts w:ascii="宋体" w:hAnsi="宋体" w:eastAsia="宋体" w:cs="宋体"/>
-          <w:color w:val="000000"/>
-          <w:sz w:val="24"/>
-        </w:rPr>
-        <w:t>小概率获得普通插件。</w:t>
-      </w:r>
-    </w:p>
-    <w:p>
-      <w:pPr>
-        <w:pStyle w:val="ListBullet"/>
-      </w:pPr>
-      <w:r>
-        <w:rPr>
-          <w:rFonts w:ascii="宋体" w:hAnsi="宋体" w:eastAsia="宋体" w:cs="宋体"/>
-          <w:color w:val="000000"/>
-          <w:sz w:val="24"/>
-        </w:rPr>
-        <w:t>可跳过。</w:t>
-      </w:r>
-    </w:p>
-    <w:p>
-      <w:pPr>
-        <w:spacing w:before="40" w:after="40"/>
-      </w:pPr>
-    </w:p>
-    <w:p>
-      <w:pPr>
-        <w:pStyle w:val="Heading1"/>
-      </w:pPr>
-      <w:r>
-        <w:rPr>
-          <w:rFonts w:ascii="黑体" w:hAnsi="黑体" w:eastAsia="黑体" w:cs="黑体"/>
-          <w:b/>
-          <w:color w:val="000000"/>
-          <w:sz w:val="28"/>
-        </w:rPr>
-        <w:t>8. 数值与平衡方向</w:t>
-      </w:r>
-    </w:p>
-    <w:p>
-      <w:pPr>
-        <w:pStyle w:val="Heading2"/>
-      </w:pPr>
-      <w:r>
-        <w:rPr>
-          <w:rFonts w:ascii="黑体" w:hAnsi="黑体" w:eastAsia="黑体" w:cs="黑体"/>
-          <w:b/>
-          <w:color w:val="000000"/>
-          <w:sz w:val="24"/>
-        </w:rPr>
-        <w:t>8.1 当前基础数值</w:t>
       </w:r>
     </w:p>
     <w:tbl>
@@ -8436,30 +8701,137 @@
         </w:tc>
       </w:tr>
     </w:tbl>
-    <w:p/>
+    <w:p>
+      <w:r>
+        <w:rPr>
+          <w:rFonts w:ascii="宋体" w:hAnsi="宋体" w:eastAsia="宋体"/>
+          <w:color w:val="000000"/>
+          <w:sz w:val="24"/>
+        </w:rPr>
+        <w:t>获得随机卡牌。</w:t>
+      </w:r>
+    </w:p>
     <w:p>
       <w:pPr>
         <w:pStyle w:val="Heading2"/>
       </w:pPr>
       <w:r>
         <w:rPr>
-          <w:rFonts w:ascii="黑体" w:hAnsi="黑体" w:eastAsia="黑体" w:cs="黑体"/>
+          <w:rFonts w:ascii="宋体" w:hAnsi="宋体" w:eastAsia="宋体"/>
+          <w:color w:val="000000"/>
+          <w:sz w:val="24"/>
+        </w:rPr>
+        <w:t>小概率获得普通插件。</w:t>
+      </w:r>
+    </w:p>
+    <w:p>
+      <w:r>
+        <w:rPr>
+          <w:rFonts w:ascii="宋体" w:hAnsi="宋体" w:eastAsia="宋体"/>
+          <w:color w:val="000000"/>
+          <w:sz w:val="24"/>
+        </w:rPr>
+        <w:t>可跳过。</w:t>
+      </w:r>
+    </w:p>
+    <w:p>
+      <w:pPr>
+        <w:pStyle w:val="ListBullet"/>
+      </w:pPr>
+      <w:r>
+        <w:rPr>
+          <w:rFonts w:ascii="宋体" w:hAnsi="宋体" w:eastAsia="宋体" w:cs="宋体"/>
+          <w:color w:val="000000"/>
+          <w:sz w:val="24"/>
+        </w:rPr>
+        <w:t>玩家在不懂复杂组合时也能通关。</w:t>
+      </w:r>
+    </w:p>
+    <w:p>
+      <w:pPr>
+        <w:pStyle w:val="ListBullet"/>
+      </w:pPr>
+      <w:r>
+        <w:rPr>
+          <w:rFonts w:ascii="宋体" w:hAnsi="宋体" w:eastAsia="宋体"/>
+          <w:color w:val="000000"/>
+          <w:sz w:val="24"/>
+        </w:rPr>
+        <w:t>普通战斗平均 3 至 4 回合结束，避免怪物过快死亡导致机制来不及出现。</w:t>
+      </w:r>
+    </w:p>
+    <w:p>
+      <w:pPr>
+        <w:pStyle w:val="ListBullet"/>
+      </w:pPr>
+      <w:r>
+        <w:rPr>
+          <w:rFonts w:ascii="宋体" w:hAnsi="宋体" w:eastAsia="宋体"/>
+          <w:color w:val="000000"/>
+          <w:sz w:val="24"/>
+        </w:rPr>
+        <w:t>第一层 Boss 目标战斗长度为 6 至 8 回合，允许玩家犯 1 至 2 次轻微错误。</w:t>
+      </w:r>
+    </w:p>
+    <w:p>
+      <w:r>
+        <w:rPr>
+          <w:rFonts w:ascii="宋体" w:hAnsi="宋体" w:eastAsia="宋体" w:cs="宋体"/>
           <w:b/>
           <w:color w:val="000000"/>
           <w:sz w:val="24"/>
         </w:rPr>
-        <w:t>8.2 平衡目标</w:t>
-      </w:r>
-    </w:p>
-    <w:p>
-      <w:r>
-        <w:rPr>
-          <w:rFonts w:ascii="黑体" w:hAnsi="黑体" w:eastAsia="黑体" w:cs="宋体"/>
+        <w:t>第二层：</w:t>
+      </w:r>
+    </w:p>
+    <w:p>
+      <w:pPr>
+        <w:pStyle w:val="ListBullet"/>
+      </w:pPr>
+      <w:r>
+        <w:rPr>
+          <w:rFonts w:ascii="宋体" w:hAnsi="宋体" w:eastAsia="宋体" w:cs="宋体"/>
+          <w:color w:val="000000"/>
+          <w:sz w:val="24"/>
+        </w:rPr>
+        <w:t>玩家需要至少形成一个核心构筑方向。</w:t>
+      </w:r>
+    </w:p>
+    <w:p>
+      <w:pPr>
+        <w:pStyle w:val="ListBullet"/>
+      </w:pPr>
+      <w:r>
+        <w:rPr>
+          <w:rFonts w:ascii="宋体" w:hAnsi="宋体" w:eastAsia="宋体" w:cs="宋体"/>
+          <w:color w:val="000000"/>
+          <w:sz w:val="24"/>
+        </w:rPr>
+        <w:t>精英战应明显消耗 HP，但奖励值得。</w:t>
+      </w:r>
+    </w:p>
+    <w:p>
+      <w:pPr>
+        <w:pStyle w:val="ListBullet"/>
+      </w:pPr>
+      <w:r>
+        <w:rPr>
+          <w:rFonts w:ascii="宋体" w:hAnsi="宋体" w:eastAsia="宋体" w:cs="宋体"/>
+          <w:color w:val="000000"/>
+          <w:sz w:val="24"/>
+        </w:rPr>
+        <w:t>商店和休息选择开始影响成败。</w:t>
+      </w:r>
+    </w:p>
+    <w:p>
+      <w:r>
+        <w:rPr>
+          <w:rFonts w:ascii="宋体" w:hAnsi="宋体" w:eastAsia="宋体" w:cs="宋体"/>
           <w:b/>
           <w:color w:val="000000"/>
           <w:sz w:val="24"/>
         </w:rPr>
-        <w:t>第一层：</w:t>
+        <w:t>第三层：</w:t>
       </w:r>
     </w:p>
     <w:p>
@@ -8472,7 +8844,7 @@
           <w:color w:val="000000"/>
           <w:sz w:val="24"/>
         </w:rPr>
-        <w:t>玩家在不懂复杂组合时也能通关。</w:t>
+        <w:t>普通战斗也应检验构筑强度。</w:t>
       </w:r>
     </w:p>
     <w:p>
@@ -8480,7 +8852,12 @@
         <w:pStyle w:val="ListBullet"/>
       </w:pPr>
       <w:r>
-        <w:t>普通战斗平均 3 至 4 回合结束，避免怪物过快死亡导致机制来不及出现。</w:t>
+        <w:rPr>
+          <w:rFonts w:ascii="宋体" w:hAnsi="宋体" w:eastAsia="宋体" w:cs="宋体"/>
+          <w:color w:val="000000"/>
+          <w:sz w:val="24"/>
+        </w:rPr>
+        <w:t>Root 战需要玩家具备稳定输出和防御方案。</w:t>
       </w:r>
     </w:p>
     <w:p>
@@ -8488,18 +8865,26 @@
         <w:pStyle w:val="ListBullet"/>
       </w:pPr>
       <w:r>
-        <w:t>第一层 Boss 目标战斗长度为 6 至 8 回合，允许玩家犯 1 至 2 次轻微错误。</w:t>
-      </w:r>
-    </w:p>
-    <w:p>
-      <w:r>
-        <w:rPr>
-          <w:rFonts w:ascii="黑体" w:hAnsi="黑体" w:eastAsia="黑体" w:cs="宋体"/>
+        <w:rPr>
+          <w:rFonts w:ascii="宋体" w:hAnsi="宋体" w:eastAsia="宋体" w:cs="宋体"/>
+          <w:color w:val="000000"/>
+          <w:sz w:val="24"/>
+        </w:rPr>
+        <w:t>不能只靠单一高数值攻击通关。</w:t>
+      </w:r>
+    </w:p>
+    <w:p>
+      <w:pPr>
+        <w:pStyle w:val="Heading2"/>
+      </w:pPr>
+      <w:r>
+        <w:rPr>
+          <w:rFonts w:ascii="宋体" w:hAnsi="宋体" w:eastAsia="宋体" w:cs="黑体"/>
           <w:b/>
           <w:color w:val="000000"/>
           <w:sz w:val="24"/>
         </w:rPr>
-        <w:t>第二层：</w:t>
+        <w:t>8.3 主要风险点</w:t>
       </w:r>
     </w:p>
     <w:p>
@@ -8512,7 +8897,7 @@
           <w:color w:val="000000"/>
           <w:sz w:val="24"/>
         </w:rPr>
-        <w:t>玩家需要至少形成一个核心构筑方向。</w:t>
+        <w:t>循环与参数组合可能导致爆发过高。</w:t>
       </w:r>
     </w:p>
     <w:p>
@@ -8525,7 +8910,7 @@
           <w:color w:val="000000"/>
           <w:sz w:val="24"/>
         </w:rPr>
-        <w:t>精英战应明显消耗 HP，但奖励值得。</w:t>
+        <w:t>条件牌若触发反馈不清晰，玩家会误以为系统出错。</w:t>
       </w:r>
     </w:p>
     <w:p>
@@ -8538,18 +8923,58 @@
           <w:color w:val="000000"/>
           <w:sz w:val="24"/>
         </w:rPr>
-        <w:t>商店和休息选择开始影响成败。</w:t>
-      </w:r>
-    </w:p>
-    <w:p>
-      <w:r>
-        <w:rPr>
-          <w:rFonts w:ascii="黑体" w:hAnsi="黑体" w:eastAsia="黑体" w:cs="宋体"/>
+        <w:t>手牌保留上限过低时，玩家可能感觉构筑被打断。</w:t>
+      </w:r>
+    </w:p>
+    <w:p>
+      <w:pPr>
+        <w:pStyle w:val="ListBullet"/>
+      </w:pPr>
+      <w:r>
+        <w:rPr>
+          <w:rFonts w:ascii="宋体" w:hAnsi="宋体" w:eastAsia="宋体" w:cs="宋体"/>
+          <w:color w:val="000000"/>
+          <w:sz w:val="24"/>
+        </w:rPr>
+        <w:t>高参数牌如果太强，会挤压低参数牌价值。</w:t>
+      </w:r>
+    </w:p>
+    <w:p>
+      <w:pPr>
+        <w:pStyle w:val="ListBullet"/>
+      </w:pPr>
+      <w:r>
+        <w:rPr>
+          <w:rFonts w:ascii="宋体" w:hAnsi="宋体" w:eastAsia="宋体" w:cs="宋体"/>
+          <w:color w:val="000000"/>
+          <w:sz w:val="24"/>
+        </w:rPr>
+        <w:t>敌人随机伤害波动过大时，失败会显得不公平。</w:t>
+      </w:r>
+    </w:p>
+    <w:p>
+      <w:pPr>
+        <w:pStyle w:val="Heading2"/>
+      </w:pPr>
+      <w:r>
+        <w:rPr>
+          <w:rFonts w:ascii="宋体" w:hAnsi="宋体" w:eastAsia="宋体" w:cs="黑体"/>
           <w:b/>
           <w:color w:val="000000"/>
           <w:sz w:val="24"/>
         </w:rPr>
-        <w:t>第三层：</w:t>
+        <w:t>8.4 调优建议</w:t>
+      </w:r>
+    </w:p>
+    <w:p>
+      <w:r>
+        <w:rPr>
+          <w:rFonts w:ascii="宋体" w:hAnsi="宋体" w:eastAsia="宋体" w:cs="宋体"/>
+          <w:b/>
+          <w:color w:val="000000"/>
+          <w:sz w:val="24"/>
+        </w:rPr>
+        <w:t>短期优先：</w:t>
       </w:r>
     </w:p>
     <w:p>
@@ -8562,7 +8987,7 @@
           <w:color w:val="000000"/>
           <w:sz w:val="24"/>
         </w:rPr>
-        <w:t>普通战斗也应检验构筑强度。</w:t>
+        <w:t>记录每场战斗回合数、玩家剩余 HP、造成总伤害。</w:t>
       </w:r>
     </w:p>
     <w:p>
@@ -8571,11 +8996,24 @@
       </w:pPr>
       <w:r>
         <w:rPr>
+          <w:rFonts w:ascii="宋体" w:hAnsi="宋体" w:eastAsia="宋体"/>
+          <w:color w:val="000000"/>
+          <w:sz w:val="24"/>
+        </w:rPr>
+        <w:t>继续观察第一层敌人的 HP、攻击和干扰频率，保证机制足够明显但不形成早期硬卡点。</w:t>
+      </w:r>
+    </w:p>
+    <w:p>
+      <w:pPr>
+        <w:pStyle w:val="ListBullet"/>
+      </w:pPr>
+      <w:r>
+        <w:rPr>
           <w:rFonts w:ascii="宋体" w:hAnsi="宋体" w:eastAsia="宋体" w:cs="宋体"/>
           <w:color w:val="000000"/>
           <w:sz w:val="24"/>
         </w:rPr>
-        <w:t>Root 战需要玩家具备稳定输出和防御方案。</w:t>
+        <w:t>对循环上限、加速循环、双倍循环进行专项测试。</w:t>
       </w:r>
     </w:p>
     <w:p>
@@ -8588,7 +9026,76 @@
           <w:color w:val="000000"/>
           <w:sz w:val="24"/>
         </w:rPr>
-        <w:t>不能只靠单一高数值攻击通关。</w:t>
+        <w:t>给 Boss 增加更清晰的阶段节奏。</w:t>
+      </w:r>
+    </w:p>
+    <w:p>
+      <w:r>
+        <w:rPr>
+          <w:rFonts w:ascii="宋体" w:hAnsi="宋体" w:eastAsia="宋体" w:cs="宋体"/>
+          <w:b/>
+          <w:color w:val="000000"/>
+          <w:sz w:val="24"/>
+        </w:rPr>
+        <w:t>中期优先：</w:t>
+      </w:r>
+    </w:p>
+    <w:p>
+      <w:pPr>
+        <w:pStyle w:val="ListBullet"/>
+      </w:pPr>
+      <w:r>
+        <w:rPr>
+          <w:rFonts w:ascii="宋体" w:hAnsi="宋体" w:eastAsia="宋体" w:cs="宋体"/>
+          <w:color w:val="000000"/>
+          <w:sz w:val="24"/>
+        </w:rPr>
+        <w:t>建立卡牌稀有度与期望收益表。</w:t>
+      </w:r>
+    </w:p>
+    <w:p>
+      <w:pPr>
+        <w:pStyle w:val="ListBullet"/>
+      </w:pPr>
+      <w:r>
+        <w:rPr>
+          <w:rFonts w:ascii="宋体" w:hAnsi="宋体" w:eastAsia="宋体" w:cs="宋体"/>
+          <w:color w:val="000000"/>
+          <w:sz w:val="24"/>
+        </w:rPr>
+        <w:t>建立敌人强度表，按层级逐步增长。</w:t>
+      </w:r>
+    </w:p>
+    <w:p>
+      <w:pPr>
+        <w:pStyle w:val="ListBullet"/>
+      </w:pPr>
+      <w:r>
+        <w:rPr>
+          <w:rFonts w:ascii="宋体" w:hAnsi="宋体" w:eastAsia="宋体" w:cs="宋体"/>
+          <w:color w:val="000000"/>
+          <w:sz w:val="24"/>
+        </w:rPr>
+        <w:t>为每个角色设计至少 2 套可行构筑路线。</w:t>
+      </w:r>
+    </w:p>
+    <w:p>
+      <w:pPr>
+        <w:spacing w:before="40" w:after="40"/>
+      </w:pPr>
+    </w:p>
+    <w:p>
+      <w:pPr>
+        <w:pStyle w:val="Heading1"/>
+      </w:pPr>
+      <w:r>
+        <w:rPr>
+          <w:rFonts w:ascii="宋体" w:hAnsi="宋体" w:eastAsia="宋体" w:cs="黑体"/>
+          <w:b/>
+          <w:color w:val="000000"/>
+          <w:sz w:val="24"/>
+        </w:rPr>
+        <w:t>9. UI 与交互规范</w:t>
       </w:r>
     </w:p>
     <w:p>
@@ -8597,12 +9104,33 @@
       </w:pPr>
       <w:r>
         <w:rPr>
-          <w:rFonts w:ascii="黑体" w:hAnsi="黑体" w:eastAsia="黑体" w:cs="黑体"/>
+          <w:rFonts w:ascii="宋体" w:hAnsi="宋体" w:eastAsia="宋体" w:cs="黑体"/>
           <w:b/>
           <w:color w:val="000000"/>
           <w:sz w:val="24"/>
         </w:rPr>
-        <w:t>8.3 主要风险点</w:t>
+        <w:t>9.1 整体风格</w:t>
+      </w:r>
+    </w:p>
+    <w:p>
+      <w:r>
+        <w:rPr>
+          <w:rFonts w:ascii="宋体" w:hAnsi="宋体" w:eastAsia="宋体" w:cs="宋体"/>
+          <w:color w:val="000000"/>
+          <w:sz w:val="24"/>
+        </w:rPr>
+        <w:t>当前风格为深色代码终端与科幻系统界面。</w:t>
+      </w:r>
+    </w:p>
+    <w:p>
+      <w:r>
+        <w:rPr>
+          <w:rFonts w:ascii="宋体" w:hAnsi="宋体" w:eastAsia="宋体" w:cs="宋体"/>
+          <w:b/>
+          <w:color w:val="000000"/>
+          <w:sz w:val="24"/>
+        </w:rPr>
+        <w:t>视觉关键词：</w:t>
       </w:r>
     </w:p>
     <w:p>
@@ -8615,7 +9143,7 @@
           <w:color w:val="000000"/>
           <w:sz w:val="24"/>
         </w:rPr>
-        <w:t>循环与参数组合可能导致爆发过高。</w:t>
+        <w:t>深夜办公室。</w:t>
       </w:r>
     </w:p>
     <w:p>
@@ -8628,7 +9156,7 @@
           <w:color w:val="000000"/>
           <w:sz w:val="24"/>
         </w:rPr>
-        <w:t>条件牌若触发反馈不清晰，玩家会误以为系统出错。</w:t>
+        <w:t>发光屏幕。</w:t>
       </w:r>
     </w:p>
     <w:p>
@@ -8641,7 +9169,7 @@
           <w:color w:val="000000"/>
           <w:sz w:val="24"/>
         </w:rPr>
-        <w:t>手牌保留上限过低时，玩家可能感觉构筑被打断。</w:t>
+        <w:t>蓝绿代码光。</w:t>
       </w:r>
     </w:p>
     <w:p>
@@ -8654,7 +9182,7 @@
           <w:color w:val="000000"/>
           <w:sz w:val="24"/>
         </w:rPr>
-        <w:t>高参数牌如果太强，会挤压低参数牌价值。</w:t>
+        <w:t>故障扫描线。</w:t>
       </w:r>
     </w:p>
     <w:p>
@@ -8667,7 +9195,20 @@
           <w:color w:val="000000"/>
           <w:sz w:val="24"/>
         </w:rPr>
-        <w:t>敌人随机伤害波动过大时，失败会显得不公平。</w:t>
+        <w:t>低饱和深色背景。</w:t>
+      </w:r>
+    </w:p>
+    <w:p>
+      <w:pPr>
+        <w:pStyle w:val="ListBullet"/>
+      </w:pPr>
+      <w:r>
+        <w:rPr>
+          <w:rFonts w:ascii="宋体" w:hAnsi="宋体" w:eastAsia="宋体" w:cs="宋体"/>
+          <w:color w:val="000000"/>
+          <w:sz w:val="24"/>
+        </w:rPr>
+        <w:t>高亮信息层级。</w:t>
       </w:r>
     </w:p>
     <w:p>
@@ -8676,23 +9217,128 @@
       </w:pPr>
       <w:r>
         <w:rPr>
-          <w:rFonts w:ascii="黑体" w:hAnsi="黑体" w:eastAsia="黑体" w:cs="黑体"/>
+          <w:rFonts w:ascii="宋体" w:hAnsi="宋体" w:eastAsia="宋体" w:cs="黑体"/>
           <w:b/>
           <w:color w:val="000000"/>
           <w:sz w:val="24"/>
         </w:rPr>
-        <w:t>8.4 调优建议</w:t>
-      </w:r>
-    </w:p>
-    <w:p>
-      <w:r>
-        <w:rPr>
-          <w:rFonts w:ascii="黑体" w:hAnsi="黑体" w:eastAsia="黑体" w:cs="宋体"/>
+        <w:t>9.2 信息优先级</w:t>
+      </w:r>
+    </w:p>
+    <w:p>
+      <w:r>
+        <w:rPr>
+          <w:rFonts w:ascii="宋体" w:hAnsi="宋体" w:eastAsia="宋体" w:cs="宋体"/>
           <w:b/>
           <w:color w:val="000000"/>
           <w:sz w:val="24"/>
         </w:rPr>
-        <w:t>短期优先：</w:t>
+        <w:t>战斗中必须优先清晰展示：</w:t>
+      </w:r>
+    </w:p>
+    <w:p>
+      <w:pPr>
+        <w:pStyle w:val="ListNumber"/>
+      </w:pPr>
+      <w:r>
+        <w:rPr>
+          <w:rFonts w:ascii="宋体" w:hAnsi="宋体" w:eastAsia="宋体" w:cs="宋体"/>
+          <w:color w:val="000000"/>
+          <w:sz w:val="24"/>
+        </w:rPr>
+        <w:t>敌人本回合意图。</w:t>
+      </w:r>
+    </w:p>
+    <w:p>
+      <w:pPr>
+        <w:pStyle w:val="ListNumber"/>
+      </w:pPr>
+      <w:r>
+        <w:rPr>
+          <w:rFonts w:ascii="宋体" w:hAnsi="宋体" w:eastAsia="宋体" w:cs="宋体"/>
+          <w:color w:val="000000"/>
+          <w:sz w:val="24"/>
+        </w:rPr>
+        <w:t>玩家 HP 与护盾。</w:t>
+      </w:r>
+    </w:p>
+    <w:p>
+      <w:pPr>
+        <w:pStyle w:val="ListNumber"/>
+      </w:pPr>
+      <w:r>
+        <w:rPr>
+          <w:rFonts w:ascii="宋体" w:hAnsi="宋体" w:eastAsia="宋体" w:cs="宋体"/>
+          <w:color w:val="000000"/>
+          <w:sz w:val="24"/>
+        </w:rPr>
+        <w:t>敌人 HP 与护盾。</w:t>
+      </w:r>
+    </w:p>
+    <w:p>
+      <w:pPr>
+        <w:pStyle w:val="ListNumber"/>
+      </w:pPr>
+      <w:r>
+        <w:rPr>
+          <w:rFonts w:ascii="宋体" w:hAnsi="宋体" w:eastAsia="宋体" w:cs="宋体"/>
+          <w:color w:val="000000"/>
+          <w:sz w:val="24"/>
+        </w:rPr>
+        <w:t>当前参数使用量。</w:t>
+      </w:r>
+    </w:p>
+    <w:p>
+      <w:pPr>
+        <w:pStyle w:val="ListNumber"/>
+      </w:pPr>
+      <w:r>
+        <w:rPr>
+          <w:rFonts w:ascii="宋体" w:hAnsi="宋体" w:eastAsia="宋体" w:cs="宋体"/>
+          <w:color w:val="000000"/>
+          <w:sz w:val="24"/>
+        </w:rPr>
+        <w:t>手牌类型与可用参数。</w:t>
+      </w:r>
+    </w:p>
+    <w:p>
+      <w:pPr>
+        <w:pStyle w:val="ListNumber"/>
+      </w:pPr>
+      <w:r>
+        <w:rPr>
+          <w:rFonts w:ascii="宋体" w:hAnsi="宋体" w:eastAsia="宋体" w:cs="宋体"/>
+          <w:color w:val="000000"/>
+          <w:sz w:val="24"/>
+        </w:rPr>
+        <w:t>编程区执行顺序。</w:t>
+      </w:r>
+    </w:p>
+    <w:p>
+      <w:pPr>
+        <w:pStyle w:val="ListNumber"/>
+      </w:pPr>
+      <w:r>
+        <w:rPr>
+          <w:rFonts w:ascii="宋体" w:hAnsi="宋体" w:eastAsia="宋体" w:cs="宋体"/>
+          <w:color w:val="000000"/>
+          <w:sz w:val="24"/>
+        </w:rPr>
+        <w:t>条件是否满足。</w:t>
+      </w:r>
+    </w:p>
+    <w:p>
+      <w:pPr>
+        <w:pStyle w:val="Heading2"/>
+      </w:pPr>
+      <w:r>
+        <w:rPr>
+          <w:rFonts w:ascii="宋体" w:hAnsi="宋体" w:eastAsia="宋体" w:cs="黑体"/>
+          <w:b/>
+          <w:color w:val="000000"/>
+          <w:sz w:val="24"/>
+        </w:rPr>
+        <w:t>9.3 当前已发现的 UI 关注点</w:t>
       </w:r>
     </w:p>
     <w:p>
@@ -8705,7 +9351,7 @@
           <w:color w:val="000000"/>
           <w:sz w:val="24"/>
         </w:rPr>
-        <w:t>记录每场战斗回合数、玩家剩余 HP、造成总伤害。</w:t>
+        <w:t>角色选择页头像和文字已调整放大。</w:t>
       </w:r>
     </w:p>
     <w:p>
@@ -8713,7 +9359,12 @@
         <w:pStyle w:val="ListBullet"/>
       </w:pPr>
       <w:r>
-        <w:t>继续观察第一层敌人的 HP、攻击和干扰频率，保证机制足够明显但不形成早期硬卡点。</w:t>
+        <w:rPr>
+          <w:rFonts w:ascii="宋体" w:hAnsi="宋体" w:eastAsia="宋体" w:cs="宋体"/>
+          <w:color w:val="000000"/>
+          <w:sz w:val="24"/>
+        </w:rPr>
+        <w:t>角色卡片留白较大，后续可进一步强化头像与角色定位说明。</w:t>
       </w:r>
     </w:p>
     <w:p>
@@ -8726,7 +9377,7 @@
           <w:color w:val="000000"/>
           <w:sz w:val="24"/>
         </w:rPr>
-        <w:t>对循环上限、加速循环、双倍循环进行专项测试。</w:t>
+        <w:t>条件预览已有悬浮提示，但移动端需要点击式说明。</w:t>
       </w:r>
     </w:p>
     <w:p>
@@ -8735,22 +9386,38 @@
       </w:pPr>
       <w:r>
         <w:rPr>
+          <w:rFonts w:ascii="宋体" w:hAnsi="宋体" w:eastAsia="宋体"/>
+          <w:color w:val="000000"/>
+          <w:sz w:val="24"/>
+        </w:rPr>
+        <w:t>商店已改为货架式固定库存界面；事件、休息、宝箱仍可继续统一视觉规格并增加小插图。</w:t>
+      </w:r>
+    </w:p>
+    <w:p>
+      <w:pPr>
+        <w:pStyle w:val="ListBullet"/>
+      </w:pPr>
+      <w:r>
+        <w:rPr>
           <w:rFonts w:ascii="宋体" w:hAnsi="宋体" w:eastAsia="宋体" w:cs="宋体"/>
           <w:color w:val="000000"/>
           <w:sz w:val="24"/>
         </w:rPr>
-        <w:t>给 Boss 增加更清晰的阶段节奏。</w:t>
-      </w:r>
-    </w:p>
-    <w:p>
-      <w:r>
-        <w:rPr>
-          <w:rFonts w:ascii="黑体" w:hAnsi="黑体" w:eastAsia="黑体" w:cs="宋体"/>
+        <w:t>战斗卡牌、地图节点、奖励卡牌之间的视觉语言需要继续统一。</w:t>
+      </w:r>
+    </w:p>
+    <w:p>
+      <w:pPr>
+        <w:pStyle w:val="Heading2"/>
+      </w:pPr>
+      <w:r>
+        <w:rPr>
+          <w:rFonts w:ascii="宋体" w:hAnsi="宋体" w:eastAsia="宋体" w:cs="黑体"/>
           <w:b/>
           <w:color w:val="000000"/>
           <w:sz w:val="24"/>
         </w:rPr>
-        <w:t>中期优先：</w:t>
+        <w:t>9.4 交互要求</w:t>
       </w:r>
     </w:p>
     <w:p>
@@ -8763,7 +9430,7 @@
           <w:color w:val="000000"/>
           <w:sz w:val="24"/>
         </w:rPr>
-        <w:t>建立卡牌稀有度与期望收益表。</w:t>
+        <w:t>拖拽与点击都应可完成出牌，降低操作门槛。</w:t>
       </w:r>
     </w:p>
     <w:p>
@@ -8776,7 +9443,7 @@
           <w:color w:val="000000"/>
           <w:sz w:val="24"/>
         </w:rPr>
-        <w:t>建立敌人强度表，按层级逐步增长。</w:t>
+        <w:t>参数放入指令后应支持替换和回收。</w:t>
       </w:r>
     </w:p>
     <w:p>
@@ -8789,7 +9456,33 @@
           <w:color w:val="000000"/>
           <w:sz w:val="24"/>
         </w:rPr>
-        <w:t>为每个角色设计至少 2 套可行构筑路线。</w:t>
+        <w:t>运行前应清楚提示缺参数、无效结构或超上限。</w:t>
+      </w:r>
+    </w:p>
+    <w:p>
+      <w:pPr>
+        <w:pStyle w:val="ListBullet"/>
+      </w:pPr>
+      <w:r>
+        <w:rPr>
+          <w:rFonts w:ascii="宋体" w:hAnsi="宋体" w:eastAsia="宋体" w:cs="宋体"/>
+          <w:color w:val="000000"/>
+          <w:sz w:val="24"/>
+        </w:rPr>
+        <w:t>程序执行时应有逐行高亮，帮助玩家理解结果。</w:t>
+      </w:r>
+    </w:p>
+    <w:p>
+      <w:pPr>
+        <w:pStyle w:val="ListBullet"/>
+      </w:pPr>
+      <w:r>
+        <w:rPr>
+          <w:rFonts w:ascii="宋体" w:hAnsi="宋体" w:eastAsia="宋体" w:cs="宋体"/>
+          <w:color w:val="000000"/>
+          <w:sz w:val="24"/>
+        </w:rPr>
+        <w:t>战斗日志应保留关键计算结果，但不能替代主要 UI 提示。</w:t>
       </w:r>
     </w:p>
     <w:p>
@@ -8803,12 +9496,12 @@
       </w:pPr>
       <w:r>
         <w:rPr>
-          <w:rFonts w:ascii="黑体" w:hAnsi="黑体" w:eastAsia="黑体" w:cs="黑体"/>
+          <w:rFonts w:ascii="宋体" w:hAnsi="宋体" w:eastAsia="宋体" w:cs="黑体"/>
           <w:b/>
           <w:color w:val="000000"/>
-          <w:sz w:val="28"/>
-        </w:rPr>
-        <w:t>9. UI 与交互规范</w:t>
+          <w:sz w:val="24"/>
+        </w:rPr>
+        <w:t>10. 美术与音频方向</w:t>
       </w:r>
     </w:p>
     <w:p>
@@ -8817,33 +9510,23 @@
       </w:pPr>
       <w:r>
         <w:rPr>
-          <w:rFonts w:ascii="黑体" w:hAnsi="黑体" w:eastAsia="黑体" w:cs="黑体"/>
+          <w:rFonts w:ascii="宋体" w:hAnsi="宋体" w:eastAsia="宋体" w:cs="黑体"/>
           <w:b/>
           <w:color w:val="000000"/>
           <w:sz w:val="24"/>
         </w:rPr>
-        <w:t>9.1 整体风格</w:t>
+        <w:t>10.1 美术方向</w:t>
       </w:r>
     </w:p>
     <w:p>
       <w:r>
         <w:rPr>
           <w:rFonts w:ascii="宋体" w:hAnsi="宋体" w:eastAsia="宋体" w:cs="宋体"/>
-          <w:color w:val="000000"/>
-          <w:sz w:val="24"/>
-        </w:rPr>
-        <w:t>当前风格为深色代码终端与科幻系统界面。</w:t>
-      </w:r>
-    </w:p>
-    <w:p>
-      <w:r>
-        <w:rPr>
-          <w:rFonts w:ascii="黑体" w:hAnsi="黑体" w:eastAsia="黑体" w:cs="宋体"/>
           <w:b/>
           <w:color w:val="000000"/>
           <w:sz w:val="24"/>
         </w:rPr>
-        <w:t>视觉关键词：</w:t>
+        <w:t>当前已有角色头像资源：</w:t>
       </w:r>
     </w:p>
     <w:p>
@@ -8856,7 +9539,7 @@
           <w:color w:val="000000"/>
           <w:sz w:val="24"/>
         </w:rPr>
-        <w:t>深夜办公室。</w:t>
+        <w:t>架构师。</w:t>
       </w:r>
     </w:p>
     <w:p>
@@ -8869,7 +9552,7 @@
           <w:color w:val="000000"/>
           <w:sz w:val="24"/>
         </w:rPr>
-        <w:t>发光屏幕。</w:t>
+        <w:t>漏洞猎人。</w:t>
       </w:r>
     </w:p>
     <w:p>
@@ -8882,7 +9565,7 @@
           <w:color w:val="000000"/>
           <w:sz w:val="24"/>
         </w:rPr>
-        <w:t>蓝绿代码光。</w:t>
+        <w:t>运维。</w:t>
       </w:r>
     </w:p>
     <w:p>
@@ -8895,7 +9578,18 @@
           <w:color w:val="000000"/>
           <w:sz w:val="24"/>
         </w:rPr>
-        <w:t>故障扫描线。</w:t>
+        <w:t>重构者。</w:t>
+      </w:r>
+    </w:p>
+    <w:p>
+      <w:r>
+        <w:rPr>
+          <w:rFonts w:ascii="宋体" w:hAnsi="宋体" w:eastAsia="宋体" w:cs="宋体"/>
+          <w:b/>
+          <w:color w:val="000000"/>
+          <w:sz w:val="24"/>
+        </w:rPr>
+        <w:t>后续资源需求：</w:t>
       </w:r>
     </w:p>
     <w:p>
@@ -8908,7 +9602,7 @@
           <w:color w:val="000000"/>
           <w:sz w:val="24"/>
         </w:rPr>
-        <w:t>低饱和深色背景。</w:t>
+        <w:t>三层地图背景氛围图。</w:t>
       </w:r>
     </w:p>
     <w:p>
@@ -8921,7 +9615,59 @@
           <w:color w:val="000000"/>
           <w:sz w:val="24"/>
         </w:rPr>
-        <w:t>高亮信息层级。</w:t>
+        <w:t>普通敌人图标或半身形象。</w:t>
+      </w:r>
+    </w:p>
+    <w:p>
+      <w:pPr>
+        <w:pStyle w:val="ListBullet"/>
+      </w:pPr>
+      <w:r>
+        <w:rPr>
+          <w:rFonts w:ascii="宋体" w:hAnsi="宋体" w:eastAsia="宋体" w:cs="宋体"/>
+          <w:color w:val="000000"/>
+          <w:sz w:val="24"/>
+        </w:rPr>
+        <w:t>三个 Boss 的专属视觉。</w:t>
+      </w:r>
+    </w:p>
+    <w:p>
+      <w:pPr>
+        <w:pStyle w:val="ListBullet"/>
+      </w:pPr>
+      <w:r>
+        <w:rPr>
+          <w:rFonts w:ascii="宋体" w:hAnsi="宋体" w:eastAsia="宋体" w:cs="宋体"/>
+          <w:color w:val="000000"/>
+          <w:sz w:val="24"/>
+        </w:rPr>
+        <w:t>卡牌边框与稀有度特效。</w:t>
+      </w:r>
+    </w:p>
+    <w:p>
+      <w:pPr>
+        <w:pStyle w:val="ListBullet"/>
+      </w:pPr>
+      <w:r>
+        <w:rPr>
+          <w:rFonts w:ascii="宋体" w:hAnsi="宋体" w:eastAsia="宋体" w:cs="宋体"/>
+          <w:color w:val="000000"/>
+          <w:sz w:val="24"/>
+        </w:rPr>
+        <w:t>插件图标统一绘制。</w:t>
+      </w:r>
+    </w:p>
+    <w:p>
+      <w:pPr>
+        <w:pStyle w:val="ListBullet"/>
+      </w:pPr>
+      <w:r>
+        <w:rPr>
+          <w:rFonts w:ascii="宋体" w:hAnsi="宋体" w:eastAsia="宋体" w:cs="宋体"/>
+          <w:color w:val="000000"/>
+          <w:sz w:val="24"/>
+        </w:rPr>
+        <w:t>事件插图或小图标。</w:t>
       </w:r>
     </w:p>
     <w:p>
@@ -8930,23 +9676,476 @@
       </w:pPr>
       <w:r>
         <w:rPr>
-          <w:rFonts w:ascii="黑体" w:hAnsi="黑体" w:eastAsia="黑体" w:cs="黑体"/>
+          <w:rFonts w:ascii="宋体" w:hAnsi="宋体" w:eastAsia="宋体" w:cs="黑体"/>
           <w:b/>
           <w:color w:val="000000"/>
           <w:sz w:val="24"/>
         </w:rPr>
-        <w:t>9.2 信息优先级</w:t>
-      </w:r>
-    </w:p>
-    <w:p>
-      <w:r>
-        <w:rPr>
-          <w:rFonts w:ascii="黑体" w:hAnsi="黑体" w:eastAsia="黑体" w:cs="宋体"/>
+        <w:t>10.2 动效方向</w:t>
+      </w:r>
+    </w:p>
+    <w:p>
+      <w:r>
+        <w:rPr>
+          <w:rFonts w:ascii="宋体" w:hAnsi="宋体" w:eastAsia="宋体" w:cs="宋体"/>
           <w:b/>
           <w:color w:val="000000"/>
           <w:sz w:val="24"/>
         </w:rPr>
-        <w:t>战斗中必须优先清晰展示：</w:t>
+        <w:t>当前已有：</w:t>
+      </w:r>
+    </w:p>
+    <w:p>
+      <w:pPr>
+        <w:pStyle w:val="ListBullet"/>
+      </w:pPr>
+      <w:r>
+        <w:rPr>
+          <w:rFonts w:ascii="宋体" w:hAnsi="宋体" w:eastAsia="宋体" w:cs="宋体"/>
+          <w:color w:val="000000"/>
+          <w:sz w:val="24"/>
+        </w:rPr>
+        <w:t>抽牌翻转动画。</w:t>
+      </w:r>
+    </w:p>
+    <w:p>
+      <w:pPr>
+        <w:pStyle w:val="ListBullet"/>
+      </w:pPr>
+      <w:r>
+        <w:rPr>
+          <w:rFonts w:ascii="宋体" w:hAnsi="宋体" w:eastAsia="宋体" w:cs="宋体"/>
+          <w:color w:val="000000"/>
+          <w:sz w:val="24"/>
+        </w:rPr>
+        <w:t>卡牌进入编程区动画。</w:t>
+      </w:r>
+    </w:p>
+    <w:p>
+      <w:pPr>
+        <w:pStyle w:val="ListBullet"/>
+      </w:pPr>
+      <w:r>
+        <w:rPr>
+          <w:rFonts w:ascii="宋体" w:hAnsi="宋体" w:eastAsia="宋体" w:cs="宋体"/>
+          <w:color w:val="000000"/>
+          <w:sz w:val="24"/>
+        </w:rPr>
+        <w:t>伤害飘字。</w:t>
+      </w:r>
+    </w:p>
+    <w:p>
+      <w:pPr>
+        <w:pStyle w:val="ListBullet"/>
+      </w:pPr>
+      <w:r>
+        <w:rPr>
+          <w:rFonts w:ascii="宋体" w:hAnsi="宋体" w:eastAsia="宋体" w:cs="宋体"/>
+          <w:color w:val="000000"/>
+          <w:sz w:val="24"/>
+        </w:rPr>
+        <w:t>护盾、治疗、命中效果。</w:t>
+      </w:r>
+    </w:p>
+    <w:p>
+      <w:pPr>
+        <w:pStyle w:val="ListBullet"/>
+      </w:pPr>
+      <w:r>
+        <w:rPr>
+          <w:rFonts w:ascii="宋体" w:hAnsi="宋体" w:eastAsia="宋体" w:cs="宋体"/>
+          <w:color w:val="000000"/>
+          <w:sz w:val="24"/>
+        </w:rPr>
+        <w:t>回合横幅。</w:t>
+      </w:r>
+    </w:p>
+    <w:p>
+      <w:r>
+        <w:rPr>
+          <w:rFonts w:ascii="宋体" w:hAnsi="宋体" w:eastAsia="宋体" w:cs="宋体"/>
+          <w:b/>
+          <w:color w:val="000000"/>
+          <w:sz w:val="24"/>
+        </w:rPr>
+        <w:t>后续建议：</w:t>
+      </w:r>
+    </w:p>
+    <w:p>
+      <w:pPr>
+        <w:pStyle w:val="ListBullet"/>
+      </w:pPr>
+      <w:r>
+        <w:rPr>
+          <w:rFonts w:ascii="宋体" w:hAnsi="宋体" w:eastAsia="宋体" w:cs="宋体"/>
+          <w:color w:val="000000"/>
+          <w:sz w:val="24"/>
+        </w:rPr>
+        <w:t>循环执行时增加重复脉冲效果。</w:t>
+      </w:r>
+    </w:p>
+    <w:p>
+      <w:pPr>
+        <w:pStyle w:val="ListBullet"/>
+      </w:pPr>
+      <w:r>
+        <w:rPr>
+          <w:rFonts w:ascii="宋体" w:hAnsi="宋体" w:eastAsia="宋体" w:cs="宋体"/>
+          <w:color w:val="000000"/>
+          <w:sz w:val="24"/>
+        </w:rPr>
+        <w:t>如果条件成功/失败使用不同颜色与音效。</w:t>
+      </w:r>
+    </w:p>
+    <w:p>
+      <w:pPr>
+        <w:pStyle w:val="ListBullet"/>
+      </w:pPr>
+      <w:r>
+        <w:rPr>
+          <w:rFonts w:ascii="宋体" w:hAnsi="宋体" w:eastAsia="宋体" w:cs="宋体"/>
+          <w:color w:val="000000"/>
+          <w:sz w:val="24"/>
+        </w:rPr>
+        <w:t>Boss 行动前增加屏幕警告。</w:t>
+      </w:r>
+    </w:p>
+    <w:p>
+      <w:pPr>
+        <w:pStyle w:val="ListBullet"/>
+      </w:pPr>
+      <w:r>
+        <w:rPr>
+          <w:rFonts w:ascii="宋体" w:hAnsi="宋体" w:eastAsia="宋体" w:cs="宋体"/>
+          <w:color w:val="000000"/>
+          <w:sz w:val="24"/>
+        </w:rPr>
+        <w:t>插件触发时有明确图标闪烁。</w:t>
+      </w:r>
+    </w:p>
+    <w:p>
+      <w:pPr>
+        <w:pStyle w:val="Heading2"/>
+      </w:pPr>
+      <w:r>
+        <w:rPr>
+          <w:rFonts w:ascii="宋体" w:hAnsi="宋体" w:eastAsia="宋体" w:cs="黑体"/>
+          <w:b/>
+          <w:color w:val="000000"/>
+          <w:sz w:val="24"/>
+        </w:rPr>
+        <w:t>10.3 音频方向</w:t>
+      </w:r>
+    </w:p>
+    <w:p>
+      <w:r>
+        <w:rPr>
+          <w:rFonts w:ascii="宋体" w:hAnsi="宋体" w:eastAsia="宋体" w:cs="宋体"/>
+          <w:b/>
+          <w:color w:val="000000"/>
+          <w:sz w:val="24"/>
+        </w:rPr>
+        <w:t>建议音频关键词：</w:t>
+      </w:r>
+    </w:p>
+    <w:p>
+      <w:pPr>
+        <w:pStyle w:val="ListBullet"/>
+      </w:pPr>
+      <w:r>
+        <w:rPr>
+          <w:rFonts w:ascii="宋体" w:hAnsi="宋体" w:eastAsia="宋体" w:cs="宋体"/>
+          <w:color w:val="000000"/>
+          <w:sz w:val="24"/>
+        </w:rPr>
+        <w:t>键盘敲击。</w:t>
+      </w:r>
+    </w:p>
+    <w:p>
+      <w:pPr>
+        <w:pStyle w:val="ListBullet"/>
+      </w:pPr>
+      <w:r>
+        <w:rPr>
+          <w:rFonts w:ascii="宋体" w:hAnsi="宋体" w:eastAsia="宋体" w:cs="宋体"/>
+          <w:color w:val="000000"/>
+          <w:sz w:val="24"/>
+        </w:rPr>
+        <w:t>电流噪声。</w:t>
+      </w:r>
+    </w:p>
+    <w:p>
+      <w:pPr>
+        <w:pStyle w:val="ListBullet"/>
+      </w:pPr>
+      <w:r>
+        <w:rPr>
+          <w:rFonts w:ascii="宋体" w:hAnsi="宋体" w:eastAsia="宋体" w:cs="宋体"/>
+          <w:color w:val="000000"/>
+          <w:sz w:val="24"/>
+        </w:rPr>
+        <w:t>系统提示音。</w:t>
+      </w:r>
+    </w:p>
+    <w:p>
+      <w:pPr>
+        <w:pStyle w:val="ListBullet"/>
+      </w:pPr>
+      <w:r>
+        <w:rPr>
+          <w:rFonts w:ascii="宋体" w:hAnsi="宋体" w:eastAsia="宋体" w:cs="宋体"/>
+          <w:color w:val="000000"/>
+          <w:sz w:val="24"/>
+        </w:rPr>
+        <w:t>低频环境音。</w:t>
+      </w:r>
+    </w:p>
+    <w:p>
+      <w:pPr>
+        <w:pStyle w:val="ListBullet"/>
+      </w:pPr>
+      <w:r>
+        <w:rPr>
+          <w:rFonts w:ascii="宋体" w:hAnsi="宋体" w:eastAsia="宋体" w:cs="宋体"/>
+          <w:color w:val="000000"/>
+          <w:sz w:val="24"/>
+        </w:rPr>
+        <w:t>错误弹窗音。</w:t>
+      </w:r>
+    </w:p>
+    <w:p>
+      <w:pPr>
+        <w:pStyle w:val="ListBullet"/>
+      </w:pPr>
+      <w:r>
+        <w:rPr>
+          <w:rFonts w:ascii="宋体" w:hAnsi="宋体" w:eastAsia="宋体" w:cs="宋体"/>
+          <w:color w:val="000000"/>
+          <w:sz w:val="24"/>
+        </w:rPr>
+        <w:t>代码运行时的短促节奏音。</w:t>
+      </w:r>
+    </w:p>
+    <w:p>
+      <w:r>
+        <w:rPr>
+          <w:rFonts w:ascii="宋体" w:hAnsi="宋体" w:eastAsia="宋体" w:cs="宋体"/>
+          <w:b/>
+          <w:color w:val="000000"/>
+          <w:sz w:val="24"/>
+        </w:rPr>
+        <w:t>音频层级：</w:t>
+      </w:r>
+    </w:p>
+    <w:p>
+      <w:pPr>
+        <w:pStyle w:val="ListBullet"/>
+      </w:pPr>
+      <w:r>
+        <w:rPr>
+          <w:rFonts w:ascii="宋体" w:hAnsi="宋体" w:eastAsia="宋体" w:cs="宋体"/>
+          <w:color w:val="000000"/>
+          <w:sz w:val="24"/>
+        </w:rPr>
+        <w:t>UI 点击音：轻、短、清脆。</w:t>
+      </w:r>
+    </w:p>
+    <w:p>
+      <w:pPr>
+        <w:pStyle w:val="ListBullet"/>
+      </w:pPr>
+      <w:r>
+        <w:rPr>
+          <w:rFonts w:ascii="宋体" w:hAnsi="宋体" w:eastAsia="宋体" w:cs="宋体"/>
+          <w:color w:val="000000"/>
+          <w:sz w:val="24"/>
+        </w:rPr>
+        <w:t>出牌音：按牌型区分。</w:t>
+      </w:r>
+    </w:p>
+    <w:p>
+      <w:pPr>
+        <w:pStyle w:val="ListBullet"/>
+      </w:pPr>
+      <w:r>
+        <w:rPr>
+          <w:rFonts w:ascii="宋体" w:hAnsi="宋体" w:eastAsia="宋体" w:cs="宋体"/>
+          <w:color w:val="000000"/>
+          <w:sz w:val="24"/>
+        </w:rPr>
+        <w:t>执行音：逐行运行形成节奏。</w:t>
+      </w:r>
+    </w:p>
+    <w:p>
+      <w:pPr>
+        <w:pStyle w:val="ListBullet"/>
+      </w:pPr>
+      <w:r>
+        <w:rPr>
+          <w:rFonts w:ascii="宋体" w:hAnsi="宋体" w:eastAsia="宋体" w:cs="宋体"/>
+          <w:color w:val="000000"/>
+          <w:sz w:val="24"/>
+        </w:rPr>
+        <w:t>受击音：明确但不过度刺激。</w:t>
+      </w:r>
+    </w:p>
+    <w:p>
+      <w:pPr>
+        <w:pStyle w:val="ListBullet"/>
+      </w:pPr>
+      <w:r>
+        <w:rPr>
+          <w:rFonts w:ascii="宋体" w:hAnsi="宋体" w:eastAsia="宋体" w:cs="宋体"/>
+          <w:color w:val="000000"/>
+          <w:sz w:val="24"/>
+        </w:rPr>
+        <w:t>Boss 音效：更低频、更压迫。</w:t>
+      </w:r>
+    </w:p>
+    <w:p>
+      <w:pPr>
+        <w:spacing w:before="40" w:after="40"/>
+      </w:pPr>
+    </w:p>
+    <w:p>
+      <w:pPr>
+        <w:pStyle w:val="Heading1"/>
+      </w:pPr>
+      <w:r>
+        <w:rPr>
+          <w:rFonts w:ascii="宋体" w:hAnsi="宋体" w:eastAsia="宋体" w:cs="黑体"/>
+          <w:b/>
+          <w:color w:val="000000"/>
+          <w:sz w:val="24"/>
+        </w:rPr>
+        <w:t>11. 新手引导设计</w:t>
+      </w:r>
+    </w:p>
+    <w:p>
+      <w:r>
+        <w:rPr>
+          <w:rFonts w:ascii="宋体" w:hAnsi="宋体" w:eastAsia="宋体"/>
+          <w:color w:val="000000"/>
+          <w:sz w:val="24"/>
+        </w:rPr>
+        <w:t>当前版本缺少完整教学。建议以第一场 Bug 战作为强制教学。</w:t>
+      </w:r>
+    </w:p>
+    <w:p>
+      <w:pPr>
+        <w:pStyle w:val="Heading2"/>
+      </w:pPr>
+      <w:r>
+        <w:rPr>
+          <w:rFonts w:ascii="宋体" w:hAnsi="宋体" w:eastAsia="宋体" w:cs="黑体"/>
+          <w:b/>
+          <w:color w:val="000000"/>
+          <w:sz w:val="24"/>
+        </w:rPr>
+        <w:t>11.1 教学目标</w:t>
+      </w:r>
+    </w:p>
+    <w:p>
+      <w:r>
+        <w:rPr>
+          <w:rFonts w:ascii="宋体" w:hAnsi="宋体" w:eastAsia="宋体" w:cs="宋体"/>
+          <w:b/>
+          <w:color w:val="000000"/>
+          <w:sz w:val="24"/>
+        </w:rPr>
+        <w:t>第一场战斗结束前，玩家需要理解：</w:t>
+      </w:r>
+    </w:p>
+    <w:p>
+      <w:pPr>
+        <w:pStyle w:val="ListBullet"/>
+      </w:pPr>
+      <w:r>
+        <w:rPr>
+          <w:rFonts w:ascii="宋体" w:hAnsi="宋体" w:eastAsia="宋体" w:cs="宋体"/>
+          <w:color w:val="000000"/>
+          <w:sz w:val="24"/>
+        </w:rPr>
+        <w:t>敌人会提前展示行动代码。</w:t>
+      </w:r>
+    </w:p>
+    <w:p>
+      <w:pPr>
+        <w:pStyle w:val="ListBullet"/>
+      </w:pPr>
+      <w:r>
+        <w:rPr>
+          <w:rFonts w:ascii="宋体" w:hAnsi="宋体" w:eastAsia="宋体" w:cs="宋体"/>
+          <w:color w:val="000000"/>
+          <w:sz w:val="24"/>
+        </w:rPr>
+        <w:t>指令牌需要参数才能生效。</w:t>
+      </w:r>
+    </w:p>
+    <w:p>
+      <w:pPr>
+        <w:pStyle w:val="ListBullet"/>
+      </w:pPr>
+      <w:r>
+        <w:rPr>
+          <w:rFonts w:ascii="宋体" w:hAnsi="宋体" w:eastAsia="宋体" w:cs="宋体"/>
+          <w:color w:val="000000"/>
+          <w:sz w:val="24"/>
+        </w:rPr>
+        <w:t>参数总和有上限。</w:t>
+      </w:r>
+    </w:p>
+    <w:p>
+      <w:pPr>
+        <w:pStyle w:val="ListBullet"/>
+      </w:pPr>
+      <w:r>
+        <w:rPr>
+          <w:rFonts w:ascii="宋体" w:hAnsi="宋体" w:eastAsia="宋体" w:cs="宋体"/>
+          <w:color w:val="000000"/>
+          <w:sz w:val="24"/>
+        </w:rPr>
+        <w:t>程序会从上到下执行。</w:t>
+      </w:r>
+    </w:p>
+    <w:p>
+      <w:pPr>
+        <w:pStyle w:val="ListBullet"/>
+      </w:pPr>
+      <w:r>
+        <w:rPr>
+          <w:rFonts w:ascii="宋体" w:hAnsi="宋体" w:eastAsia="宋体" w:cs="宋体"/>
+          <w:color w:val="000000"/>
+          <w:sz w:val="24"/>
+        </w:rPr>
+        <w:t>护盾可以抵挡敌人攻击。</w:t>
+      </w:r>
+    </w:p>
+    <w:p>
+      <w:pPr>
+        <w:pStyle w:val="ListBullet"/>
+      </w:pPr>
+      <w:r>
+        <w:rPr>
+          <w:rFonts w:ascii="宋体" w:hAnsi="宋体" w:eastAsia="宋体" w:cs="宋体"/>
+          <w:color w:val="000000"/>
+          <w:sz w:val="24"/>
+        </w:rPr>
+        <w:t>战斗胜利后可以选择奖励。</w:t>
+      </w:r>
+    </w:p>
+    <w:p>
+      <w:pPr>
+        <w:pStyle w:val="Heading2"/>
+      </w:pPr>
+      <w:r>
+        <w:rPr>
+          <w:rFonts w:ascii="宋体" w:hAnsi="宋体" w:eastAsia="宋体" w:cs="黑体"/>
+          <w:b/>
+          <w:color w:val="000000"/>
+          <w:sz w:val="24"/>
+        </w:rPr>
+        <w:t>11.2 教学步骤</w:t>
       </w:r>
     </w:p>
     <w:p>
@@ -8955,11 +10154,24 @@
       </w:pPr>
       <w:r>
         <w:rPr>
+          <w:rFonts w:ascii="宋体" w:hAnsi="宋体" w:eastAsia="宋体"/>
+          <w:color w:val="000000"/>
+          <w:sz w:val="24"/>
+        </w:rPr>
+        <w:t>进入战斗后高亮敌人意图，提示“Bug 本回合将攻击 7 点”。</w:t>
+      </w:r>
+    </w:p>
+    <w:p>
+      <w:pPr>
+        <w:pStyle w:val="ListNumber"/>
+      </w:pPr>
+      <w:r>
+        <w:rPr>
           <w:rFonts w:ascii="宋体" w:hAnsi="宋体" w:eastAsia="宋体" w:cs="宋体"/>
           <w:color w:val="000000"/>
           <w:sz w:val="24"/>
         </w:rPr>
-        <w:t>敌人本回合意图。</w:t>
+        <w:t>高亮攻击牌，提示“将攻击放入编程区”。</w:t>
       </w:r>
     </w:p>
     <w:p>
@@ -8972,7 +10184,7 @@
           <w:color w:val="000000"/>
           <w:sz w:val="24"/>
         </w:rPr>
-        <w:t>玩家 HP 与护盾。</w:t>
+        <w:t>高亮参数牌，提示“把参数填入攻击”。</w:t>
       </w:r>
     </w:p>
     <w:p>
@@ -8985,7 +10197,7 @@
           <w:color w:val="000000"/>
           <w:sz w:val="24"/>
         </w:rPr>
-        <w:t>敌人 HP 与护盾。</w:t>
+        <w:t>点击运行，展示敌人掉血。</w:t>
       </w:r>
     </w:p>
     <w:p>
@@ -8998,7 +10210,7 @@
           <w:color w:val="000000"/>
           <w:sz w:val="24"/>
         </w:rPr>
-        <w:t>当前参数使用量。</w:t>
+        <w:t>第二回合提示使用防御抵挡攻击。</w:t>
       </w:r>
     </w:p>
     <w:p>
@@ -9011,12 +10223,26 @@
           <w:color w:val="000000"/>
           <w:sz w:val="24"/>
         </w:rPr>
-        <w:t>手牌类型与可用参数。</w:t>
-      </w:r>
-    </w:p>
-    <w:p>
-      <w:pPr>
-        <w:pStyle w:val="ListNumber"/>
+        <w:t>胜利后提示选择一张奖励牌加入牌组。</w:t>
+      </w:r>
+    </w:p>
+    <w:p>
+      <w:pPr>
+        <w:pStyle w:val="Heading2"/>
+      </w:pPr>
+      <w:r>
+        <w:rPr>
+          <w:rFonts w:ascii="宋体" w:hAnsi="宋体" w:eastAsia="宋体" w:cs="黑体"/>
+          <w:b/>
+          <w:color w:val="000000"/>
+          <w:sz w:val="24"/>
+        </w:rPr>
+        <w:t>11.3 教学原则</w:t>
+      </w:r>
+    </w:p>
+    <w:p>
+      <w:pPr>
+        <w:pStyle w:val="ListBullet"/>
       </w:pPr>
       <w:r>
         <w:rPr>
@@ -9024,12 +10250,12 @@
           <w:color w:val="000000"/>
           <w:sz w:val="24"/>
         </w:rPr>
-        <w:t>编程区执行顺序。</w:t>
-      </w:r>
-    </w:p>
-    <w:p>
-      <w:pPr>
-        <w:pStyle w:val="ListNumber"/>
+        <w:t>不一次性解释所有系统。</w:t>
+      </w:r>
+    </w:p>
+    <w:p>
+      <w:pPr>
+        <w:pStyle w:val="ListBullet"/>
       </w:pPr>
       <w:r>
         <w:rPr>
@@ -9037,7 +10263,52 @@
           <w:color w:val="000000"/>
           <w:sz w:val="24"/>
         </w:rPr>
-        <w:t>条件是否满足。</w:t>
+        <w:t>先教基础攻防，再教循环与如果。</w:t>
+      </w:r>
+    </w:p>
+    <w:p>
+      <w:pPr>
+        <w:pStyle w:val="ListBullet"/>
+      </w:pPr>
+      <w:r>
+        <w:rPr>
+          <w:rFonts w:ascii="宋体" w:hAnsi="宋体" w:eastAsia="宋体" w:cs="宋体"/>
+          <w:color w:val="000000"/>
+          <w:sz w:val="24"/>
+        </w:rPr>
+        <w:t>语法牌可在第一层第二或第三场战斗弹出提示。</w:t>
+      </w:r>
+    </w:p>
+    <w:p>
+      <w:pPr>
+        <w:pStyle w:val="ListBullet"/>
+      </w:pPr>
+      <w:r>
+        <w:rPr>
+          <w:rFonts w:ascii="宋体" w:hAnsi="宋体" w:eastAsia="宋体" w:cs="宋体"/>
+          <w:color w:val="000000"/>
+          <w:sz w:val="24"/>
+        </w:rPr>
+        <w:t>所有教学都要允许玩家快速跳过。</w:t>
+      </w:r>
+    </w:p>
+    <w:p>
+      <w:pPr>
+        <w:spacing w:before="40" w:after="40"/>
+      </w:pPr>
+    </w:p>
+    <w:p>
+      <w:pPr>
+        <w:pStyle w:val="Heading1"/>
+      </w:pPr>
+      <w:r>
+        <w:rPr>
+          <w:rFonts w:ascii="宋体" w:hAnsi="宋体" w:eastAsia="宋体" w:cs="黑体"/>
+          <w:b/>
+          <w:color w:val="000000"/>
+          <w:sz w:val="24"/>
+        </w:rPr>
+        <w:t>12. 版本计划</w:t>
       </w:r>
     </w:p>
     <w:p>
@@ -9046,12 +10317,43 @@
       </w:pPr>
       <w:r>
         <w:rPr>
-          <w:rFonts w:ascii="黑体" w:hAnsi="黑体" w:eastAsia="黑体" w:cs="黑体"/>
+          <w:rFonts w:ascii="宋体" w:hAnsi="宋体" w:eastAsia="宋体" w:cs="黑体"/>
           <w:b/>
           <w:color w:val="000000"/>
           <w:sz w:val="24"/>
         </w:rPr>
-        <w:t>9.3 当前已发现的 UI 关注点</w:t>
+        <w:t>12.1 当前原型版本</w:t>
+      </w:r>
+    </w:p>
+    <w:p>
+      <w:r>
+        <w:rPr>
+          <w:rFonts w:ascii="宋体" w:hAnsi="宋体" w:eastAsia="宋体" w:cs="宋体"/>
+          <w:color w:val="000000"/>
+          <w:sz w:val="24"/>
+        </w:rPr>
+        <w:t>目标：完成一局从标题到通关/失败的可玩闭环。</w:t>
+      </w:r>
+    </w:p>
+    <w:p>
+      <w:r>
+        <w:rPr>
+          <w:rFonts w:ascii="宋体" w:hAnsi="宋体" w:eastAsia="宋体" w:cs="宋体"/>
+          <w:color w:val="000000"/>
+          <w:sz w:val="24"/>
+        </w:rPr>
+        <w:t>状态：基本完成。</w:t>
+      </w:r>
+    </w:p>
+    <w:p>
+      <w:r>
+        <w:rPr>
+          <w:rFonts w:ascii="宋体" w:hAnsi="宋体" w:eastAsia="宋体" w:cs="宋体"/>
+          <w:b/>
+          <w:color w:val="000000"/>
+          <w:sz w:val="24"/>
+        </w:rPr>
+        <w:t>已完成：</w:t>
       </w:r>
     </w:p>
     <w:p>
@@ -9064,7 +10366,7 @@
           <w:color w:val="000000"/>
           <w:sz w:val="24"/>
         </w:rPr>
-        <w:t>角色选择页头像和文字已调整放大。</w:t>
+        <w:t>角色选择。</w:t>
       </w:r>
     </w:p>
     <w:p>
@@ -9077,7 +10379,7 @@
           <w:color w:val="000000"/>
           <w:sz w:val="24"/>
         </w:rPr>
-        <w:t>角色卡片留白较大，后续可进一步强化头像与角色定位说明。</w:t>
+        <w:t>三层地图。</w:t>
       </w:r>
     </w:p>
     <w:p>
@@ -9090,7 +10392,7 @@
           <w:color w:val="000000"/>
           <w:sz w:val="24"/>
         </w:rPr>
-        <w:t>条件预览已有悬浮提示，但移动端需要点击式说明。</w:t>
+        <w:t>战斗系统。</w:t>
       </w:r>
     </w:p>
     <w:p>
@@ -9103,7 +10405,7 @@
           <w:color w:val="000000"/>
           <w:sz w:val="24"/>
         </w:rPr>
-        <w:t>商店、事件、休息当前为基础按钮样式，后续需统一视觉规格。</w:t>
+        <w:t>卡牌与参数系统。</w:t>
       </w:r>
     </w:p>
     <w:p>
@@ -9116,7 +10418,20 @@
           <w:color w:val="000000"/>
           <w:sz w:val="24"/>
         </w:rPr>
-        <w:t>战斗卡牌、地图节点、奖励卡牌之间的视觉语言需要继续统一。</w:t>
+        <w:t>循环/如果语法。</w:t>
+      </w:r>
+    </w:p>
+    <w:p>
+      <w:pPr>
+        <w:pStyle w:val="ListBullet"/>
+      </w:pPr>
+      <w:r>
+        <w:rPr>
+          <w:rFonts w:ascii="宋体" w:hAnsi="宋体" w:eastAsia="宋体" w:cs="宋体"/>
+          <w:color w:val="000000"/>
+          <w:sz w:val="24"/>
+        </w:rPr>
+        <w:t>敌人、Boss、奖励、插件、事件、商店、休息、宝箱。</w:t>
       </w:r>
     </w:p>
     <w:p>
@@ -9125,12 +10440,33 @@
       </w:pPr>
       <w:r>
         <w:rPr>
-          <w:rFonts w:ascii="黑体" w:hAnsi="黑体" w:eastAsia="黑体" w:cs="黑体"/>
+          <w:rFonts w:ascii="宋体" w:hAnsi="宋体" w:eastAsia="宋体" w:cs="黑体"/>
           <w:b/>
           <w:color w:val="000000"/>
           <w:sz w:val="24"/>
         </w:rPr>
-        <w:t>9.4 交互要求</w:t>
+        <w:t>12.2 Demo 版本目标</w:t>
+      </w:r>
+    </w:p>
+    <w:p>
+      <w:r>
+        <w:rPr>
+          <w:rFonts w:ascii="宋体" w:hAnsi="宋体" w:eastAsia="宋体" w:cs="宋体"/>
+          <w:color w:val="000000"/>
+          <w:sz w:val="24"/>
+        </w:rPr>
+        <w:t>目标：可对外试玩 15 至 30 分钟，玩家能理解核心玩法并完成至少一局。</w:t>
+      </w:r>
+    </w:p>
+    <w:p>
+      <w:r>
+        <w:rPr>
+          <w:rFonts w:ascii="宋体" w:hAnsi="宋体" w:eastAsia="宋体" w:cs="宋体"/>
+          <w:b/>
+          <w:color w:val="000000"/>
+          <w:sz w:val="24"/>
+        </w:rPr>
+        <w:t>优先级 P0：</w:t>
       </w:r>
     </w:p>
     <w:p>
@@ -9143,7 +10479,7 @@
           <w:color w:val="000000"/>
           <w:sz w:val="24"/>
         </w:rPr>
-        <w:t>拖拽与点击都应可完成出牌，降低操作门槛。</w:t>
+        <w:t>新手引导。</w:t>
       </w:r>
     </w:p>
     <w:p>
@@ -9156,7 +10492,7 @@
           <w:color w:val="000000"/>
           <w:sz w:val="24"/>
         </w:rPr>
-        <w:t>参数放入指令后应支持替换和回收。</w:t>
+        <w:t>修复明显乱码或文案显示问题。</w:t>
       </w:r>
     </w:p>
     <w:p>
@@ -9165,11 +10501,24 @@
       </w:pPr>
       <w:r>
         <w:rPr>
+          <w:rFonts w:ascii="宋体" w:hAnsi="宋体" w:eastAsia="宋体"/>
+          <w:color w:val="000000"/>
+          <w:sz w:val="24"/>
+        </w:rPr>
+        <w:t>已完成：商店移除卡牌改为可选择，并接入牌库查看弹窗。</w:t>
+      </w:r>
+    </w:p>
+    <w:p>
+      <w:pPr>
+        <w:pStyle w:val="ListBullet"/>
+      </w:pPr>
+      <w:r>
+        <w:rPr>
           <w:rFonts w:ascii="宋体" w:hAnsi="宋体" w:eastAsia="宋体" w:cs="宋体"/>
           <w:color w:val="000000"/>
           <w:sz w:val="24"/>
         </w:rPr>
-        <w:t>运行前应清楚提示缺参数、无效结构或超上限。</w:t>
+        <w:t>条件触发反馈强化。</w:t>
       </w:r>
     </w:p>
     <w:p>
@@ -9182,7 +10531,7 @@
           <w:color w:val="000000"/>
           <w:sz w:val="24"/>
         </w:rPr>
-        <w:t>程序执行时应有逐行高亮，帮助玩家理解结果。</w:t>
+        <w:t>第一层数值调优。</w:t>
       </w:r>
     </w:p>
     <w:p>
@@ -9195,7 +10544,311 @@
           <w:color w:val="000000"/>
           <w:sz w:val="24"/>
         </w:rPr>
-        <w:t>战斗日志应保留关键计算结果，但不能替代主要 UI 提示。</w:t>
+        <w:t>完整失败/胜利结算页。</w:t>
+      </w:r>
+    </w:p>
+    <w:p>
+      <w:r>
+        <w:rPr>
+          <w:rFonts w:ascii="宋体" w:hAnsi="宋体" w:eastAsia="宋体" w:cs="宋体"/>
+          <w:b/>
+          <w:color w:val="000000"/>
+          <w:sz w:val="24"/>
+        </w:rPr>
+        <w:t>优先级 P1：</w:t>
+      </w:r>
+    </w:p>
+    <w:p>
+      <w:pPr>
+        <w:pStyle w:val="ListBullet"/>
+      </w:pPr>
+      <w:r>
+        <w:rPr>
+          <w:rFonts w:ascii="宋体" w:hAnsi="宋体" w:eastAsia="宋体" w:cs="宋体"/>
+          <w:color w:val="000000"/>
+          <w:sz w:val="24"/>
+        </w:rPr>
+        <w:t>卡牌升级系统。</w:t>
+      </w:r>
+    </w:p>
+    <w:p>
+      <w:pPr>
+        <w:pStyle w:val="ListBullet"/>
+      </w:pPr>
+      <w:r>
+        <w:rPr>
+          <w:rFonts w:ascii="宋体" w:hAnsi="宋体" w:eastAsia="宋体" w:cs="宋体"/>
+          <w:color w:val="000000"/>
+          <w:sz w:val="24"/>
+        </w:rPr>
+        <w:t>每层开场与 Boss 对话。</w:t>
+      </w:r>
+    </w:p>
+    <w:p>
+      <w:pPr>
+        <w:pStyle w:val="ListBullet"/>
+      </w:pPr>
+      <w:r>
+        <w:rPr>
+          <w:rFonts w:ascii="宋体" w:hAnsi="宋体" w:eastAsia="宋体"/>
+          <w:color w:val="000000"/>
+          <w:sz w:val="24"/>
+        </w:rPr>
+        <w:t>更多事件：当前已扩充至 10 个，后续目标为 25 个以上并按层级区分。</w:t>
+      </w:r>
+    </w:p>
+    <w:p>
+      <w:pPr>
+        <w:pStyle w:val="ListBullet"/>
+      </w:pPr>
+      <w:r>
+        <w:rPr>
+          <w:rFonts w:ascii="宋体" w:hAnsi="宋体" w:eastAsia="宋体" w:cs="宋体"/>
+          <w:color w:val="000000"/>
+          <w:sz w:val="24"/>
+        </w:rPr>
+        <w:t>更多角色差异化牌组。</w:t>
+      </w:r>
+    </w:p>
+    <w:p>
+      <w:pPr>
+        <w:pStyle w:val="ListBullet"/>
+      </w:pPr>
+      <w:r>
+        <w:rPr>
+          <w:rFonts w:ascii="宋体" w:hAnsi="宋体" w:eastAsia="宋体" w:cs="宋体"/>
+          <w:color w:val="000000"/>
+          <w:sz w:val="24"/>
+        </w:rPr>
+        <w:t>插件图鉴。</w:t>
+      </w:r>
+    </w:p>
+    <w:p>
+      <w:pPr>
+        <w:pStyle w:val="ListBullet"/>
+      </w:pPr>
+      <w:r>
+        <w:rPr>
+          <w:rFonts w:ascii="宋体" w:hAnsi="宋体" w:eastAsia="宋体" w:cs="宋体"/>
+          <w:color w:val="000000"/>
+          <w:sz w:val="24"/>
+        </w:rPr>
+        <w:t>存档继续。</w:t>
+      </w:r>
+    </w:p>
+    <w:p>
+      <w:r>
+        <w:rPr>
+          <w:rFonts w:ascii="宋体" w:hAnsi="宋体" w:eastAsia="宋体" w:cs="宋体"/>
+          <w:b/>
+          <w:color w:val="000000"/>
+          <w:sz w:val="24"/>
+        </w:rPr>
+        <w:t>优先级 P2：</w:t>
+      </w:r>
+    </w:p>
+    <w:p>
+      <w:pPr>
+        <w:pStyle w:val="ListBullet"/>
+      </w:pPr>
+      <w:r>
+        <w:rPr>
+          <w:rFonts w:ascii="宋体" w:hAnsi="宋体" w:eastAsia="宋体" w:cs="宋体"/>
+          <w:color w:val="000000"/>
+          <w:sz w:val="24"/>
+        </w:rPr>
+        <w:t>更多动画与音效。</w:t>
+      </w:r>
+    </w:p>
+    <w:p>
+      <w:pPr>
+        <w:pStyle w:val="ListBullet"/>
+      </w:pPr>
+      <w:r>
+        <w:rPr>
+          <w:rFonts w:ascii="宋体" w:hAnsi="宋体" w:eastAsia="宋体" w:cs="宋体"/>
+          <w:color w:val="000000"/>
+          <w:sz w:val="24"/>
+        </w:rPr>
+        <w:t>Boss 专属演出。</w:t>
+      </w:r>
+    </w:p>
+    <w:p>
+      <w:pPr>
+        <w:pStyle w:val="ListBullet"/>
+      </w:pPr>
+      <w:r>
+        <w:rPr>
+          <w:rFonts w:ascii="宋体" w:hAnsi="宋体" w:eastAsia="宋体" w:cs="宋体"/>
+          <w:color w:val="000000"/>
+          <w:sz w:val="24"/>
+        </w:rPr>
+        <w:t>每层背景变化。</w:t>
+      </w:r>
+    </w:p>
+    <w:p>
+      <w:pPr>
+        <w:pStyle w:val="ListBullet"/>
+      </w:pPr>
+      <w:r>
+        <w:rPr>
+          <w:rFonts w:ascii="宋体" w:hAnsi="宋体" w:eastAsia="宋体" w:cs="宋体"/>
+          <w:color w:val="000000"/>
+          <w:sz w:val="24"/>
+        </w:rPr>
+        <w:t>成就与统计。</w:t>
+      </w:r>
+    </w:p>
+    <w:p>
+      <w:pPr>
+        <w:pStyle w:val="ListBullet"/>
+      </w:pPr>
+      <w:r>
+        <w:rPr>
+          <w:rFonts w:ascii="宋体" w:hAnsi="宋体" w:eastAsia="宋体" w:cs="宋体"/>
+          <w:color w:val="000000"/>
+          <w:sz w:val="24"/>
+        </w:rPr>
+        <w:t>多结局文本。</w:t>
+      </w:r>
+    </w:p>
+    <w:p>
+      <w:pPr>
+        <w:pStyle w:val="Heading2"/>
+      </w:pPr>
+      <w:r>
+        <w:rPr>
+          <w:rFonts w:ascii="宋体" w:hAnsi="宋体" w:eastAsia="宋体" w:cs="黑体"/>
+          <w:b/>
+          <w:color w:val="000000"/>
+          <w:sz w:val="24"/>
+        </w:rPr>
+        <w:t>12.3 首个正式版本目标</w:t>
+      </w:r>
+    </w:p>
+    <w:p>
+      <w:r>
+        <w:rPr>
+          <w:rFonts w:ascii="宋体" w:hAnsi="宋体" w:eastAsia="宋体" w:cs="宋体"/>
+          <w:color w:val="000000"/>
+          <w:sz w:val="24"/>
+        </w:rPr>
+        <w:t>目标：形成完整可重复游玩的独立小体量游戏。</w:t>
+      </w:r>
+    </w:p>
+    <w:p>
+      <w:r>
+        <w:rPr>
+          <w:rFonts w:ascii="宋体" w:hAnsi="宋体" w:eastAsia="宋体" w:cs="宋体"/>
+          <w:b/>
+          <w:color w:val="000000"/>
+          <w:sz w:val="24"/>
+        </w:rPr>
+        <w:t>建议内容规模：</w:t>
+      </w:r>
+    </w:p>
+    <w:p>
+      <w:pPr>
+        <w:pStyle w:val="ListBullet"/>
+      </w:pPr>
+      <w:r>
+        <w:rPr>
+          <w:rFonts w:ascii="宋体" w:hAnsi="宋体" w:eastAsia="宋体" w:cs="宋体"/>
+          <w:color w:val="000000"/>
+          <w:sz w:val="24"/>
+        </w:rPr>
+        <w:t>4 个可选角色。</w:t>
+      </w:r>
+    </w:p>
+    <w:p>
+      <w:pPr>
+        <w:pStyle w:val="ListBullet"/>
+      </w:pPr>
+      <w:r>
+        <w:rPr>
+          <w:rFonts w:ascii="宋体" w:hAnsi="宋体" w:eastAsia="宋体" w:cs="宋体"/>
+          <w:color w:val="000000"/>
+          <w:sz w:val="24"/>
+        </w:rPr>
+        <w:t>3 层地图。</w:t>
+      </w:r>
+    </w:p>
+    <w:p>
+      <w:pPr>
+        <w:pStyle w:val="ListBullet"/>
+      </w:pPr>
+      <w:r>
+        <w:rPr>
+          <w:rFonts w:ascii="宋体" w:hAnsi="宋体" w:eastAsia="宋体" w:cs="宋体"/>
+          <w:color w:val="000000"/>
+          <w:sz w:val="24"/>
+        </w:rPr>
+        <w:t>12 至 18 个普通/精英敌人。</w:t>
+      </w:r>
+    </w:p>
+    <w:p>
+      <w:pPr>
+        <w:pStyle w:val="ListBullet"/>
+      </w:pPr>
+      <w:r>
+        <w:rPr>
+          <w:rFonts w:ascii="宋体" w:hAnsi="宋体" w:eastAsia="宋体" w:cs="宋体"/>
+          <w:color w:val="000000"/>
+          <w:sz w:val="24"/>
+        </w:rPr>
+        <w:t>3 个 Boss。</w:t>
+      </w:r>
+    </w:p>
+    <w:p>
+      <w:pPr>
+        <w:pStyle w:val="ListBullet"/>
+      </w:pPr>
+      <w:r>
+        <w:rPr>
+          <w:rFonts w:ascii="宋体" w:hAnsi="宋体" w:eastAsia="宋体" w:cs="宋体"/>
+          <w:color w:val="000000"/>
+          <w:sz w:val="24"/>
+        </w:rPr>
+        <w:t>40 至 60 张卡牌。</w:t>
+      </w:r>
+    </w:p>
+    <w:p>
+      <w:pPr>
+        <w:pStyle w:val="ListBullet"/>
+      </w:pPr>
+      <w:r>
+        <w:rPr>
+          <w:rFonts w:ascii="宋体" w:hAnsi="宋体" w:eastAsia="宋体" w:cs="宋体"/>
+          <w:color w:val="000000"/>
+          <w:sz w:val="24"/>
+        </w:rPr>
+        <w:t>20 个以上插件。</w:t>
+      </w:r>
+    </w:p>
+    <w:p>
+      <w:pPr>
+        <w:pStyle w:val="ListBullet"/>
+      </w:pPr>
+      <w:r>
+        <w:rPr>
+          <w:rFonts w:ascii="宋体" w:hAnsi="宋体" w:eastAsia="宋体" w:cs="宋体"/>
+          <w:color w:val="000000"/>
+          <w:sz w:val="24"/>
+        </w:rPr>
+        <w:t>25 个以上事件。</w:t>
+      </w:r>
+    </w:p>
+    <w:p>
+      <w:pPr>
+        <w:pStyle w:val="ListBullet"/>
+      </w:pPr>
+      <w:r>
+        <w:rPr>
+          <w:rFonts w:ascii="宋体" w:hAnsi="宋体" w:eastAsia="宋体" w:cs="宋体"/>
+          <w:color w:val="000000"/>
+          <w:sz w:val="24"/>
+        </w:rPr>
+        <w:t>每个角色至少 2 条明显构筑路线。</w:t>
       </w:r>
     </w:p>
     <w:p>
@@ -9209,12 +10862,12 @@
       </w:pPr>
       <w:r>
         <w:rPr>
-          <w:rFonts w:ascii="黑体" w:hAnsi="黑体" w:eastAsia="黑体" w:cs="黑体"/>
+          <w:rFonts w:ascii="宋体" w:hAnsi="宋体" w:eastAsia="宋体" w:cs="黑体"/>
           <w:b/>
           <w:color w:val="000000"/>
-          <w:sz w:val="28"/>
-        </w:rPr>
-        <w:t>10. 美术与音频方向</w:t>
+          <w:sz w:val="24"/>
+        </w:rPr>
+        <w:t>13. 测试计划</w:t>
       </w:r>
     </w:p>
     <w:p>
@@ -9223,23 +10876,23 @@
       </w:pPr>
       <w:r>
         <w:rPr>
-          <w:rFonts w:ascii="黑体" w:hAnsi="黑体" w:eastAsia="黑体" w:cs="黑体"/>
+          <w:rFonts w:ascii="宋体" w:hAnsi="宋体" w:eastAsia="宋体" w:cs="黑体"/>
           <w:b/>
           <w:color w:val="000000"/>
           <w:sz w:val="24"/>
         </w:rPr>
-        <w:t>10.1 美术方向</w:t>
-      </w:r>
-    </w:p>
-    <w:p>
-      <w:r>
-        <w:rPr>
-          <w:rFonts w:ascii="黑体" w:hAnsi="黑体" w:eastAsia="黑体" w:cs="宋体"/>
+        <w:t>13.1 功能测试</w:t>
+      </w:r>
+    </w:p>
+    <w:p>
+      <w:r>
+        <w:rPr>
+          <w:rFonts w:ascii="宋体" w:hAnsi="宋体" w:eastAsia="宋体" w:cs="宋体"/>
           <w:b/>
           <w:color w:val="000000"/>
           <w:sz w:val="24"/>
         </w:rPr>
-        <w:t>当前已有角色头像资源：</w:t>
+        <w:t>重点验证：</w:t>
       </w:r>
     </w:p>
     <w:p>
@@ -9252,7 +10905,7 @@
           <w:color w:val="000000"/>
           <w:sz w:val="24"/>
         </w:rPr>
-        <w:t>架构师。</w:t>
+        <w:t>所有角色能正常开局。</w:t>
       </w:r>
     </w:p>
     <w:p>
@@ -9265,7 +10918,7 @@
           <w:color w:val="000000"/>
           <w:sz w:val="24"/>
         </w:rPr>
-        <w:t>漏洞猎人。</w:t>
+        <w:t>所有节点能进入并返回地图。</w:t>
       </w:r>
     </w:p>
     <w:p>
@@ -9278,7 +10931,7 @@
           <w:color w:val="000000"/>
           <w:sz w:val="24"/>
         </w:rPr>
-        <w:t>运维。</w:t>
+        <w:t>所有敌人能正常行动。</w:t>
       </w:r>
     </w:p>
     <w:p>
@@ -9291,18 +10944,71 @@
           <w:color w:val="000000"/>
           <w:sz w:val="24"/>
         </w:rPr>
-        <w:t>重构者。</w:t>
-      </w:r>
-    </w:p>
-    <w:p>
-      <w:r>
-        <w:rPr>
-          <w:rFonts w:ascii="黑体" w:hAnsi="黑体" w:eastAsia="黑体" w:cs="宋体"/>
+        <w:t>所有卡牌能正常执行。</w:t>
+      </w:r>
+    </w:p>
+    <w:p>
+      <w:pPr>
+        <w:pStyle w:val="ListBullet"/>
+      </w:pPr>
+      <w:r>
+        <w:rPr>
+          <w:rFonts w:ascii="宋体" w:hAnsi="宋体" w:eastAsia="宋体" w:cs="宋体"/>
+          <w:color w:val="000000"/>
+          <w:sz w:val="24"/>
+        </w:rPr>
+        <w:t>循环、如果、参数回收、拖拽替换不报错。</w:t>
+      </w:r>
+    </w:p>
+    <w:p>
+      <w:pPr>
+        <w:pStyle w:val="ListBullet"/>
+      </w:pPr>
+      <w:r>
+        <w:rPr>
+          <w:rFonts w:ascii="宋体" w:hAnsi="宋体" w:eastAsia="宋体" w:cs="宋体"/>
+          <w:color w:val="000000"/>
+          <w:sz w:val="24"/>
+        </w:rPr>
+        <w:t>战斗胜负后能正确结算。</w:t>
+      </w:r>
+    </w:p>
+    <w:p>
+      <w:pPr>
+        <w:pStyle w:val="ListBullet"/>
+      </w:pPr>
+      <w:r>
+        <w:rPr>
+          <w:rFonts w:ascii="宋体" w:hAnsi="宋体" w:eastAsia="宋体" w:cs="宋体"/>
+          <w:color w:val="000000"/>
+          <w:sz w:val="24"/>
+        </w:rPr>
+        <w:t>三层 Boss 击败后能正确推进或通关。</w:t>
+      </w:r>
+    </w:p>
+    <w:p>
+      <w:pPr>
+        <w:pStyle w:val="Heading2"/>
+      </w:pPr>
+      <w:r>
+        <w:rPr>
+          <w:rFonts w:ascii="宋体" w:hAnsi="宋体" w:eastAsia="宋体" w:cs="黑体"/>
           <w:b/>
           <w:color w:val="000000"/>
           <w:sz w:val="24"/>
         </w:rPr>
-        <w:t>后续资源需求：</w:t>
+        <w:t>13.2 数值测试</w:t>
+      </w:r>
+    </w:p>
+    <w:p>
+      <w:r>
+        <w:rPr>
+          <w:rFonts w:ascii="宋体" w:hAnsi="宋体" w:eastAsia="宋体" w:cs="宋体"/>
+          <w:b/>
+          <w:color w:val="000000"/>
+          <w:sz w:val="24"/>
+        </w:rPr>
+        <w:t>建议记录：</w:t>
       </w:r>
     </w:p>
     <w:p>
@@ -9315,7 +11021,7 @@
           <w:color w:val="000000"/>
           <w:sz w:val="24"/>
         </w:rPr>
-        <w:t>三层地图背景氛围图。</w:t>
+        <w:t>每层平均战斗回合数。</w:t>
       </w:r>
     </w:p>
     <w:p>
@@ -9328,7 +11034,7 @@
           <w:color w:val="000000"/>
           <w:sz w:val="24"/>
         </w:rPr>
-        <w:t>普通敌人图标或半身形象。</w:t>
+        <w:t>普通战斗平均掉血。</w:t>
       </w:r>
     </w:p>
     <w:p>
@@ -9341,7 +11047,7 @@
           <w:color w:val="000000"/>
           <w:sz w:val="24"/>
         </w:rPr>
-        <w:t>三个 Boss 的专属视觉。</w:t>
+        <w:t>精英战斗平均掉血。</w:t>
       </w:r>
     </w:p>
     <w:p>
@@ -9354,7 +11060,7 @@
           <w:color w:val="000000"/>
           <w:sz w:val="24"/>
         </w:rPr>
-        <w:t>卡牌边框与稀有度特效。</w:t>
+        <w:t>Boss 战胜率。</w:t>
       </w:r>
     </w:p>
     <w:p>
@@ -9367,7 +11073,7 @@
           <w:color w:val="000000"/>
           <w:sz w:val="24"/>
         </w:rPr>
-        <w:t>插件图标统一绘制。</w:t>
+        <w:t>玩家最终牌组大小。</w:t>
       </w:r>
     </w:p>
     <w:p>
@@ -9380,7 +11086,20 @@
           <w:color w:val="000000"/>
           <w:sz w:val="24"/>
         </w:rPr>
-        <w:t>事件插图或小图标。</w:t>
+        <w:t>插件获取数量。</w:t>
+      </w:r>
+    </w:p>
+    <w:p>
+      <w:pPr>
+        <w:pStyle w:val="ListBullet"/>
+      </w:pPr>
+      <w:r>
+        <w:rPr>
+          <w:rFonts w:ascii="宋体" w:hAnsi="宋体" w:eastAsia="宋体" w:cs="宋体"/>
+          <w:color w:val="000000"/>
+          <w:sz w:val="24"/>
+        </w:rPr>
+        <w:t>每类卡牌选择率。</w:t>
       </w:r>
     </w:p>
     <w:p>
@@ -9389,23 +11108,23 @@
       </w:pPr>
       <w:r>
         <w:rPr>
-          <w:rFonts w:ascii="黑体" w:hAnsi="黑体" w:eastAsia="黑体" w:cs="黑体"/>
+          <w:rFonts w:ascii="宋体" w:hAnsi="宋体" w:eastAsia="宋体" w:cs="黑体"/>
           <w:b/>
           <w:color w:val="000000"/>
           <w:sz w:val="24"/>
         </w:rPr>
-        <w:t>10.2 动效方向</w:t>
-      </w:r>
-    </w:p>
-    <w:p>
-      <w:r>
-        <w:rPr>
-          <w:rFonts w:ascii="黑体" w:hAnsi="黑体" w:eastAsia="黑体" w:cs="宋体"/>
+        <w:t>13.3 体验测试</w:t>
+      </w:r>
+    </w:p>
+    <w:p>
+      <w:r>
+        <w:rPr>
+          <w:rFonts w:ascii="宋体" w:hAnsi="宋体" w:eastAsia="宋体" w:cs="宋体"/>
           <w:b/>
           <w:color w:val="000000"/>
           <w:sz w:val="24"/>
         </w:rPr>
-        <w:t>当前已有：</w:t>
+        <w:t>观察问题：</w:t>
       </w:r>
     </w:p>
     <w:p>
@@ -9418,7 +11137,7 @@
           <w:color w:val="000000"/>
           <w:sz w:val="24"/>
         </w:rPr>
-        <w:t>抽牌翻转动画。</w:t>
+        <w:t>玩家是否能理解参数牌用途。</w:t>
       </w:r>
     </w:p>
     <w:p>
@@ -9431,7 +11150,7 @@
           <w:color w:val="000000"/>
           <w:sz w:val="24"/>
         </w:rPr>
-        <w:t>卡牌进入编程区动画。</w:t>
+        <w:t>玩家是否会误解“如果”条件。</w:t>
       </w:r>
     </w:p>
     <w:p>
@@ -9444,7 +11163,7 @@
           <w:color w:val="000000"/>
           <w:sz w:val="24"/>
         </w:rPr>
-        <w:t>伤害飘字。</w:t>
+        <w:t>玩家是否能预测循环收益。</w:t>
       </w:r>
     </w:p>
     <w:p>
@@ -9457,7 +11176,7 @@
           <w:color w:val="000000"/>
           <w:sz w:val="24"/>
         </w:rPr>
-        <w:t>护盾、治疗、命中效果。</w:t>
+        <w:t>玩家是否觉得拖拽操作顺手。</w:t>
       </w:r>
     </w:p>
     <w:p>
@@ -9470,1459 +11189,37 @@
           <w:color w:val="000000"/>
           <w:sz w:val="24"/>
         </w:rPr>
-        <w:t>回合横幅。</w:t>
-      </w:r>
-    </w:p>
-    <w:p>
-      <w:r>
-        <w:rPr>
-          <w:rFonts w:ascii="黑体" w:hAnsi="黑体" w:eastAsia="黑体" w:cs="宋体"/>
+        <w:t>玩家是否能读懂敌人代码意图。</w:t>
+      </w:r>
+    </w:p>
+    <w:p>
+      <w:pPr>
+        <w:pStyle w:val="ListBullet"/>
+      </w:pPr>
+      <w:r>
+        <w:rPr>
+          <w:rFonts w:ascii="宋体" w:hAnsi="宋体" w:eastAsia="宋体" w:cs="宋体"/>
+          <w:color w:val="000000"/>
+          <w:sz w:val="24"/>
+        </w:rPr>
+        <w:t>玩家是否知道下一步该做什么。</w:t>
+      </w:r>
+    </w:p>
+    <w:p>
+      <w:pPr>
+        <w:spacing w:before="40" w:after="40"/>
+      </w:pPr>
+    </w:p>
+    <w:p>
+      <w:pPr>
+        <w:pStyle w:val="Heading1"/>
+      </w:pPr>
+      <w:r>
+        <w:rPr>
+          <w:rFonts w:ascii="宋体" w:hAnsi="宋体" w:eastAsia="宋体" w:cs="黑体"/>
           <w:b/>
           <w:color w:val="000000"/>
           <w:sz w:val="24"/>
-        </w:rPr>
-        <w:t>后续建议：</w:t>
-      </w:r>
-    </w:p>
-    <w:p>
-      <w:pPr>
-        <w:pStyle w:val="ListBullet"/>
-      </w:pPr>
-      <w:r>
-        <w:rPr>
-          <w:rFonts w:ascii="宋体" w:hAnsi="宋体" w:eastAsia="宋体" w:cs="宋体"/>
-          <w:color w:val="000000"/>
-          <w:sz w:val="24"/>
-        </w:rPr>
-        <w:t>循环执行时增加重复脉冲效果。</w:t>
-      </w:r>
-    </w:p>
-    <w:p>
-      <w:pPr>
-        <w:pStyle w:val="ListBullet"/>
-      </w:pPr>
-      <w:r>
-        <w:rPr>
-          <w:rFonts w:ascii="宋体" w:hAnsi="宋体" w:eastAsia="宋体" w:cs="宋体"/>
-          <w:color w:val="000000"/>
-          <w:sz w:val="24"/>
-        </w:rPr>
-        <w:t>如果条件成功/失败使用不同颜色与音效。</w:t>
-      </w:r>
-    </w:p>
-    <w:p>
-      <w:pPr>
-        <w:pStyle w:val="ListBullet"/>
-      </w:pPr>
-      <w:r>
-        <w:rPr>
-          <w:rFonts w:ascii="宋体" w:hAnsi="宋体" w:eastAsia="宋体" w:cs="宋体"/>
-          <w:color w:val="000000"/>
-          <w:sz w:val="24"/>
-        </w:rPr>
-        <w:t>Boss 行动前增加屏幕警告。</w:t>
-      </w:r>
-    </w:p>
-    <w:p>
-      <w:pPr>
-        <w:pStyle w:val="ListBullet"/>
-      </w:pPr>
-      <w:r>
-        <w:rPr>
-          <w:rFonts w:ascii="宋体" w:hAnsi="宋体" w:eastAsia="宋体" w:cs="宋体"/>
-          <w:color w:val="000000"/>
-          <w:sz w:val="24"/>
-        </w:rPr>
-        <w:t>插件触发时有明确图标闪烁。</w:t>
-      </w:r>
-    </w:p>
-    <w:p>
-      <w:pPr>
-        <w:pStyle w:val="Heading2"/>
-      </w:pPr>
-      <w:r>
-        <w:rPr>
-          <w:rFonts w:ascii="黑体" w:hAnsi="黑体" w:eastAsia="黑体" w:cs="黑体"/>
-          <w:b/>
-          <w:color w:val="000000"/>
-          <w:sz w:val="24"/>
-        </w:rPr>
-        <w:t>10.3 音频方向</w:t>
-      </w:r>
-    </w:p>
-    <w:p>
-      <w:r>
-        <w:rPr>
-          <w:rFonts w:ascii="黑体" w:hAnsi="黑体" w:eastAsia="黑体" w:cs="宋体"/>
-          <w:b/>
-          <w:color w:val="000000"/>
-          <w:sz w:val="24"/>
-        </w:rPr>
-        <w:t>建议音频关键词：</w:t>
-      </w:r>
-    </w:p>
-    <w:p>
-      <w:pPr>
-        <w:pStyle w:val="ListBullet"/>
-      </w:pPr>
-      <w:r>
-        <w:rPr>
-          <w:rFonts w:ascii="宋体" w:hAnsi="宋体" w:eastAsia="宋体" w:cs="宋体"/>
-          <w:color w:val="000000"/>
-          <w:sz w:val="24"/>
-        </w:rPr>
-        <w:t>键盘敲击。</w:t>
-      </w:r>
-    </w:p>
-    <w:p>
-      <w:pPr>
-        <w:pStyle w:val="ListBullet"/>
-      </w:pPr>
-      <w:r>
-        <w:rPr>
-          <w:rFonts w:ascii="宋体" w:hAnsi="宋体" w:eastAsia="宋体" w:cs="宋体"/>
-          <w:color w:val="000000"/>
-          <w:sz w:val="24"/>
-        </w:rPr>
-        <w:t>电流噪声。</w:t>
-      </w:r>
-    </w:p>
-    <w:p>
-      <w:pPr>
-        <w:pStyle w:val="ListBullet"/>
-      </w:pPr>
-      <w:r>
-        <w:rPr>
-          <w:rFonts w:ascii="宋体" w:hAnsi="宋体" w:eastAsia="宋体" w:cs="宋体"/>
-          <w:color w:val="000000"/>
-          <w:sz w:val="24"/>
-        </w:rPr>
-        <w:t>系统提示音。</w:t>
-      </w:r>
-    </w:p>
-    <w:p>
-      <w:pPr>
-        <w:pStyle w:val="ListBullet"/>
-      </w:pPr>
-      <w:r>
-        <w:rPr>
-          <w:rFonts w:ascii="宋体" w:hAnsi="宋体" w:eastAsia="宋体" w:cs="宋体"/>
-          <w:color w:val="000000"/>
-          <w:sz w:val="24"/>
-        </w:rPr>
-        <w:t>低频环境音。</w:t>
-      </w:r>
-    </w:p>
-    <w:p>
-      <w:pPr>
-        <w:pStyle w:val="ListBullet"/>
-      </w:pPr>
-      <w:r>
-        <w:rPr>
-          <w:rFonts w:ascii="宋体" w:hAnsi="宋体" w:eastAsia="宋体" w:cs="宋体"/>
-          <w:color w:val="000000"/>
-          <w:sz w:val="24"/>
-        </w:rPr>
-        <w:t>错误弹窗音。</w:t>
-      </w:r>
-    </w:p>
-    <w:p>
-      <w:pPr>
-        <w:pStyle w:val="ListBullet"/>
-      </w:pPr>
-      <w:r>
-        <w:rPr>
-          <w:rFonts w:ascii="宋体" w:hAnsi="宋体" w:eastAsia="宋体" w:cs="宋体"/>
-          <w:color w:val="000000"/>
-          <w:sz w:val="24"/>
-        </w:rPr>
-        <w:t>代码运行时的短促节奏音。</w:t>
-      </w:r>
-    </w:p>
-    <w:p>
-      <w:r>
-        <w:rPr>
-          <w:rFonts w:ascii="黑体" w:hAnsi="黑体" w:eastAsia="黑体" w:cs="宋体"/>
-          <w:b/>
-          <w:color w:val="000000"/>
-          <w:sz w:val="24"/>
-        </w:rPr>
-        <w:t>音频层级：</w:t>
-      </w:r>
-    </w:p>
-    <w:p>
-      <w:pPr>
-        <w:pStyle w:val="ListBullet"/>
-      </w:pPr>
-      <w:r>
-        <w:rPr>
-          <w:rFonts w:ascii="宋体" w:hAnsi="宋体" w:eastAsia="宋体" w:cs="宋体"/>
-          <w:color w:val="000000"/>
-          <w:sz w:val="24"/>
-        </w:rPr>
-        <w:t>UI 点击音：轻、短、清脆。</w:t>
-      </w:r>
-    </w:p>
-    <w:p>
-      <w:pPr>
-        <w:pStyle w:val="ListBullet"/>
-      </w:pPr>
-      <w:r>
-        <w:rPr>
-          <w:rFonts w:ascii="宋体" w:hAnsi="宋体" w:eastAsia="宋体" w:cs="宋体"/>
-          <w:color w:val="000000"/>
-          <w:sz w:val="24"/>
-        </w:rPr>
-        <w:t>出牌音：按牌型区分。</w:t>
-      </w:r>
-    </w:p>
-    <w:p>
-      <w:pPr>
-        <w:pStyle w:val="ListBullet"/>
-      </w:pPr>
-      <w:r>
-        <w:rPr>
-          <w:rFonts w:ascii="宋体" w:hAnsi="宋体" w:eastAsia="宋体" w:cs="宋体"/>
-          <w:color w:val="000000"/>
-          <w:sz w:val="24"/>
-        </w:rPr>
-        <w:t>执行音：逐行运行形成节奏。</w:t>
-      </w:r>
-    </w:p>
-    <w:p>
-      <w:pPr>
-        <w:pStyle w:val="ListBullet"/>
-      </w:pPr>
-      <w:r>
-        <w:rPr>
-          <w:rFonts w:ascii="宋体" w:hAnsi="宋体" w:eastAsia="宋体" w:cs="宋体"/>
-          <w:color w:val="000000"/>
-          <w:sz w:val="24"/>
-        </w:rPr>
-        <w:t>受击音：明确但不过度刺激。</w:t>
-      </w:r>
-    </w:p>
-    <w:p>
-      <w:pPr>
-        <w:pStyle w:val="ListBullet"/>
-      </w:pPr>
-      <w:r>
-        <w:rPr>
-          <w:rFonts w:ascii="宋体" w:hAnsi="宋体" w:eastAsia="宋体" w:cs="宋体"/>
-          <w:color w:val="000000"/>
-          <w:sz w:val="24"/>
-        </w:rPr>
-        <w:t>Boss 音效：更低频、更压迫。</w:t>
-      </w:r>
-    </w:p>
-    <w:p>
-      <w:pPr>
-        <w:spacing w:before="40" w:after="40"/>
-      </w:pPr>
-    </w:p>
-    <w:p>
-      <w:pPr>
-        <w:pStyle w:val="Heading1"/>
-      </w:pPr>
-      <w:r>
-        <w:rPr>
-          <w:rFonts w:ascii="黑体" w:hAnsi="黑体" w:eastAsia="黑体" w:cs="黑体"/>
-          <w:b/>
-          <w:color w:val="000000"/>
-          <w:sz w:val="28"/>
-        </w:rPr>
-        <w:t>11. 新手引导设计</w:t>
-      </w:r>
-    </w:p>
-    <w:p>
-      <w:r>
-        <w:t>当前版本缺少完整教学。建议以第一场 Bug 战作为强制教学。</w:t>
-      </w:r>
-    </w:p>
-    <w:p>
-      <w:pPr>
-        <w:pStyle w:val="Heading2"/>
-      </w:pPr>
-      <w:r>
-        <w:rPr>
-          <w:rFonts w:ascii="黑体" w:hAnsi="黑体" w:eastAsia="黑体" w:cs="黑体"/>
-          <w:b/>
-          <w:color w:val="000000"/>
-          <w:sz w:val="24"/>
-        </w:rPr>
-        <w:t>11.1 教学目标</w:t>
-      </w:r>
-    </w:p>
-    <w:p>
-      <w:r>
-        <w:rPr>
-          <w:rFonts w:ascii="黑体" w:hAnsi="黑体" w:eastAsia="黑体" w:cs="宋体"/>
-          <w:b/>
-          <w:color w:val="000000"/>
-          <w:sz w:val="24"/>
-        </w:rPr>
-        <w:t>第一场战斗结束前，玩家需要理解：</w:t>
-      </w:r>
-    </w:p>
-    <w:p>
-      <w:pPr>
-        <w:pStyle w:val="ListBullet"/>
-      </w:pPr>
-      <w:r>
-        <w:rPr>
-          <w:rFonts w:ascii="宋体" w:hAnsi="宋体" w:eastAsia="宋体" w:cs="宋体"/>
-          <w:color w:val="000000"/>
-          <w:sz w:val="24"/>
-        </w:rPr>
-        <w:t>敌人会提前展示行动代码。</w:t>
-      </w:r>
-    </w:p>
-    <w:p>
-      <w:pPr>
-        <w:pStyle w:val="ListBullet"/>
-      </w:pPr>
-      <w:r>
-        <w:rPr>
-          <w:rFonts w:ascii="宋体" w:hAnsi="宋体" w:eastAsia="宋体" w:cs="宋体"/>
-          <w:color w:val="000000"/>
-          <w:sz w:val="24"/>
-        </w:rPr>
-        <w:t>指令牌需要参数才能生效。</w:t>
-      </w:r>
-    </w:p>
-    <w:p>
-      <w:pPr>
-        <w:pStyle w:val="ListBullet"/>
-      </w:pPr>
-      <w:r>
-        <w:rPr>
-          <w:rFonts w:ascii="宋体" w:hAnsi="宋体" w:eastAsia="宋体" w:cs="宋体"/>
-          <w:color w:val="000000"/>
-          <w:sz w:val="24"/>
-        </w:rPr>
-        <w:t>参数总和有上限。</w:t>
-      </w:r>
-    </w:p>
-    <w:p>
-      <w:pPr>
-        <w:pStyle w:val="ListBullet"/>
-      </w:pPr>
-      <w:r>
-        <w:rPr>
-          <w:rFonts w:ascii="宋体" w:hAnsi="宋体" w:eastAsia="宋体" w:cs="宋体"/>
-          <w:color w:val="000000"/>
-          <w:sz w:val="24"/>
-        </w:rPr>
-        <w:t>程序会从上到下执行。</w:t>
-      </w:r>
-    </w:p>
-    <w:p>
-      <w:pPr>
-        <w:pStyle w:val="ListBullet"/>
-      </w:pPr>
-      <w:r>
-        <w:rPr>
-          <w:rFonts w:ascii="宋体" w:hAnsi="宋体" w:eastAsia="宋体" w:cs="宋体"/>
-          <w:color w:val="000000"/>
-          <w:sz w:val="24"/>
-        </w:rPr>
-        <w:t>护盾可以抵挡敌人攻击。</w:t>
-      </w:r>
-    </w:p>
-    <w:p>
-      <w:pPr>
-        <w:pStyle w:val="ListBullet"/>
-      </w:pPr>
-      <w:r>
-        <w:rPr>
-          <w:rFonts w:ascii="宋体" w:hAnsi="宋体" w:eastAsia="宋体" w:cs="宋体"/>
-          <w:color w:val="000000"/>
-          <w:sz w:val="24"/>
-        </w:rPr>
-        <w:t>战斗胜利后可以选择奖励。</w:t>
-      </w:r>
-    </w:p>
-    <w:p>
-      <w:pPr>
-        <w:pStyle w:val="Heading2"/>
-      </w:pPr>
-      <w:r>
-        <w:rPr>
-          <w:rFonts w:ascii="黑体" w:hAnsi="黑体" w:eastAsia="黑体" w:cs="黑体"/>
-          <w:b/>
-          <w:color w:val="000000"/>
-          <w:sz w:val="24"/>
-        </w:rPr>
-        <w:t>11.2 教学步骤</w:t>
-      </w:r>
-    </w:p>
-    <w:p>
-      <w:pPr>
-        <w:pStyle w:val="ListNumber"/>
-      </w:pPr>
-      <w:r>
-        <w:t>进入战斗后高亮敌人意图，提示“Bug 本回合将攻击 7 点”。</w:t>
-      </w:r>
-    </w:p>
-    <w:p>
-      <w:pPr>
-        <w:pStyle w:val="ListNumber"/>
-      </w:pPr>
-      <w:r>
-        <w:rPr>
-          <w:rFonts w:ascii="宋体" w:hAnsi="宋体" w:eastAsia="宋体" w:cs="宋体"/>
-          <w:color w:val="000000"/>
-          <w:sz w:val="24"/>
-        </w:rPr>
-        <w:t>高亮攻击牌，提示“将攻击放入编程区”。</w:t>
-      </w:r>
-    </w:p>
-    <w:p>
-      <w:pPr>
-        <w:pStyle w:val="ListNumber"/>
-      </w:pPr>
-      <w:r>
-        <w:rPr>
-          <w:rFonts w:ascii="宋体" w:hAnsi="宋体" w:eastAsia="宋体" w:cs="宋体"/>
-          <w:color w:val="000000"/>
-          <w:sz w:val="24"/>
-        </w:rPr>
-        <w:t>高亮参数牌，提示“把参数填入攻击”。</w:t>
-      </w:r>
-    </w:p>
-    <w:p>
-      <w:pPr>
-        <w:pStyle w:val="ListNumber"/>
-      </w:pPr>
-      <w:r>
-        <w:rPr>
-          <w:rFonts w:ascii="宋体" w:hAnsi="宋体" w:eastAsia="宋体" w:cs="宋体"/>
-          <w:color w:val="000000"/>
-          <w:sz w:val="24"/>
-        </w:rPr>
-        <w:t>点击运行，展示敌人掉血。</w:t>
-      </w:r>
-    </w:p>
-    <w:p>
-      <w:pPr>
-        <w:pStyle w:val="ListNumber"/>
-      </w:pPr>
-      <w:r>
-        <w:rPr>
-          <w:rFonts w:ascii="宋体" w:hAnsi="宋体" w:eastAsia="宋体" w:cs="宋体"/>
-          <w:color w:val="000000"/>
-          <w:sz w:val="24"/>
-        </w:rPr>
-        <w:t>第二回合提示使用防御抵挡攻击。</w:t>
-      </w:r>
-    </w:p>
-    <w:p>
-      <w:pPr>
-        <w:pStyle w:val="ListNumber"/>
-      </w:pPr>
-      <w:r>
-        <w:rPr>
-          <w:rFonts w:ascii="宋体" w:hAnsi="宋体" w:eastAsia="宋体" w:cs="宋体"/>
-          <w:color w:val="000000"/>
-          <w:sz w:val="24"/>
-        </w:rPr>
-        <w:t>胜利后提示选择一张奖励牌加入牌组。</w:t>
-      </w:r>
-    </w:p>
-    <w:p>
-      <w:pPr>
-        <w:pStyle w:val="Heading2"/>
-      </w:pPr>
-      <w:r>
-        <w:rPr>
-          <w:rFonts w:ascii="黑体" w:hAnsi="黑体" w:eastAsia="黑体" w:cs="黑体"/>
-          <w:b/>
-          <w:color w:val="000000"/>
-          <w:sz w:val="24"/>
-        </w:rPr>
-        <w:t>11.3 教学原则</w:t>
-      </w:r>
-    </w:p>
-    <w:p>
-      <w:pPr>
-        <w:pStyle w:val="ListBullet"/>
-      </w:pPr>
-      <w:r>
-        <w:rPr>
-          <w:rFonts w:ascii="宋体" w:hAnsi="宋体" w:eastAsia="宋体" w:cs="宋体"/>
-          <w:color w:val="000000"/>
-          <w:sz w:val="24"/>
-        </w:rPr>
-        <w:t>不一次性解释所有系统。</w:t>
-      </w:r>
-    </w:p>
-    <w:p>
-      <w:pPr>
-        <w:pStyle w:val="ListBullet"/>
-      </w:pPr>
-      <w:r>
-        <w:rPr>
-          <w:rFonts w:ascii="宋体" w:hAnsi="宋体" w:eastAsia="宋体" w:cs="宋体"/>
-          <w:color w:val="000000"/>
-          <w:sz w:val="24"/>
-        </w:rPr>
-        <w:t>先教基础攻防，再教循环与如果。</w:t>
-      </w:r>
-    </w:p>
-    <w:p>
-      <w:pPr>
-        <w:pStyle w:val="ListBullet"/>
-      </w:pPr>
-      <w:r>
-        <w:rPr>
-          <w:rFonts w:ascii="宋体" w:hAnsi="宋体" w:eastAsia="宋体" w:cs="宋体"/>
-          <w:color w:val="000000"/>
-          <w:sz w:val="24"/>
-        </w:rPr>
-        <w:t>语法牌可在第一层第二或第三场战斗弹出提示。</w:t>
-      </w:r>
-    </w:p>
-    <w:p>
-      <w:pPr>
-        <w:pStyle w:val="ListBullet"/>
-      </w:pPr>
-      <w:r>
-        <w:rPr>
-          <w:rFonts w:ascii="宋体" w:hAnsi="宋体" w:eastAsia="宋体" w:cs="宋体"/>
-          <w:color w:val="000000"/>
-          <w:sz w:val="24"/>
-        </w:rPr>
-        <w:t>所有教学都要允许玩家快速跳过。</w:t>
-      </w:r>
-    </w:p>
-    <w:p>
-      <w:pPr>
-        <w:spacing w:before="40" w:after="40"/>
-      </w:pPr>
-    </w:p>
-    <w:p>
-      <w:pPr>
-        <w:pStyle w:val="Heading1"/>
-      </w:pPr>
-      <w:r>
-        <w:rPr>
-          <w:rFonts w:ascii="黑体" w:hAnsi="黑体" w:eastAsia="黑体" w:cs="黑体"/>
-          <w:b/>
-          <w:color w:val="000000"/>
-          <w:sz w:val="28"/>
-        </w:rPr>
-        <w:t>12. 版本计划</w:t>
-      </w:r>
-    </w:p>
-    <w:p>
-      <w:pPr>
-        <w:pStyle w:val="Heading2"/>
-      </w:pPr>
-      <w:r>
-        <w:rPr>
-          <w:rFonts w:ascii="黑体" w:hAnsi="黑体" w:eastAsia="黑体" w:cs="黑体"/>
-          <w:b/>
-          <w:color w:val="000000"/>
-          <w:sz w:val="24"/>
-        </w:rPr>
-        <w:t>12.1 当前原型版本</w:t>
-      </w:r>
-    </w:p>
-    <w:p>
-      <w:r>
-        <w:rPr>
-          <w:rFonts w:ascii="宋体" w:hAnsi="宋体" w:eastAsia="宋体" w:cs="宋体"/>
-          <w:color w:val="000000"/>
-          <w:sz w:val="24"/>
-        </w:rPr>
-        <w:t>目标：完成一局从标题到通关/失败的可玩闭环。</w:t>
-      </w:r>
-    </w:p>
-    <w:p>
-      <w:r>
-        <w:rPr>
-          <w:rFonts w:ascii="宋体" w:hAnsi="宋体" w:eastAsia="宋体" w:cs="宋体"/>
-          <w:color w:val="000000"/>
-          <w:sz w:val="24"/>
-        </w:rPr>
-        <w:t>状态：基本完成。</w:t>
-      </w:r>
-    </w:p>
-    <w:p>
-      <w:r>
-        <w:rPr>
-          <w:rFonts w:ascii="黑体" w:hAnsi="黑体" w:eastAsia="黑体" w:cs="宋体"/>
-          <w:b/>
-          <w:color w:val="000000"/>
-          <w:sz w:val="24"/>
-        </w:rPr>
-        <w:t>已完成：</w:t>
-      </w:r>
-    </w:p>
-    <w:p>
-      <w:pPr>
-        <w:pStyle w:val="ListBullet"/>
-      </w:pPr>
-      <w:r>
-        <w:rPr>
-          <w:rFonts w:ascii="宋体" w:hAnsi="宋体" w:eastAsia="宋体" w:cs="宋体"/>
-          <w:color w:val="000000"/>
-          <w:sz w:val="24"/>
-        </w:rPr>
-        <w:t>角色选择。</w:t>
-      </w:r>
-    </w:p>
-    <w:p>
-      <w:pPr>
-        <w:pStyle w:val="ListBullet"/>
-      </w:pPr>
-      <w:r>
-        <w:rPr>
-          <w:rFonts w:ascii="宋体" w:hAnsi="宋体" w:eastAsia="宋体" w:cs="宋体"/>
-          <w:color w:val="000000"/>
-          <w:sz w:val="24"/>
-        </w:rPr>
-        <w:t>三层地图。</w:t>
-      </w:r>
-    </w:p>
-    <w:p>
-      <w:pPr>
-        <w:pStyle w:val="ListBullet"/>
-      </w:pPr>
-      <w:r>
-        <w:rPr>
-          <w:rFonts w:ascii="宋体" w:hAnsi="宋体" w:eastAsia="宋体" w:cs="宋体"/>
-          <w:color w:val="000000"/>
-          <w:sz w:val="24"/>
-        </w:rPr>
-        <w:t>战斗系统。</w:t>
-      </w:r>
-    </w:p>
-    <w:p>
-      <w:pPr>
-        <w:pStyle w:val="ListBullet"/>
-      </w:pPr>
-      <w:r>
-        <w:rPr>
-          <w:rFonts w:ascii="宋体" w:hAnsi="宋体" w:eastAsia="宋体" w:cs="宋体"/>
-          <w:color w:val="000000"/>
-          <w:sz w:val="24"/>
-        </w:rPr>
-        <w:t>卡牌与参数系统。</w:t>
-      </w:r>
-    </w:p>
-    <w:p>
-      <w:pPr>
-        <w:pStyle w:val="ListBullet"/>
-      </w:pPr>
-      <w:r>
-        <w:rPr>
-          <w:rFonts w:ascii="宋体" w:hAnsi="宋体" w:eastAsia="宋体" w:cs="宋体"/>
-          <w:color w:val="000000"/>
-          <w:sz w:val="24"/>
-        </w:rPr>
-        <w:t>循环/如果语法。</w:t>
-      </w:r>
-    </w:p>
-    <w:p>
-      <w:pPr>
-        <w:pStyle w:val="ListBullet"/>
-      </w:pPr>
-      <w:r>
-        <w:rPr>
-          <w:rFonts w:ascii="宋体" w:hAnsi="宋体" w:eastAsia="宋体" w:cs="宋体"/>
-          <w:color w:val="000000"/>
-          <w:sz w:val="24"/>
-        </w:rPr>
-        <w:t>敌人、Boss、奖励、插件、事件、商店、休息、宝箱。</w:t>
-      </w:r>
-    </w:p>
-    <w:p>
-      <w:pPr>
-        <w:pStyle w:val="Heading2"/>
-      </w:pPr>
-      <w:r>
-        <w:rPr>
-          <w:rFonts w:ascii="黑体" w:hAnsi="黑体" w:eastAsia="黑体" w:cs="黑体"/>
-          <w:b/>
-          <w:color w:val="000000"/>
-          <w:sz w:val="24"/>
-        </w:rPr>
-        <w:t>12.2 Demo 版本目标</w:t>
-      </w:r>
-    </w:p>
-    <w:p>
-      <w:r>
-        <w:rPr>
-          <w:rFonts w:ascii="宋体" w:hAnsi="宋体" w:eastAsia="宋体" w:cs="宋体"/>
-          <w:color w:val="000000"/>
-          <w:sz w:val="24"/>
-        </w:rPr>
-        <w:t>目标：可对外试玩 15 至 30 分钟，玩家能理解核心玩法并完成至少一局。</w:t>
-      </w:r>
-    </w:p>
-    <w:p>
-      <w:r>
-        <w:rPr>
-          <w:rFonts w:ascii="黑体" w:hAnsi="黑体" w:eastAsia="黑体" w:cs="宋体"/>
-          <w:b/>
-          <w:color w:val="000000"/>
-          <w:sz w:val="24"/>
-        </w:rPr>
-        <w:t>优先级 P0：</w:t>
-      </w:r>
-    </w:p>
-    <w:p>
-      <w:pPr>
-        <w:pStyle w:val="ListBullet"/>
-      </w:pPr>
-      <w:r>
-        <w:rPr>
-          <w:rFonts w:ascii="宋体" w:hAnsi="宋体" w:eastAsia="宋体" w:cs="宋体"/>
-          <w:color w:val="000000"/>
-          <w:sz w:val="24"/>
-        </w:rPr>
-        <w:t>新手引导。</w:t>
-      </w:r>
-    </w:p>
-    <w:p>
-      <w:pPr>
-        <w:pStyle w:val="ListBullet"/>
-      </w:pPr>
-      <w:r>
-        <w:rPr>
-          <w:rFonts w:ascii="宋体" w:hAnsi="宋体" w:eastAsia="宋体" w:cs="宋体"/>
-          <w:color w:val="000000"/>
-          <w:sz w:val="24"/>
-        </w:rPr>
-        <w:t>修复明显乱码或文案显示问题。</w:t>
-      </w:r>
-    </w:p>
-    <w:p>
-      <w:pPr>
-        <w:pStyle w:val="ListBullet"/>
-      </w:pPr>
-      <w:r>
-        <w:rPr>
-          <w:rFonts w:ascii="宋体" w:hAnsi="宋体" w:eastAsia="宋体" w:cs="宋体"/>
-          <w:color w:val="000000"/>
-          <w:sz w:val="24"/>
-        </w:rPr>
-        <w:t>商店移除卡牌改为可选择。</w:t>
-      </w:r>
-    </w:p>
-    <w:p>
-      <w:pPr>
-        <w:pStyle w:val="ListBullet"/>
-      </w:pPr>
-      <w:r>
-        <w:rPr>
-          <w:rFonts w:ascii="宋体" w:hAnsi="宋体" w:eastAsia="宋体" w:cs="宋体"/>
-          <w:color w:val="000000"/>
-          <w:sz w:val="24"/>
-        </w:rPr>
-        <w:t>条件触发反馈强化。</w:t>
-      </w:r>
-    </w:p>
-    <w:p>
-      <w:pPr>
-        <w:pStyle w:val="ListBullet"/>
-      </w:pPr>
-      <w:r>
-        <w:rPr>
-          <w:rFonts w:ascii="宋体" w:hAnsi="宋体" w:eastAsia="宋体" w:cs="宋体"/>
-          <w:color w:val="000000"/>
-          <w:sz w:val="24"/>
-        </w:rPr>
-        <w:t>第一层数值调优。</w:t>
-      </w:r>
-    </w:p>
-    <w:p>
-      <w:pPr>
-        <w:pStyle w:val="ListBullet"/>
-      </w:pPr>
-      <w:r>
-        <w:rPr>
-          <w:rFonts w:ascii="宋体" w:hAnsi="宋体" w:eastAsia="宋体" w:cs="宋体"/>
-          <w:color w:val="000000"/>
-          <w:sz w:val="24"/>
-        </w:rPr>
-        <w:t>完整失败/胜利结算页。</w:t>
-      </w:r>
-    </w:p>
-    <w:p>
-      <w:r>
-        <w:rPr>
-          <w:rFonts w:ascii="黑体" w:hAnsi="黑体" w:eastAsia="黑体" w:cs="宋体"/>
-          <w:b/>
-          <w:color w:val="000000"/>
-          <w:sz w:val="24"/>
-        </w:rPr>
-        <w:t>优先级 P1：</w:t>
-      </w:r>
-    </w:p>
-    <w:p>
-      <w:pPr>
-        <w:pStyle w:val="ListBullet"/>
-      </w:pPr>
-      <w:r>
-        <w:rPr>
-          <w:rFonts w:ascii="宋体" w:hAnsi="宋体" w:eastAsia="宋体" w:cs="宋体"/>
-          <w:color w:val="000000"/>
-          <w:sz w:val="24"/>
-        </w:rPr>
-        <w:t>卡牌升级系统。</w:t>
-      </w:r>
-    </w:p>
-    <w:p>
-      <w:pPr>
-        <w:pStyle w:val="ListBullet"/>
-      </w:pPr>
-      <w:r>
-        <w:rPr>
-          <w:rFonts w:ascii="宋体" w:hAnsi="宋体" w:eastAsia="宋体" w:cs="宋体"/>
-          <w:color w:val="000000"/>
-          <w:sz w:val="24"/>
-        </w:rPr>
-        <w:t>每层开场与 Boss 对话。</w:t>
-      </w:r>
-    </w:p>
-    <w:p>
-      <w:pPr>
-        <w:pStyle w:val="ListBullet"/>
-      </w:pPr>
-      <w:r>
-        <w:rPr>
-          <w:rFonts w:ascii="宋体" w:hAnsi="宋体" w:eastAsia="宋体" w:cs="宋体"/>
-          <w:color w:val="000000"/>
-          <w:sz w:val="24"/>
-        </w:rPr>
-        <w:t>更多事件。</w:t>
-      </w:r>
-    </w:p>
-    <w:p>
-      <w:pPr>
-        <w:pStyle w:val="ListBullet"/>
-      </w:pPr>
-      <w:r>
-        <w:rPr>
-          <w:rFonts w:ascii="宋体" w:hAnsi="宋体" w:eastAsia="宋体" w:cs="宋体"/>
-          <w:color w:val="000000"/>
-          <w:sz w:val="24"/>
-        </w:rPr>
-        <w:t>更多角色差异化牌组。</w:t>
-      </w:r>
-    </w:p>
-    <w:p>
-      <w:pPr>
-        <w:pStyle w:val="ListBullet"/>
-      </w:pPr>
-      <w:r>
-        <w:rPr>
-          <w:rFonts w:ascii="宋体" w:hAnsi="宋体" w:eastAsia="宋体" w:cs="宋体"/>
-          <w:color w:val="000000"/>
-          <w:sz w:val="24"/>
-        </w:rPr>
-        <w:t>插件图鉴。</w:t>
-      </w:r>
-    </w:p>
-    <w:p>
-      <w:pPr>
-        <w:pStyle w:val="ListBullet"/>
-      </w:pPr>
-      <w:r>
-        <w:rPr>
-          <w:rFonts w:ascii="宋体" w:hAnsi="宋体" w:eastAsia="宋体" w:cs="宋体"/>
-          <w:color w:val="000000"/>
-          <w:sz w:val="24"/>
-        </w:rPr>
-        <w:t>存档继续。</w:t>
-      </w:r>
-    </w:p>
-    <w:p>
-      <w:r>
-        <w:rPr>
-          <w:rFonts w:ascii="黑体" w:hAnsi="黑体" w:eastAsia="黑体" w:cs="宋体"/>
-          <w:b/>
-          <w:color w:val="000000"/>
-          <w:sz w:val="24"/>
-        </w:rPr>
-        <w:t>优先级 P2：</w:t>
-      </w:r>
-    </w:p>
-    <w:p>
-      <w:pPr>
-        <w:pStyle w:val="ListBullet"/>
-      </w:pPr>
-      <w:r>
-        <w:rPr>
-          <w:rFonts w:ascii="宋体" w:hAnsi="宋体" w:eastAsia="宋体" w:cs="宋体"/>
-          <w:color w:val="000000"/>
-          <w:sz w:val="24"/>
-        </w:rPr>
-        <w:t>更多动画与音效。</w:t>
-      </w:r>
-    </w:p>
-    <w:p>
-      <w:pPr>
-        <w:pStyle w:val="ListBullet"/>
-      </w:pPr>
-      <w:r>
-        <w:rPr>
-          <w:rFonts w:ascii="宋体" w:hAnsi="宋体" w:eastAsia="宋体" w:cs="宋体"/>
-          <w:color w:val="000000"/>
-          <w:sz w:val="24"/>
-        </w:rPr>
-        <w:t>Boss 专属演出。</w:t>
-      </w:r>
-    </w:p>
-    <w:p>
-      <w:pPr>
-        <w:pStyle w:val="ListBullet"/>
-      </w:pPr>
-      <w:r>
-        <w:rPr>
-          <w:rFonts w:ascii="宋体" w:hAnsi="宋体" w:eastAsia="宋体" w:cs="宋体"/>
-          <w:color w:val="000000"/>
-          <w:sz w:val="24"/>
-        </w:rPr>
-        <w:t>每层背景变化。</w:t>
-      </w:r>
-    </w:p>
-    <w:p>
-      <w:pPr>
-        <w:pStyle w:val="ListBullet"/>
-      </w:pPr>
-      <w:r>
-        <w:rPr>
-          <w:rFonts w:ascii="宋体" w:hAnsi="宋体" w:eastAsia="宋体" w:cs="宋体"/>
-          <w:color w:val="000000"/>
-          <w:sz w:val="24"/>
-        </w:rPr>
-        <w:t>成就与统计。</w:t>
-      </w:r>
-    </w:p>
-    <w:p>
-      <w:pPr>
-        <w:pStyle w:val="ListBullet"/>
-      </w:pPr>
-      <w:r>
-        <w:rPr>
-          <w:rFonts w:ascii="宋体" w:hAnsi="宋体" w:eastAsia="宋体" w:cs="宋体"/>
-          <w:color w:val="000000"/>
-          <w:sz w:val="24"/>
-        </w:rPr>
-        <w:t>多结局文本。</w:t>
-      </w:r>
-    </w:p>
-    <w:p>
-      <w:pPr>
-        <w:pStyle w:val="Heading2"/>
-      </w:pPr>
-      <w:r>
-        <w:rPr>
-          <w:rFonts w:ascii="黑体" w:hAnsi="黑体" w:eastAsia="黑体" w:cs="黑体"/>
-          <w:b/>
-          <w:color w:val="000000"/>
-          <w:sz w:val="24"/>
-        </w:rPr>
-        <w:t>12.3 首个正式版本目标</w:t>
-      </w:r>
-    </w:p>
-    <w:p>
-      <w:r>
-        <w:rPr>
-          <w:rFonts w:ascii="宋体" w:hAnsi="宋体" w:eastAsia="宋体" w:cs="宋体"/>
-          <w:color w:val="000000"/>
-          <w:sz w:val="24"/>
-        </w:rPr>
-        <w:t>目标：形成完整可重复游玩的独立小体量游戏。</w:t>
-      </w:r>
-    </w:p>
-    <w:p>
-      <w:r>
-        <w:rPr>
-          <w:rFonts w:ascii="黑体" w:hAnsi="黑体" w:eastAsia="黑体" w:cs="宋体"/>
-          <w:b/>
-          <w:color w:val="000000"/>
-          <w:sz w:val="24"/>
-        </w:rPr>
-        <w:t>建议内容规模：</w:t>
-      </w:r>
-    </w:p>
-    <w:p>
-      <w:pPr>
-        <w:pStyle w:val="ListBullet"/>
-      </w:pPr>
-      <w:r>
-        <w:rPr>
-          <w:rFonts w:ascii="宋体" w:hAnsi="宋体" w:eastAsia="宋体" w:cs="宋体"/>
-          <w:color w:val="000000"/>
-          <w:sz w:val="24"/>
-        </w:rPr>
-        <w:t>4 个可选角色。</w:t>
-      </w:r>
-    </w:p>
-    <w:p>
-      <w:pPr>
-        <w:pStyle w:val="ListBullet"/>
-      </w:pPr>
-      <w:r>
-        <w:rPr>
-          <w:rFonts w:ascii="宋体" w:hAnsi="宋体" w:eastAsia="宋体" w:cs="宋体"/>
-          <w:color w:val="000000"/>
-          <w:sz w:val="24"/>
-        </w:rPr>
-        <w:t>3 层地图。</w:t>
-      </w:r>
-    </w:p>
-    <w:p>
-      <w:pPr>
-        <w:pStyle w:val="ListBullet"/>
-      </w:pPr>
-      <w:r>
-        <w:rPr>
-          <w:rFonts w:ascii="宋体" w:hAnsi="宋体" w:eastAsia="宋体" w:cs="宋体"/>
-          <w:color w:val="000000"/>
-          <w:sz w:val="24"/>
-        </w:rPr>
-        <w:t>12 至 18 个普通/精英敌人。</w:t>
-      </w:r>
-    </w:p>
-    <w:p>
-      <w:pPr>
-        <w:pStyle w:val="ListBullet"/>
-      </w:pPr>
-      <w:r>
-        <w:rPr>
-          <w:rFonts w:ascii="宋体" w:hAnsi="宋体" w:eastAsia="宋体" w:cs="宋体"/>
-          <w:color w:val="000000"/>
-          <w:sz w:val="24"/>
-        </w:rPr>
-        <w:t>3 个 Boss。</w:t>
-      </w:r>
-    </w:p>
-    <w:p>
-      <w:pPr>
-        <w:pStyle w:val="ListBullet"/>
-      </w:pPr>
-      <w:r>
-        <w:rPr>
-          <w:rFonts w:ascii="宋体" w:hAnsi="宋体" w:eastAsia="宋体" w:cs="宋体"/>
-          <w:color w:val="000000"/>
-          <w:sz w:val="24"/>
-        </w:rPr>
-        <w:t>40 至 60 张卡牌。</w:t>
-      </w:r>
-    </w:p>
-    <w:p>
-      <w:pPr>
-        <w:pStyle w:val="ListBullet"/>
-      </w:pPr>
-      <w:r>
-        <w:rPr>
-          <w:rFonts w:ascii="宋体" w:hAnsi="宋体" w:eastAsia="宋体" w:cs="宋体"/>
-          <w:color w:val="000000"/>
-          <w:sz w:val="24"/>
-        </w:rPr>
-        <w:t>20 个以上插件。</w:t>
-      </w:r>
-    </w:p>
-    <w:p>
-      <w:pPr>
-        <w:pStyle w:val="ListBullet"/>
-      </w:pPr>
-      <w:r>
-        <w:rPr>
-          <w:rFonts w:ascii="宋体" w:hAnsi="宋体" w:eastAsia="宋体" w:cs="宋体"/>
-          <w:color w:val="000000"/>
-          <w:sz w:val="24"/>
-        </w:rPr>
-        <w:t>25 个以上事件。</w:t>
-      </w:r>
-    </w:p>
-    <w:p>
-      <w:pPr>
-        <w:pStyle w:val="ListBullet"/>
-      </w:pPr>
-      <w:r>
-        <w:rPr>
-          <w:rFonts w:ascii="宋体" w:hAnsi="宋体" w:eastAsia="宋体" w:cs="宋体"/>
-          <w:color w:val="000000"/>
-          <w:sz w:val="24"/>
-        </w:rPr>
-        <w:t>每个角色至少 2 条明显构筑路线。</w:t>
-      </w:r>
-    </w:p>
-    <w:p>
-      <w:pPr>
-        <w:spacing w:before="40" w:after="40"/>
-      </w:pPr>
-    </w:p>
-    <w:p>
-      <w:pPr>
-        <w:pStyle w:val="Heading1"/>
-      </w:pPr>
-      <w:r>
-        <w:rPr>
-          <w:rFonts w:ascii="黑体" w:hAnsi="黑体" w:eastAsia="黑体" w:cs="黑体"/>
-          <w:b/>
-          <w:color w:val="000000"/>
-          <w:sz w:val="28"/>
-        </w:rPr>
-        <w:t>13. 测试计划</w:t>
-      </w:r>
-    </w:p>
-    <w:p>
-      <w:pPr>
-        <w:pStyle w:val="Heading2"/>
-      </w:pPr>
-      <w:r>
-        <w:rPr>
-          <w:rFonts w:ascii="黑体" w:hAnsi="黑体" w:eastAsia="黑体" w:cs="黑体"/>
-          <w:b/>
-          <w:color w:val="000000"/>
-          <w:sz w:val="24"/>
-        </w:rPr>
-        <w:t>13.1 功能测试</w:t>
-      </w:r>
-    </w:p>
-    <w:p>
-      <w:r>
-        <w:rPr>
-          <w:rFonts w:ascii="黑体" w:hAnsi="黑体" w:eastAsia="黑体" w:cs="宋体"/>
-          <w:b/>
-          <w:color w:val="000000"/>
-          <w:sz w:val="24"/>
-        </w:rPr>
-        <w:t>重点验证：</w:t>
-      </w:r>
-    </w:p>
-    <w:p>
-      <w:pPr>
-        <w:pStyle w:val="ListBullet"/>
-      </w:pPr>
-      <w:r>
-        <w:rPr>
-          <w:rFonts w:ascii="宋体" w:hAnsi="宋体" w:eastAsia="宋体" w:cs="宋体"/>
-          <w:color w:val="000000"/>
-          <w:sz w:val="24"/>
-        </w:rPr>
-        <w:t>所有角色能正常开局。</w:t>
-      </w:r>
-    </w:p>
-    <w:p>
-      <w:pPr>
-        <w:pStyle w:val="ListBullet"/>
-      </w:pPr>
-      <w:r>
-        <w:rPr>
-          <w:rFonts w:ascii="宋体" w:hAnsi="宋体" w:eastAsia="宋体" w:cs="宋体"/>
-          <w:color w:val="000000"/>
-          <w:sz w:val="24"/>
-        </w:rPr>
-        <w:t>所有节点能进入并返回地图。</w:t>
-      </w:r>
-    </w:p>
-    <w:p>
-      <w:pPr>
-        <w:pStyle w:val="ListBullet"/>
-      </w:pPr>
-      <w:r>
-        <w:rPr>
-          <w:rFonts w:ascii="宋体" w:hAnsi="宋体" w:eastAsia="宋体" w:cs="宋体"/>
-          <w:color w:val="000000"/>
-          <w:sz w:val="24"/>
-        </w:rPr>
-        <w:t>所有敌人能正常行动。</w:t>
-      </w:r>
-    </w:p>
-    <w:p>
-      <w:pPr>
-        <w:pStyle w:val="ListBullet"/>
-      </w:pPr>
-      <w:r>
-        <w:rPr>
-          <w:rFonts w:ascii="宋体" w:hAnsi="宋体" w:eastAsia="宋体" w:cs="宋体"/>
-          <w:color w:val="000000"/>
-          <w:sz w:val="24"/>
-        </w:rPr>
-        <w:t>所有卡牌能正常执行。</w:t>
-      </w:r>
-    </w:p>
-    <w:p>
-      <w:pPr>
-        <w:pStyle w:val="ListBullet"/>
-      </w:pPr>
-      <w:r>
-        <w:rPr>
-          <w:rFonts w:ascii="宋体" w:hAnsi="宋体" w:eastAsia="宋体" w:cs="宋体"/>
-          <w:color w:val="000000"/>
-          <w:sz w:val="24"/>
-        </w:rPr>
-        <w:t>循环、如果、参数回收、拖拽替换不报错。</w:t>
-      </w:r>
-    </w:p>
-    <w:p>
-      <w:pPr>
-        <w:pStyle w:val="ListBullet"/>
-      </w:pPr>
-      <w:r>
-        <w:rPr>
-          <w:rFonts w:ascii="宋体" w:hAnsi="宋体" w:eastAsia="宋体" w:cs="宋体"/>
-          <w:color w:val="000000"/>
-          <w:sz w:val="24"/>
-        </w:rPr>
-        <w:t>战斗胜负后能正确结算。</w:t>
-      </w:r>
-    </w:p>
-    <w:p>
-      <w:pPr>
-        <w:pStyle w:val="ListBullet"/>
-      </w:pPr>
-      <w:r>
-        <w:rPr>
-          <w:rFonts w:ascii="宋体" w:hAnsi="宋体" w:eastAsia="宋体" w:cs="宋体"/>
-          <w:color w:val="000000"/>
-          <w:sz w:val="24"/>
-        </w:rPr>
-        <w:t>三层 Boss 击败后能正确推进或通关。</w:t>
-      </w:r>
-    </w:p>
-    <w:p>
-      <w:pPr>
-        <w:pStyle w:val="Heading2"/>
-      </w:pPr>
-      <w:r>
-        <w:rPr>
-          <w:rFonts w:ascii="黑体" w:hAnsi="黑体" w:eastAsia="黑体" w:cs="黑体"/>
-          <w:b/>
-          <w:color w:val="000000"/>
-          <w:sz w:val="24"/>
-        </w:rPr>
-        <w:t>13.2 数值测试</w:t>
-      </w:r>
-    </w:p>
-    <w:p>
-      <w:r>
-        <w:rPr>
-          <w:rFonts w:ascii="黑体" w:hAnsi="黑体" w:eastAsia="黑体" w:cs="宋体"/>
-          <w:b/>
-          <w:color w:val="000000"/>
-          <w:sz w:val="24"/>
-        </w:rPr>
-        <w:t>建议记录：</w:t>
-      </w:r>
-    </w:p>
-    <w:p>
-      <w:pPr>
-        <w:pStyle w:val="ListBullet"/>
-      </w:pPr>
-      <w:r>
-        <w:rPr>
-          <w:rFonts w:ascii="宋体" w:hAnsi="宋体" w:eastAsia="宋体" w:cs="宋体"/>
-          <w:color w:val="000000"/>
-          <w:sz w:val="24"/>
-        </w:rPr>
-        <w:t>每层平均战斗回合数。</w:t>
-      </w:r>
-    </w:p>
-    <w:p>
-      <w:pPr>
-        <w:pStyle w:val="ListBullet"/>
-      </w:pPr>
-      <w:r>
-        <w:rPr>
-          <w:rFonts w:ascii="宋体" w:hAnsi="宋体" w:eastAsia="宋体" w:cs="宋体"/>
-          <w:color w:val="000000"/>
-          <w:sz w:val="24"/>
-        </w:rPr>
-        <w:t>普通战斗平均掉血。</w:t>
-      </w:r>
-    </w:p>
-    <w:p>
-      <w:pPr>
-        <w:pStyle w:val="ListBullet"/>
-      </w:pPr>
-      <w:r>
-        <w:rPr>
-          <w:rFonts w:ascii="宋体" w:hAnsi="宋体" w:eastAsia="宋体" w:cs="宋体"/>
-          <w:color w:val="000000"/>
-          <w:sz w:val="24"/>
-        </w:rPr>
-        <w:t>精英战斗平均掉血。</w:t>
-      </w:r>
-    </w:p>
-    <w:p>
-      <w:pPr>
-        <w:pStyle w:val="ListBullet"/>
-      </w:pPr>
-      <w:r>
-        <w:rPr>
-          <w:rFonts w:ascii="宋体" w:hAnsi="宋体" w:eastAsia="宋体" w:cs="宋体"/>
-          <w:color w:val="000000"/>
-          <w:sz w:val="24"/>
-        </w:rPr>
-        <w:t>Boss 战胜率。</w:t>
-      </w:r>
-    </w:p>
-    <w:p>
-      <w:pPr>
-        <w:pStyle w:val="ListBullet"/>
-      </w:pPr>
-      <w:r>
-        <w:rPr>
-          <w:rFonts w:ascii="宋体" w:hAnsi="宋体" w:eastAsia="宋体" w:cs="宋体"/>
-          <w:color w:val="000000"/>
-          <w:sz w:val="24"/>
-        </w:rPr>
-        <w:t>玩家最终牌组大小。</w:t>
-      </w:r>
-    </w:p>
-    <w:p>
-      <w:pPr>
-        <w:pStyle w:val="ListBullet"/>
-      </w:pPr>
-      <w:r>
-        <w:rPr>
-          <w:rFonts w:ascii="宋体" w:hAnsi="宋体" w:eastAsia="宋体" w:cs="宋体"/>
-          <w:color w:val="000000"/>
-          <w:sz w:val="24"/>
-        </w:rPr>
-        <w:t>插件获取数量。</w:t>
-      </w:r>
-    </w:p>
-    <w:p>
-      <w:pPr>
-        <w:pStyle w:val="ListBullet"/>
-      </w:pPr>
-      <w:r>
-        <w:rPr>
-          <w:rFonts w:ascii="宋体" w:hAnsi="宋体" w:eastAsia="宋体" w:cs="宋体"/>
-          <w:color w:val="000000"/>
-          <w:sz w:val="24"/>
-        </w:rPr>
-        <w:t>每类卡牌选择率。</w:t>
-      </w:r>
-    </w:p>
-    <w:p>
-      <w:pPr>
-        <w:pStyle w:val="Heading2"/>
-      </w:pPr>
-      <w:r>
-        <w:rPr>
-          <w:rFonts w:ascii="黑体" w:hAnsi="黑体" w:eastAsia="黑体" w:cs="黑体"/>
-          <w:b/>
-          <w:color w:val="000000"/>
-          <w:sz w:val="24"/>
-        </w:rPr>
-        <w:t>13.3 体验测试</w:t>
-      </w:r>
-    </w:p>
-    <w:p>
-      <w:r>
-        <w:rPr>
-          <w:rFonts w:ascii="黑体" w:hAnsi="黑体" w:eastAsia="黑体" w:cs="宋体"/>
-          <w:b/>
-          <w:color w:val="000000"/>
-          <w:sz w:val="24"/>
-        </w:rPr>
-        <w:t>观察问题：</w:t>
-      </w:r>
-    </w:p>
-    <w:p>
-      <w:pPr>
-        <w:pStyle w:val="ListBullet"/>
-      </w:pPr>
-      <w:r>
-        <w:rPr>
-          <w:rFonts w:ascii="宋体" w:hAnsi="宋体" w:eastAsia="宋体" w:cs="宋体"/>
-          <w:color w:val="000000"/>
-          <w:sz w:val="24"/>
-        </w:rPr>
-        <w:t>玩家是否能理解参数牌用途。</w:t>
-      </w:r>
-    </w:p>
-    <w:p>
-      <w:pPr>
-        <w:pStyle w:val="ListBullet"/>
-      </w:pPr>
-      <w:r>
-        <w:rPr>
-          <w:rFonts w:ascii="宋体" w:hAnsi="宋体" w:eastAsia="宋体" w:cs="宋体"/>
-          <w:color w:val="000000"/>
-          <w:sz w:val="24"/>
-        </w:rPr>
-        <w:t>玩家是否会误解“如果”条件。</w:t>
-      </w:r>
-    </w:p>
-    <w:p>
-      <w:pPr>
-        <w:pStyle w:val="ListBullet"/>
-      </w:pPr>
-      <w:r>
-        <w:rPr>
-          <w:rFonts w:ascii="宋体" w:hAnsi="宋体" w:eastAsia="宋体" w:cs="宋体"/>
-          <w:color w:val="000000"/>
-          <w:sz w:val="24"/>
-        </w:rPr>
-        <w:t>玩家是否能预测循环收益。</w:t>
-      </w:r>
-    </w:p>
-    <w:p>
-      <w:pPr>
-        <w:pStyle w:val="ListBullet"/>
-      </w:pPr>
-      <w:r>
-        <w:rPr>
-          <w:rFonts w:ascii="宋体" w:hAnsi="宋体" w:eastAsia="宋体" w:cs="宋体"/>
-          <w:color w:val="000000"/>
-          <w:sz w:val="24"/>
-        </w:rPr>
-        <w:t>玩家是否觉得拖拽操作顺手。</w:t>
-      </w:r>
-    </w:p>
-    <w:p>
-      <w:pPr>
-        <w:pStyle w:val="ListBullet"/>
-      </w:pPr>
-      <w:r>
-        <w:rPr>
-          <w:rFonts w:ascii="宋体" w:hAnsi="宋体" w:eastAsia="宋体" w:cs="宋体"/>
-          <w:color w:val="000000"/>
-          <w:sz w:val="24"/>
-        </w:rPr>
-        <w:t>玩家是否能读懂敌人代码意图。</w:t>
-      </w:r>
-    </w:p>
-    <w:p>
-      <w:pPr>
-        <w:pStyle w:val="ListBullet"/>
-      </w:pPr>
-      <w:r>
-        <w:rPr>
-          <w:rFonts w:ascii="宋体" w:hAnsi="宋体" w:eastAsia="宋体" w:cs="宋体"/>
-          <w:color w:val="000000"/>
-          <w:sz w:val="24"/>
-        </w:rPr>
-        <w:t>玩家是否知道下一步该做什么。</w:t>
-      </w:r>
-    </w:p>
-    <w:p>
-      <w:pPr>
-        <w:spacing w:before="40" w:after="40"/>
-      </w:pPr>
-    </w:p>
-    <w:p>
-      <w:pPr>
-        <w:pStyle w:val="Heading1"/>
-      </w:pPr>
-      <w:r>
-        <w:rPr>
-          <w:rFonts w:ascii="黑体" w:hAnsi="黑体" w:eastAsia="黑体" w:cs="黑体"/>
-          <w:b/>
-          <w:color w:val="000000"/>
-          <w:sz w:val="28"/>
         </w:rPr>
         <w:t>14. 当前问题与风险清单</w:t>
       </w:r>
@@ -11206,17 +11503,13 @@
             </w:tcMar>
           </w:tcPr>
           <w:p>
-            <w:pPr>
-              <w:spacing w:after="0"/>
-            </w:pPr>
             <w:r>
               <w:rPr>
-                <w:rFonts w:ascii="宋体" w:hAnsi="宋体" w:eastAsia="宋体" w:cs="宋体"/>
-                <w:b w:val="0"/>
+                <w:rFonts w:ascii="宋体" w:hAnsi="宋体" w:eastAsia="宋体"/>
                 <w:color w:val="000000"/>
                 <w:sz w:val="24"/>
               </w:rPr>
-              <w:t>商店移除卡牌为随机</w:t>
+              <w:t>商店基础体验已优化，仍缺少升级系统</w:t>
             </w:r>
           </w:p>
         </w:tc>
@@ -11232,17 +11525,13 @@
             </w:tcMar>
           </w:tcPr>
           <w:p>
-            <w:pPr>
-              <w:spacing w:after="0"/>
-            </w:pPr>
             <w:r>
               <w:rPr>
-                <w:rFonts w:ascii="宋体" w:hAnsi="宋体" w:eastAsia="宋体" w:cs="宋体"/>
-                <w:b w:val="0"/>
+                <w:rFonts w:ascii="宋体" w:hAnsi="宋体" w:eastAsia="宋体"/>
                 <w:color w:val="000000"/>
                 <w:sz w:val="24"/>
               </w:rPr>
-              <w:t>玩家失去控制感</w:t>
+              <w:t>商店长期吸引力不足</w:t>
             </w:r>
           </w:p>
         </w:tc>
@@ -11258,17 +11547,13 @@
             </w:tcMar>
           </w:tcPr>
           <w:p>
-            <w:pPr>
-              <w:spacing w:after="0"/>
-            </w:pPr>
             <w:r>
               <w:rPr>
-                <w:rFonts w:ascii="宋体" w:hAnsi="宋体" w:eastAsia="宋体" w:cs="宋体"/>
-                <w:b w:val="0"/>
+                <w:rFonts w:ascii="宋体" w:hAnsi="宋体" w:eastAsia="宋体"/>
                 <w:color w:val="000000"/>
                 <w:sz w:val="24"/>
               </w:rPr>
-              <w:t>改为打开牌组选择界面</w:t>
+              <w:t>设计卡牌升级表、稀有商品和限购策略</w:t>
             </w:r>
           </w:p>
         </w:tc>
@@ -11526,17 +11811,13 @@
             </w:tcMar>
           </w:tcPr>
           <w:p>
-            <w:pPr>
-              <w:spacing w:after="0"/>
-            </w:pPr>
             <w:r>
               <w:rPr>
-                <w:rFonts w:ascii="宋体" w:hAnsi="宋体" w:eastAsia="宋体" w:cs="宋体"/>
-                <w:b w:val="0"/>
+                <w:rFonts w:ascii="宋体" w:hAnsi="宋体" w:eastAsia="宋体"/>
                 <w:color w:val="000000"/>
                 <w:sz w:val="24"/>
               </w:rPr>
-              <w:t>事件数量偏少</w:t>
+              <w:t>事件数量已有 10 个，但层级差异不足</w:t>
             </w:r>
           </w:p>
         </w:tc>
@@ -11552,17 +11833,13 @@
             </w:tcMar>
           </w:tcPr>
           <w:p>
-            <w:pPr>
-              <w:spacing w:after="0"/>
-            </w:pPr>
             <w:r>
               <w:rPr>
-                <w:rFonts w:ascii="宋体" w:hAnsi="宋体" w:eastAsia="宋体" w:cs="宋体"/>
-                <w:b w:val="0"/>
+                <w:rFonts w:ascii="宋体" w:hAnsi="宋体" w:eastAsia="宋体"/>
                 <w:color w:val="000000"/>
                 <w:sz w:val="24"/>
               </w:rPr>
-              <w:t>地图重复感上升</w:t>
+              <w:t>中后期地图重复感仍可能上升</w:t>
             </w:r>
           </w:p>
         </w:tc>
@@ -11578,17 +11855,13 @@
             </w:tcMar>
           </w:tcPr>
           <w:p>
-            <w:pPr>
-              <w:spacing w:after="0"/>
-            </w:pPr>
             <w:r>
               <w:rPr>
-                <w:rFonts w:ascii="宋体" w:hAnsi="宋体" w:eastAsia="宋体" w:cs="宋体"/>
-                <w:b w:val="0"/>
+                <w:rFonts w:ascii="宋体" w:hAnsi="宋体" w:eastAsia="宋体"/>
                 <w:color w:val="000000"/>
                 <w:sz w:val="24"/>
               </w:rPr>
-              <w:t>扩充事件池并按层级区分</w:t>
+              <w:t>继续扩充到 25 个以上，并按层级、角色或风险等级区分</w:t>
             </w:r>
           </w:p>
         </w:tc>
@@ -11686,10 +11959,10 @@
       </w:pPr>
       <w:r>
         <w:rPr>
-          <w:rFonts w:ascii="黑体" w:hAnsi="黑体" w:eastAsia="黑体" w:cs="黑体"/>
+          <w:rFonts w:ascii="宋体" w:hAnsi="宋体" w:eastAsia="宋体" w:cs="黑体"/>
           <w:b/>
           <w:color w:val="000000"/>
-          <w:sz w:val="28"/>
+          <w:sz w:val="24"/>
         </w:rPr>
         <w:t>15. 成功标准</w:t>
       </w:r>
@@ -11697,7 +11970,7 @@
     <w:p>
       <w:r>
         <w:rPr>
-          <w:rFonts w:ascii="黑体" w:hAnsi="黑体" w:eastAsia="黑体" w:cs="宋体"/>
+          <w:rFonts w:ascii="宋体" w:hAnsi="宋体" w:eastAsia="宋体" w:cs="宋体"/>
           <w:b/>
           <w:color w:val="000000"/>
           <w:sz w:val="24"/>
@@ -11786,7 +12059,7 @@
     <w:p>
       <w:r>
         <w:rPr>
-          <w:rFonts w:ascii="黑体" w:hAnsi="黑体" w:eastAsia="黑体" w:cs="宋体"/>
+          <w:rFonts w:ascii="宋体" w:hAnsi="宋体" w:eastAsia="宋体" w:cs="宋体"/>
           <w:b/>
           <w:color w:val="000000"/>
           <w:sz w:val="24"/>
@@ -11870,10 +12143,10 @@
       </w:pPr>
       <w:r>
         <w:rPr>
-          <w:rFonts w:ascii="黑体" w:hAnsi="黑体" w:eastAsia="黑体" w:cs="黑体"/>
+          <w:rFonts w:ascii="宋体" w:hAnsi="宋体" w:eastAsia="宋体" w:cs="黑体"/>
           <w:b/>
           <w:color w:val="000000"/>
-          <w:sz w:val="28"/>
+          <w:sz w:val="24"/>
         </w:rPr>
         <w:t>16. 结语</w:t>
       </w:r>
